--- a/00-首页/题组Word/第一轮·竞赛教材版/第一轮原理·7-沉淀溶解平衡（学生版）.docx
+++ b/00-首页/题组Word/第一轮·竞赛教材版/第一轮原理·7-沉淀溶解平衡（学生版）.docx
@@ -811,14 +811,14 @@
         </w:rPr>
         <w:drawing>
           <wp:inline>
-            <wp:extent cx="3240000" cy="4584609"/>
+            <wp:extent cx="3600000" cy="2207066"/>
             <wp:effectExtent b="0" l="0" r="0" t="0"/>
             <wp:docPr descr="" title="" id="13" name="Picture"/>
             <a:graphic>
               <a:graphicData uri="http://schemas.openxmlformats.org/drawingml/2006/picture">
                 <pic:pic>
                   <pic:nvPicPr>
-                    <pic:cNvPr descr="2022-浙江预赛_p08.png" id="14" name="Picture"/>
+                    <pic:cNvPr descr="b54f526be94e82e6.png" id="14" name="Picture"/>
                     <pic:cNvPicPr>
                       <a:picLocks noChangeArrowheads="1" noChangeAspect="1"/>
                     </pic:cNvPicPr>
@@ -832,7 +832,7 @@
                   <pic:spPr bwMode="auto">
                     <a:xfrm>
                       <a:off x="0" y="0"/>
-                      <a:ext cx="3240000" cy="4584609"/>
+                      <a:ext cx="3600000" cy="2207066"/>
                     </a:xfrm>
                     <a:prstGeom prst="rect">
                       <a:avLst/>

--- a/00-首页/题组Word/第一轮·竞赛教材版/第一轮原理·7-沉淀溶解平衡（学生版）.docx
+++ b/00-首页/题组Word/第一轮·竞赛教材版/第一轮原理·7-沉淀溶解平衡（学生版）.docx
@@ -250,17 +250,64 @@
     <w:p>
       <w:pPr>
         <w:pStyle w:val="Compact"/>
-        <w:numPr>
-          <w:ilvl w:val="0"/>
-          <w:numId w:val="1001"/>
-        </w:numPr>
-      </w:pPr>
-      <w:r>
-        <w:rPr>
-          <w:rFonts w:ascii="Times New Roman" w:hAnsi="Times New Roman" w:eastAsia="Times New Roman" w:cs="Times New Roman"/>
-        </w:rPr>
-        <w:t xml:space="preserve">A. 2.1 g　　B. 0.21 g　　C. 0.021 g　　D. 0.0021 g</w:t>
-      </w:r>
+        <w:ind w:left="480" w:hanging="480"/>
+        <w:spacing w:after="0"/>
+      </w:pPr>
+      <w:r>
+        <w:rPr>
+          <w:rFonts w:ascii="Times New Roman" w:hAnsi="Times New Roman" w:eastAsia="Times New Roman" w:cs="Times New Roman"/>
+        </w:rPr>
+        <w:t xml:space="preserve">A. 2.1 g　　</w:t>
+      </w:r>
+    </w:p>
+    <w:p>
+      <w:pPr>
+        <w:pStyle w:val="Compact"/>
+        <w:ind w:left="480" w:hanging="480"/>
+        <w:spacing w:before="0" w:after="0"/>
+      </w:pPr>
+      <w:r>
+        <w:rPr>
+          <w:rFonts w:ascii="Times New Roman" w:hAnsi="Times New Roman" w:eastAsia="Times New Roman" w:cs="Times New Roman"/>
+        </w:rPr>
+        <w:t xml:space="preserve">B. 0.21 g　　</w:t>
+      </w:r>
+    </w:p>
+    <w:p>
+      <w:pPr>
+        <w:pStyle w:val="Compact"/>
+        <w:ind w:left="480" w:hanging="480"/>
+        <w:spacing w:before="0" w:after="0"/>
+      </w:pPr>
+      <w:r>
+        <w:rPr>
+          <w:rFonts w:ascii="Times New Roman" w:hAnsi="Times New Roman" w:eastAsia="Times New Roman" w:cs="Times New Roman"/>
+        </w:rPr>
+        <w:t xml:space="preserve">C. 0.021 g　　</w:t>
+      </w:r>
+    </w:p>
+    <w:p>
+      <w:pPr>
+        <w:pStyle w:val="Compact"/>
+        <w:ind w:left="480" w:hanging="480"/>
+        <w:spacing w:before="0" w:after="36"/>
+      </w:pPr>
+      <w:r>
+        <w:rPr>
+          <w:rFonts w:ascii="Times New Roman" w:hAnsi="Times New Roman" w:eastAsia="Times New Roman" w:cs="Times New Roman"/>
+        </w:rPr>
+        <w:t xml:space="preserve">D. 0.0021 g</w:t>
+      </w:r>
+    </w:p>
+    <w:p>
+      <w:pPr>
+        <w:spacing w:before="0" w:after="0"/>
+      </w:pPr>
+    </w:p>
+    <w:p>
+      <w:pPr>
+        <w:spacing w:before="0" w:after="0"/>
+      </w:pPr>
     </w:p>
     <w:p>
       <w:pPr>
@@ -324,16 +371,27 @@
     <w:p>
       <w:pPr>
         <w:pStyle w:val="Compact"/>
-        <w:numPr>
-          <w:ilvl w:val="0"/>
-          <w:numId w:val="1002"/>
-        </w:numPr>
-      </w:pPr>
-      <w:r>
-        <w:rPr>
-          <w:rFonts w:ascii="Times New Roman" w:hAnsi="Times New Roman" w:eastAsia="Times New Roman" w:cs="Times New Roman"/>
-        </w:rPr>
-        <w:t>A. AgCl　　B. Ag</w:t>
+        <w:ind w:left="480" w:hanging="480"/>
+        <w:spacing w:after="0"/>
+      </w:pPr>
+      <w:r>
+        <w:rPr>
+          <w:rFonts w:ascii="Times New Roman" w:hAnsi="Times New Roman" w:eastAsia="Times New Roman" w:cs="Times New Roman"/>
+        </w:rPr>
+        <w:t>A. AgCl　　</w:t>
+      </w:r>
+    </w:p>
+    <w:p>
+      <w:pPr>
+        <w:pStyle w:val="Compact"/>
+        <w:ind w:left="480" w:hanging="480"/>
+        <w:spacing w:before="0" w:after="0"/>
+      </w:pPr>
+      <w:r>
+        <w:rPr>
+          <w:rFonts w:ascii="Times New Roman" w:hAnsi="Times New Roman" w:eastAsia="Times New Roman" w:cs="Times New Roman"/>
+        </w:rPr>
+        <w:t>B. Ag</w:t>
       </w:r>
       <w:r>
         <w:rPr>
@@ -359,7 +417,20 @@
         <w:rPr>
           <w:rFonts w:ascii="Times New Roman" w:hAnsi="Times New Roman" w:eastAsia="Times New Roman" w:cs="Times New Roman"/>
         </w:rPr>
-        <w:t xml:space="preserve">　　C. HgCl</w:t>
+        <w:t xml:space="preserve">　　</w:t>
+      </w:r>
+    </w:p>
+    <w:p>
+      <w:pPr>
+        <w:pStyle w:val="Compact"/>
+        <w:ind w:left="480" w:hanging="480"/>
+        <w:spacing w:before="0" w:after="0"/>
+      </w:pPr>
+      <w:r>
+        <w:rPr>
+          <w:rFonts w:ascii="Times New Roman" w:hAnsi="Times New Roman" w:eastAsia="Times New Roman" w:cs="Times New Roman"/>
+        </w:rPr>
+        <w:t xml:space="preserve">C. HgCl</w:t>
       </w:r>
       <w:r>
         <w:rPr>
@@ -372,8 +443,31 @@
         <w:rPr>
           <w:rFonts w:ascii="Times New Roman" w:hAnsi="Times New Roman" w:eastAsia="Times New Roman" w:cs="Times New Roman"/>
         </w:rPr>
-        <w:t xml:space="preserve">　　D. CuS</w:t>
-      </w:r>
+        <w:t xml:space="preserve">　　</w:t>
+      </w:r>
+    </w:p>
+    <w:p>
+      <w:pPr>
+        <w:pStyle w:val="Compact"/>
+        <w:ind w:left="480" w:hanging="480"/>
+        <w:spacing w:before="0" w:after="36"/>
+      </w:pPr>
+      <w:r>
+        <w:rPr>
+          <w:rFonts w:ascii="Times New Roman" w:hAnsi="Times New Roman" w:eastAsia="Times New Roman" w:cs="Times New Roman"/>
+        </w:rPr>
+        <w:t xml:space="preserve">D. CuS</w:t>
+      </w:r>
+    </w:p>
+    <w:p>
+      <w:pPr>
+        <w:spacing w:before="0" w:after="0"/>
+      </w:pPr>
+    </w:p>
+    <w:p>
+      <w:pPr>
+        <w:spacing w:before="0" w:after="0"/>
+      </w:pPr>
     </w:p>
     <w:p>
       <w:pPr>
@@ -558,6 +652,31 @@
     </w:p>
     <w:p>
       <w:pPr>
+        <w:spacing w:before="0" w:after="0"/>
+      </w:pPr>
+    </w:p>
+    <w:p>
+      <w:pPr>
+        <w:spacing w:before="0" w:after="0"/>
+      </w:pPr>
+    </w:p>
+    <w:p>
+      <w:pPr>
+        <w:spacing w:before="0" w:after="0"/>
+      </w:pPr>
+    </w:p>
+    <w:p>
+      <w:pPr>
+        <w:spacing w:before="0" w:after="0"/>
+      </w:pPr>
+    </w:p>
+    <w:p>
+      <w:pPr>
+        <w:spacing w:before="0" w:after="0"/>
+      </w:pPr>
+    </w:p>
+    <w:p>
+      <w:pPr>
         <w:spacing w:before="160" w:after="80"/>
       </w:pPr>
       <w:r>
@@ -811,7 +930,7 @@
         </w:rPr>
         <w:drawing>
           <wp:inline>
-            <wp:extent cx="3600000" cy="2207066"/>
+            <wp:extent cx="3600000" cy="2174322"/>
             <wp:effectExtent b="0" l="0" r="0" t="0"/>
             <wp:docPr descr="" title="" id="13" name="Picture"/>
             <a:graphic>
@@ -832,7 +951,7 @@
                   <pic:spPr bwMode="auto">
                     <a:xfrm>
                       <a:off x="0" y="0"/>
-                      <a:ext cx="3600000" cy="2207066"/>
+                      <a:ext cx="3600000" cy="2174322"/>
                     </a:xfrm>
                     <a:prstGeom prst="rect">
                       <a:avLst/>
@@ -854,10 +973,6 @@
     <w:p>
       <w:pPr>
         <w:pStyle w:val="Compact"/>
-        <w:numPr>
-          <w:ilvl w:val="0"/>
-          <w:numId w:val="1003"/>
-        </w:numPr>
       </w:pPr>
       <w:r>
         <w:rPr>
@@ -937,10 +1052,6 @@
     <w:p>
       <w:pPr>
         <w:pStyle w:val="Compact"/>
-        <w:numPr>
-          <w:ilvl w:val="0"/>
-          <w:numId w:val="1003"/>
-        </w:numPr>
       </w:pPr>
       <w:r>
         <w:rPr>
@@ -1014,10 +1125,6 @@
     <w:p>
       <w:pPr>
         <w:pStyle w:val="Compact"/>
-        <w:numPr>
-          <w:ilvl w:val="0"/>
-          <w:numId w:val="1003"/>
-        </w:numPr>
       </w:pPr>
       <w:r>
         <w:rPr>
@@ -1133,10 +1240,6 @@
     <w:p>
       <w:pPr>
         <w:pStyle w:val="Compact"/>
-        <w:numPr>
-          <w:ilvl w:val="0"/>
-          <w:numId w:val="1003"/>
-        </w:numPr>
       </w:pPr>
       <w:r>
         <w:rPr>
@@ -1242,6 +1345,16 @@
         </w:rPr>
         <w:t xml:space="preserve">的变化</w:t>
       </w:r>
+    </w:p>
+    <w:p>
+      <w:pPr>
+        <w:spacing w:before="0" w:after="0"/>
+      </w:pPr>
+    </w:p>
+    <w:p>
+      <w:pPr>
+        <w:spacing w:before="0" w:after="0"/>
+      </w:pPr>
     </w:p>
     <w:p>
       <w:pPr>
@@ -1360,6 +1473,21 @@
         </w:rPr>
         <w:t>）。</w:t>
       </w:r>
+    </w:p>
+    <w:p>
+      <w:pPr>
+        <w:spacing w:before="0" w:after="0"/>
+      </w:pPr>
+    </w:p>
+    <w:p>
+      <w:pPr>
+        <w:spacing w:before="0" w:after="0"/>
+      </w:pPr>
+    </w:p>
+    <w:p>
+      <w:pPr>
+        <w:spacing w:before="0" w:after="0"/>
+      </w:pPr>
     </w:p>
     <w:p>
       <w:pPr>
@@ -1731,6 +1859,21 @@
         </w:rPr>
         <w:t>。</w:t>
       </w:r>
+    </w:p>
+    <w:p>
+      <w:pPr>
+        <w:spacing w:before="0" w:after="0"/>
+      </w:pPr>
+    </w:p>
+    <w:p>
+      <w:pPr>
+        <w:spacing w:before="0" w:after="0"/>
+      </w:pPr>
+    </w:p>
+    <w:p>
+      <w:pPr>
+        <w:spacing w:before="0" w:after="0"/>
+      </w:pPr>
     </w:p>
     <w:p>
       <w:pPr>
@@ -2461,7 +2604,7 @@
         </w:rPr>
         <w:drawing>
           <wp:inline>
-            <wp:extent cx="3240000" cy="2972476"/>
+            <wp:extent cx="3240000" cy="2924338"/>
             <wp:effectExtent b="0" l="0" r="0" t="0"/>
             <wp:docPr descr="" title="" id="19" name="Picture"/>
             <a:graphic>
@@ -2482,7 +2625,7 @@
                   <pic:spPr bwMode="auto">
                     <a:xfrm>
                       <a:off x="0" y="0"/>
-                      <a:ext cx="3240000" cy="2972476"/>
+                      <a:ext cx="3240000" cy="2924338"/>
                     </a:xfrm>
                     <a:prstGeom prst="rect">
                       <a:avLst/>
@@ -2503,6 +2646,16 @@
     </w:p>
     <w:p>
       <w:pPr>
+        <w:spacing w:before="0" w:after="0"/>
+      </w:pPr>
+    </w:p>
+    <w:p>
+      <w:pPr>
+        <w:spacing w:before="0" w:after="0"/>
+      </w:pPr>
+    </w:p>
+    <w:p>
+      <w:pPr>
         <w:spacing w:before="160" w:after="80"/>
       </w:pPr>
       <w:r>
@@ -2814,6 +2967,21 @@
         </w:rPr>
         <w:t xml:space="preserve">。</w:t>
       </w:r>
+    </w:p>
+    <w:p>
+      <w:pPr>
+        <w:spacing w:before="0" w:after="0"/>
+      </w:pPr>
+    </w:p>
+    <w:p>
+      <w:pPr>
+        <w:spacing w:before="0" w:after="0"/>
+      </w:pPr>
+    </w:p>
+    <w:p>
+      <w:pPr>
+        <w:spacing w:before="0" w:after="0"/>
+      </w:pPr>
     </w:p>
     <w:p>
       <w:pPr>
@@ -2973,7 +3141,7 @@
         </w:rPr>
         <w:drawing>
           <wp:inline>
-            <wp:extent cx="3600000" cy="2405881"/>
+            <wp:extent cx="3594116" cy="2405881"/>
             <wp:effectExtent b="0" l="0" r="0" t="0"/>
             <wp:docPr descr="" title="" id="24" name="Picture"/>
             <a:graphic>
@@ -2994,7 +3162,7 @@
                   <pic:spPr bwMode="auto">
                     <a:xfrm>
                       <a:off x="0" y="0"/>
-                      <a:ext cx="3600000" cy="2405881"/>
+                      <a:ext cx="3594116" cy="2405881"/>
                     </a:xfrm>
                     <a:prstGeom prst="rect">
                       <a:avLst/>
@@ -3399,6 +3567,16 @@
     </w:p>
     <w:p>
       <w:pPr>
+        <w:spacing w:before="0" w:after="0"/>
+      </w:pPr>
+    </w:p>
+    <w:p>
+      <w:pPr>
+        <w:spacing w:before="0" w:after="0"/>
+      </w:pPr>
+    </w:p>
+    <w:p>
+      <w:pPr>
         <w:spacing w:before="160" w:after="80"/>
       </w:pPr>
       <w:r>
@@ -3788,6 +3966,46 @@
         </w:rPr>
         <w:t>。</w:t>
       </w:r>
+    </w:p>
+    <w:p>
+      <w:pPr>
+        <w:spacing w:before="0" w:after="0"/>
+      </w:pPr>
+    </w:p>
+    <w:p>
+      <w:pPr>
+        <w:spacing w:before="0" w:after="0"/>
+      </w:pPr>
+    </w:p>
+    <w:p>
+      <w:pPr>
+        <w:spacing w:before="0" w:after="0"/>
+      </w:pPr>
+    </w:p>
+    <w:p>
+      <w:pPr>
+        <w:spacing w:before="0" w:after="0"/>
+      </w:pPr>
+    </w:p>
+    <w:p>
+      <w:pPr>
+        <w:spacing w:before="0" w:after="0"/>
+      </w:pPr>
+    </w:p>
+    <w:p>
+      <w:pPr>
+        <w:spacing w:before="0" w:after="0"/>
+      </w:pPr>
+    </w:p>
+    <w:p>
+      <w:pPr>
+        <w:spacing w:before="0" w:after="0"/>
+      </w:pPr>
+    </w:p>
+    <w:p>
+      <w:pPr>
+        <w:spacing w:before="0" w:after="0"/>
+      </w:pPr>
     </w:p>
     <w:p>
       <w:pPr>
@@ -4492,6 +4710,31 @@
         </w:rPr>
         <w:t>。</w:t>
       </w:r>
+    </w:p>
+    <w:p>
+      <w:pPr>
+        <w:spacing w:before="0" w:after="0"/>
+      </w:pPr>
+    </w:p>
+    <w:p>
+      <w:pPr>
+        <w:spacing w:before="0" w:after="0"/>
+      </w:pPr>
+    </w:p>
+    <w:p>
+      <w:pPr>
+        <w:spacing w:before="0" w:after="0"/>
+      </w:pPr>
+    </w:p>
+    <w:p>
+      <w:pPr>
+        <w:spacing w:before="0" w:after="0"/>
+      </w:pPr>
+    </w:p>
+    <w:p>
+      <w:pPr>
+        <w:spacing w:before="0" w:after="0"/>
+      </w:pPr>
     </w:p>
     <w:p>
       <w:pPr>
@@ -5874,6 +6117,46 @@
     </w:p>
     <w:p>
       <w:pPr>
+        <w:spacing w:before="0" w:after="0"/>
+      </w:pPr>
+    </w:p>
+    <w:p>
+      <w:pPr>
+        <w:spacing w:before="0" w:after="0"/>
+      </w:pPr>
+    </w:p>
+    <w:p>
+      <w:pPr>
+        <w:spacing w:before="0" w:after="0"/>
+      </w:pPr>
+    </w:p>
+    <w:p>
+      <w:pPr>
+        <w:spacing w:before="0" w:after="0"/>
+      </w:pPr>
+    </w:p>
+    <w:p>
+      <w:pPr>
+        <w:spacing w:before="0" w:after="0"/>
+      </w:pPr>
+    </w:p>
+    <w:p>
+      <w:pPr>
+        <w:spacing w:before="0" w:after="0"/>
+      </w:pPr>
+    </w:p>
+    <w:p>
+      <w:pPr>
+        <w:spacing w:before="0" w:after="0"/>
+      </w:pPr>
+    </w:p>
+    <w:p>
+      <w:pPr>
+        <w:spacing w:before="0" w:after="0"/>
+      </w:pPr>
+    </w:p>
+    <w:p>
+      <w:pPr>
         <w:spacing w:before="160" w:after="80"/>
       </w:pPr>
       <w:r>
@@ -6211,10 +6494,8 @@
     <w:p>
       <w:pPr>
         <w:pStyle w:val="Compact"/>
-        <w:numPr>
-          <w:ilvl w:val="0"/>
-          <w:numId w:val="1005"/>
-        </w:numPr>
+        <w:ind w:left="480" w:hanging="480"/>
+        <w:spacing w:after="0"/>
       </w:pPr>
       <w:r>
         <w:rPr>
@@ -6246,7 +6527,20 @@
         <w:rPr>
           <w:rFonts w:ascii="Times New Roman" w:hAnsi="Times New Roman" w:eastAsia="Times New Roman" w:cs="Times New Roman"/>
         </w:rPr>
-        <w:t xml:space="preserve">　　B. 5.06×10</w:t>
+        <w:t xml:space="preserve">　　</w:t>
+      </w:r>
+    </w:p>
+    <w:p>
+      <w:pPr>
+        <w:pStyle w:val="Compact"/>
+        <w:ind w:left="480" w:hanging="480"/>
+        <w:spacing w:before="0" w:after="36"/>
+      </w:pPr>
+      <w:r>
+        <w:rPr>
+          <w:rFonts w:ascii="Times New Roman" w:hAnsi="Times New Roman" w:eastAsia="Times New Roman" w:cs="Times New Roman"/>
+        </w:rPr>
+        <w:t xml:space="preserve">B. 5.06×10</w:t>
       </w:r>
       <w:r>
         <w:rPr>
@@ -6272,10 +6566,8 @@
     <w:p>
       <w:pPr>
         <w:pStyle w:val="Compact"/>
-        <w:numPr>
-          <w:ilvl w:val="0"/>
-          <w:numId w:val="1005"/>
-        </w:numPr>
+        <w:ind w:left="480" w:hanging="480"/>
+        <w:spacing w:after="0"/>
       </w:pPr>
       <w:r>
         <w:rPr>
@@ -6307,7 +6599,20 @@
         <w:rPr>
           <w:rFonts w:ascii="Times New Roman" w:hAnsi="Times New Roman" w:eastAsia="Times New Roman" w:cs="Times New Roman"/>
         </w:rPr>
-        <w:t xml:space="preserve">　　D. 3.29×10</w:t>
+        <w:t xml:space="preserve">　　</w:t>
+      </w:r>
+    </w:p>
+    <w:p>
+      <w:pPr>
+        <w:pStyle w:val="Compact"/>
+        <w:ind w:left="480" w:hanging="480"/>
+        <w:spacing w:before="0" w:after="36"/>
+      </w:pPr>
+      <w:r>
+        <w:rPr>
+          <w:rFonts w:ascii="Times New Roman" w:hAnsi="Times New Roman" w:eastAsia="Times New Roman" w:cs="Times New Roman"/>
+        </w:rPr>
+        <w:t xml:space="preserve">D. 3.29×10</w:t>
       </w:r>
       <w:r>
         <w:rPr>
@@ -6329,6 +6634,16 @@
         </w:rPr>
         <w:t>-1</w:t>
       </w:r>
+    </w:p>
+    <w:p>
+      <w:pPr>
+        <w:spacing w:before="0" w:after="0"/>
+      </w:pPr>
+    </w:p>
+    <w:p>
+      <w:pPr>
+        <w:spacing w:before="0" w:after="0"/>
+      </w:pPr>
     </w:p>
     <w:p>
       <w:pPr>
@@ -7228,6 +7543,46 @@
     </w:p>
     <w:p>
       <w:pPr>
+        <w:spacing w:before="0" w:after="0"/>
+      </w:pPr>
+    </w:p>
+    <w:p>
+      <w:pPr>
+        <w:spacing w:before="0" w:after="0"/>
+      </w:pPr>
+    </w:p>
+    <w:p>
+      <w:pPr>
+        <w:spacing w:before="0" w:after="0"/>
+      </w:pPr>
+    </w:p>
+    <w:p>
+      <w:pPr>
+        <w:spacing w:before="0" w:after="0"/>
+      </w:pPr>
+    </w:p>
+    <w:p>
+      <w:pPr>
+        <w:spacing w:before="0" w:after="0"/>
+      </w:pPr>
+    </w:p>
+    <w:p>
+      <w:pPr>
+        <w:spacing w:before="0" w:after="0"/>
+      </w:pPr>
+    </w:p>
+    <w:p>
+      <w:pPr>
+        <w:spacing w:before="0" w:after="0"/>
+      </w:pPr>
+    </w:p>
+    <w:p>
+      <w:pPr>
+        <w:spacing w:before="0" w:after="0"/>
+      </w:pPr>
+    </w:p>
+    <w:p>
+      <w:pPr>
         <w:spacing w:before="160" w:after="80"/>
       </w:pPr>
       <w:r>
@@ -7638,6 +7993,46 @@
     </w:p>
     <w:p>
       <w:pPr>
+        <w:spacing w:before="0" w:after="0"/>
+      </w:pPr>
+    </w:p>
+    <w:p>
+      <w:pPr>
+        <w:spacing w:before="0" w:after="0"/>
+      </w:pPr>
+    </w:p>
+    <w:p>
+      <w:pPr>
+        <w:spacing w:before="0" w:after="0"/>
+      </w:pPr>
+    </w:p>
+    <w:p>
+      <w:pPr>
+        <w:spacing w:before="0" w:after="0"/>
+      </w:pPr>
+    </w:p>
+    <w:p>
+      <w:pPr>
+        <w:spacing w:before="0" w:after="0"/>
+      </w:pPr>
+    </w:p>
+    <w:p>
+      <w:pPr>
+        <w:spacing w:before="0" w:after="0"/>
+      </w:pPr>
+    </w:p>
+    <w:p>
+      <w:pPr>
+        <w:spacing w:before="0" w:after="0"/>
+      </w:pPr>
+    </w:p>
+    <w:p>
+      <w:pPr>
+        <w:spacing w:before="0" w:after="0"/>
+      </w:pPr>
+    </w:p>
+    <w:p>
+      <w:pPr>
         <w:spacing w:before="160" w:after="80"/>
       </w:pPr>
       <w:r>
@@ -8198,6 +8593,46 @@
     </w:p>
     <w:p>
       <w:pPr>
+        <w:spacing w:before="0" w:after="0"/>
+      </w:pPr>
+    </w:p>
+    <w:p>
+      <w:pPr>
+        <w:spacing w:before="0" w:after="0"/>
+      </w:pPr>
+    </w:p>
+    <w:p>
+      <w:pPr>
+        <w:spacing w:before="0" w:after="0"/>
+      </w:pPr>
+    </w:p>
+    <w:p>
+      <w:pPr>
+        <w:spacing w:before="0" w:after="0"/>
+      </w:pPr>
+    </w:p>
+    <w:p>
+      <w:pPr>
+        <w:spacing w:before="0" w:after="0"/>
+      </w:pPr>
+    </w:p>
+    <w:p>
+      <w:pPr>
+        <w:spacing w:before="0" w:after="0"/>
+      </w:pPr>
+    </w:p>
+    <w:p>
+      <w:pPr>
+        <w:spacing w:before="0" w:after="0"/>
+      </w:pPr>
+    </w:p>
+    <w:p>
+      <w:pPr>
+        <w:spacing w:before="0" w:after="0"/>
+      </w:pPr>
+    </w:p>
+    <w:p>
+      <w:pPr>
         <w:spacing w:before="160" w:after="80"/>
       </w:pPr>
       <w:r>
@@ -8905,6 +9340,46 @@
         </w:rPr>
         <w:t>？</w:t>
       </w:r>
+    </w:p>
+    <w:p>
+      <w:pPr>
+        <w:spacing w:before="0" w:after="0"/>
+      </w:pPr>
+    </w:p>
+    <w:p>
+      <w:pPr>
+        <w:spacing w:before="0" w:after="0"/>
+      </w:pPr>
+    </w:p>
+    <w:p>
+      <w:pPr>
+        <w:spacing w:before="0" w:after="0"/>
+      </w:pPr>
+    </w:p>
+    <w:p>
+      <w:pPr>
+        <w:spacing w:before="0" w:after="0"/>
+      </w:pPr>
+    </w:p>
+    <w:p>
+      <w:pPr>
+        <w:spacing w:before="0" w:after="0"/>
+      </w:pPr>
+    </w:p>
+    <w:p>
+      <w:pPr>
+        <w:spacing w:before="0" w:after="0"/>
+      </w:pPr>
+    </w:p>
+    <w:p>
+      <w:pPr>
+        <w:spacing w:before="0" w:after="0"/>
+      </w:pPr>
+    </w:p>
+    <w:p>
+      <w:pPr>
+        <w:spacing w:before="0" w:after="0"/>
+      </w:pPr>
     </w:p>
     <w:p>
       <w:pPr>
@@ -9788,6 +10263,46 @@
     </w:p>
     <w:p>
       <w:pPr>
+        <w:spacing w:before="0" w:after="0"/>
+      </w:pPr>
+    </w:p>
+    <w:p>
+      <w:pPr>
+        <w:spacing w:before="0" w:after="0"/>
+      </w:pPr>
+    </w:p>
+    <w:p>
+      <w:pPr>
+        <w:spacing w:before="0" w:after="0"/>
+      </w:pPr>
+    </w:p>
+    <w:p>
+      <w:pPr>
+        <w:spacing w:before="0" w:after="0"/>
+      </w:pPr>
+    </w:p>
+    <w:p>
+      <w:pPr>
+        <w:spacing w:before="0" w:after="0"/>
+      </w:pPr>
+    </w:p>
+    <w:p>
+      <w:pPr>
+        <w:spacing w:before="0" w:after="0"/>
+      </w:pPr>
+    </w:p>
+    <w:p>
+      <w:pPr>
+        <w:spacing w:before="0" w:after="0"/>
+      </w:pPr>
+    </w:p>
+    <w:p>
+      <w:pPr>
+        <w:spacing w:before="0" w:after="0"/>
+      </w:pPr>
+    </w:p>
+    <w:p>
+      <w:pPr>
         <w:spacing w:before="160" w:after="80"/>
       </w:pPr>
       <w:r>
@@ -9886,6 +10401,21 @@
         </w:rPr>
         <w:t>。</w:t>
       </w:r>
+    </w:p>
+    <w:p>
+      <w:pPr>
+        <w:spacing w:before="0" w:after="0"/>
+      </w:pPr>
+    </w:p>
+    <w:p>
+      <w:pPr>
+        <w:spacing w:before="0" w:after="0"/>
+      </w:pPr>
+    </w:p>
+    <w:p>
+      <w:pPr>
+        <w:spacing w:before="0" w:after="0"/>
+      </w:pPr>
     </w:p>
     <w:p>
       <w:pPr>
@@ -10850,6 +11380,46 @@
     </w:p>
     <w:p>
       <w:pPr>
+        <w:spacing w:before="0" w:after="0"/>
+      </w:pPr>
+    </w:p>
+    <w:p>
+      <w:pPr>
+        <w:spacing w:before="0" w:after="0"/>
+      </w:pPr>
+    </w:p>
+    <w:p>
+      <w:pPr>
+        <w:spacing w:before="0" w:after="0"/>
+      </w:pPr>
+    </w:p>
+    <w:p>
+      <w:pPr>
+        <w:spacing w:before="0" w:after="0"/>
+      </w:pPr>
+    </w:p>
+    <w:p>
+      <w:pPr>
+        <w:spacing w:before="0" w:after="0"/>
+      </w:pPr>
+    </w:p>
+    <w:p>
+      <w:pPr>
+        <w:spacing w:before="0" w:after="0"/>
+      </w:pPr>
+    </w:p>
+    <w:p>
+      <w:pPr>
+        <w:spacing w:before="0" w:after="0"/>
+      </w:pPr>
+    </w:p>
+    <w:p>
+      <w:pPr>
+        <w:spacing w:before="0" w:after="0"/>
+      </w:pPr>
+    </w:p>
+    <w:p>
+      <w:pPr>
         <w:spacing w:before="160" w:after="80"/>
       </w:pPr>
       <w:r>
@@ -12253,6 +12823,46 @@
     </w:p>
     <w:p>
       <w:pPr>
+        <w:spacing w:before="0" w:after="0"/>
+      </w:pPr>
+    </w:p>
+    <w:p>
+      <w:pPr>
+        <w:spacing w:before="0" w:after="0"/>
+      </w:pPr>
+    </w:p>
+    <w:p>
+      <w:pPr>
+        <w:spacing w:before="0" w:after="0"/>
+      </w:pPr>
+    </w:p>
+    <w:p>
+      <w:pPr>
+        <w:spacing w:before="0" w:after="0"/>
+      </w:pPr>
+    </w:p>
+    <w:p>
+      <w:pPr>
+        <w:spacing w:before="0" w:after="0"/>
+      </w:pPr>
+    </w:p>
+    <w:p>
+      <w:pPr>
+        <w:spacing w:before="0" w:after="0"/>
+      </w:pPr>
+    </w:p>
+    <w:p>
+      <w:pPr>
+        <w:spacing w:before="0" w:after="0"/>
+      </w:pPr>
+    </w:p>
+    <w:p>
+      <w:pPr>
+        <w:spacing w:before="0" w:after="0"/>
+      </w:pPr>
+    </w:p>
+    <w:p>
+      <w:pPr>
         <w:spacing w:before="160" w:after="80"/>
       </w:pPr>
       <w:r>
@@ -12933,6 +13543,21 @@
     </w:p>
     <w:p>
       <w:pPr>
+        <w:spacing w:before="0" w:after="0"/>
+      </w:pPr>
+    </w:p>
+    <w:p>
+      <w:pPr>
+        <w:spacing w:before="0" w:after="0"/>
+      </w:pPr>
+    </w:p>
+    <w:p>
+      <w:pPr>
+        <w:spacing w:before="0" w:after="0"/>
+      </w:pPr>
+    </w:p>
+    <w:p>
+      <w:pPr>
         <w:spacing w:before="160" w:after="80"/>
       </w:pPr>
       <w:r>
@@ -13260,6 +13885,31 @@
         </w:rPr>
         <w:t>。</w:t>
       </w:r>
+    </w:p>
+    <w:p>
+      <w:pPr>
+        <w:spacing w:before="0" w:after="0"/>
+      </w:pPr>
+    </w:p>
+    <w:p>
+      <w:pPr>
+        <w:spacing w:before="0" w:after="0"/>
+      </w:pPr>
+    </w:p>
+    <w:p>
+      <w:pPr>
+        <w:spacing w:before="0" w:after="0"/>
+      </w:pPr>
+    </w:p>
+    <w:p>
+      <w:pPr>
+        <w:spacing w:before="0" w:after="0"/>
+      </w:pPr>
+    </w:p>
+    <w:p>
+      <w:pPr>
+        <w:spacing w:before="0" w:after="0"/>
+      </w:pPr>
     </w:p>
     <w:p>
       <w:pPr>
@@ -13974,6 +14624,31 @@
         </w:rPr>
         <w:t>。</w:t>
       </w:r>
+    </w:p>
+    <w:p>
+      <w:pPr>
+        <w:spacing w:before="0" w:after="0"/>
+      </w:pPr>
+    </w:p>
+    <w:p>
+      <w:pPr>
+        <w:spacing w:before="0" w:after="0"/>
+      </w:pPr>
+    </w:p>
+    <w:p>
+      <w:pPr>
+        <w:spacing w:before="0" w:after="0"/>
+      </w:pPr>
+    </w:p>
+    <w:p>
+      <w:pPr>
+        <w:spacing w:before="0" w:after="0"/>
+      </w:pPr>
+    </w:p>
+    <w:p>
+      <w:pPr>
+        <w:spacing w:before="0" w:after="0"/>
+      </w:pPr>
     </w:p>
     <w:p>
       <w:pPr>
@@ -14786,6 +15461,46 @@
     </w:p>
     <w:p>
       <w:pPr>
+        <w:spacing w:before="0" w:after="0"/>
+      </w:pPr>
+    </w:p>
+    <w:p>
+      <w:pPr>
+        <w:spacing w:before="0" w:after="0"/>
+      </w:pPr>
+    </w:p>
+    <w:p>
+      <w:pPr>
+        <w:spacing w:before="0" w:after="0"/>
+      </w:pPr>
+    </w:p>
+    <w:p>
+      <w:pPr>
+        <w:spacing w:before="0" w:after="0"/>
+      </w:pPr>
+    </w:p>
+    <w:p>
+      <w:pPr>
+        <w:spacing w:before="0" w:after="0"/>
+      </w:pPr>
+    </w:p>
+    <w:p>
+      <w:pPr>
+        <w:spacing w:before="0" w:after="0"/>
+      </w:pPr>
+    </w:p>
+    <w:p>
+      <w:pPr>
+        <w:spacing w:before="0" w:after="0"/>
+      </w:pPr>
+    </w:p>
+    <w:p>
+      <w:pPr>
+        <w:spacing w:before="0" w:after="0"/>
+      </w:pPr>
+    </w:p>
+    <w:p>
+      <w:pPr>
         <w:spacing w:before="160" w:after="80"/>
       </w:pPr>
       <w:r>
@@ -16094,6 +16809,46 @@
     </w:p>
     <w:p>
       <w:pPr>
+        <w:spacing w:before="0" w:after="0"/>
+      </w:pPr>
+    </w:p>
+    <w:p>
+      <w:pPr>
+        <w:spacing w:before="0" w:after="0"/>
+      </w:pPr>
+    </w:p>
+    <w:p>
+      <w:pPr>
+        <w:spacing w:before="0" w:after="0"/>
+      </w:pPr>
+    </w:p>
+    <w:p>
+      <w:pPr>
+        <w:spacing w:before="0" w:after="0"/>
+      </w:pPr>
+    </w:p>
+    <w:p>
+      <w:pPr>
+        <w:spacing w:before="0" w:after="0"/>
+      </w:pPr>
+    </w:p>
+    <w:p>
+      <w:pPr>
+        <w:spacing w:before="0" w:after="0"/>
+      </w:pPr>
+    </w:p>
+    <w:p>
+      <w:pPr>
+        <w:spacing w:before="0" w:after="0"/>
+      </w:pPr>
+    </w:p>
+    <w:p>
+      <w:pPr>
+        <w:spacing w:before="0" w:after="0"/>
+      </w:pPr>
+    </w:p>
+    <w:p>
+      <w:pPr>
         <w:spacing w:before="160" w:after="80"/>
       </w:pPr>
       <w:r>
@@ -16936,6 +17691,31 @@
         </w:rPr>
         <w:t xml:space="preserve">。</w:t>
       </w:r>
+    </w:p>
+    <w:p>
+      <w:pPr>
+        <w:spacing w:before="0" w:after="0"/>
+      </w:pPr>
+    </w:p>
+    <w:p>
+      <w:pPr>
+        <w:spacing w:before="0" w:after="0"/>
+      </w:pPr>
+    </w:p>
+    <w:p>
+      <w:pPr>
+        <w:spacing w:before="0" w:after="0"/>
+      </w:pPr>
+    </w:p>
+    <w:p>
+      <w:pPr>
+        <w:spacing w:before="0" w:after="0"/>
+      </w:pPr>
+    </w:p>
+    <w:p>
+      <w:pPr>
+        <w:spacing w:before="0" w:after="0"/>
+      </w:pPr>
     </w:p>
     <w:p>
       <w:pPr>
@@ -17653,6 +18433,21 @@
     </w:p>
     <w:p>
       <w:pPr>
+        <w:spacing w:before="0" w:after="0"/>
+      </w:pPr>
+    </w:p>
+    <w:p>
+      <w:pPr>
+        <w:spacing w:before="0" w:after="0"/>
+      </w:pPr>
+    </w:p>
+    <w:p>
+      <w:pPr>
+        <w:spacing w:before="0" w:after="0"/>
+      </w:pPr>
+    </w:p>
+    <w:p>
+      <w:pPr>
         <w:spacing w:before="160" w:after="80"/>
       </w:pPr>
       <w:r>
@@ -18671,7 +19466,7 @@
         </w:rPr>
         <w:drawing>
           <wp:inline>
-            <wp:extent cx="3600000" cy="2068749"/>
+            <wp:extent cx="3600000" cy="2066087"/>
             <wp:effectExtent b="0" l="0" r="0" t="0"/>
             <wp:docPr descr="" title="" id="56" name="Picture"/>
             <a:graphic>
@@ -18692,7 +19487,7 @@
                   <pic:spPr bwMode="auto">
                     <a:xfrm>
                       <a:off x="0" y="0"/>
-                      <a:ext cx="3600000" cy="2068749"/>
+                      <a:ext cx="3600000" cy="2066087"/>
                     </a:xfrm>
                     <a:prstGeom prst="rect">
                       <a:avLst/>
@@ -18710,6 +19505,16 @@
           </wp:inline>
         </w:drawing>
       </w:r>
+    </w:p>
+    <w:p>
+      <w:pPr>
+        <w:spacing w:before="0" w:after="0"/>
+      </w:pPr>
+    </w:p>
+    <w:p>
+      <w:pPr>
+        <w:spacing w:before="0" w:after="0"/>
+      </w:pPr>
     </w:p>
     <w:p>
       <w:pPr>
@@ -19918,7 +20723,7 @@
         </w:rPr>
         <w:drawing>
           <wp:inline>
-            <wp:extent cx="3240000" cy="2978437"/>
+            <wp:extent cx="3231562" cy="2978437"/>
             <wp:effectExtent b="0" l="0" r="0" t="0"/>
             <wp:docPr descr="" title="" id="63" name="Picture"/>
             <a:graphic>
@@ -19939,7 +20744,7 @@
                   <pic:spPr bwMode="auto">
                     <a:xfrm>
                       <a:off x="0" y="0"/>
-                      <a:ext cx="3240000" cy="2978437"/>
+                      <a:ext cx="3231562" cy="2978437"/>
                     </a:xfrm>
                     <a:prstGeom prst="rect">
                       <a:avLst/>
@@ -19999,7 +20804,7 @@
         </w:rPr>
         <w:drawing>
           <wp:inline>
-            <wp:extent cx="3240000" cy="2649375"/>
+            <wp:extent cx="3240000" cy="2624062"/>
             <wp:effectExtent b="0" l="0" r="0" t="0"/>
             <wp:docPr descr="" title="" id="66" name="Picture"/>
             <a:graphic>
@@ -20020,7 +20825,7 @@
                   <pic:spPr bwMode="auto">
                     <a:xfrm>
                       <a:off x="0" y="0"/>
-                      <a:ext cx="3240000" cy="2649375"/>
+                      <a:ext cx="3240000" cy="2624062"/>
                     </a:xfrm>
                     <a:prstGeom prst="rect">
                       <a:avLst/>
@@ -20080,7 +20885,7 @@
         </w:rPr>
         <w:drawing>
           <wp:inline>
-            <wp:extent cx="3240000" cy="2657812"/>
+            <wp:extent cx="3240000" cy="2640938"/>
             <wp:effectExtent b="0" l="0" r="0" t="0"/>
             <wp:docPr descr="" title="" id="69" name="Picture"/>
             <a:graphic>
@@ -20101,7 +20906,7 @@
                   <pic:spPr bwMode="auto">
                     <a:xfrm>
                       <a:off x="0" y="0"/>
-                      <a:ext cx="3240000" cy="2657812"/>
+                      <a:ext cx="3240000" cy="2640938"/>
                     </a:xfrm>
                     <a:prstGeom prst="rect">
                       <a:avLst/>
@@ -20148,6 +20953,46 @@
         </w:rPr>
         <w:t xml:space="preserve">D）</w:t>
       </w:r>
+    </w:p>
+    <w:p>
+      <w:pPr>
+        <w:spacing w:before="0" w:after="0"/>
+      </w:pPr>
+    </w:p>
+    <w:p>
+      <w:pPr>
+        <w:spacing w:before="0" w:after="0"/>
+      </w:pPr>
+    </w:p>
+    <w:p>
+      <w:pPr>
+        <w:spacing w:before="0" w:after="0"/>
+      </w:pPr>
+    </w:p>
+    <w:p>
+      <w:pPr>
+        <w:spacing w:before="0" w:after="0"/>
+      </w:pPr>
+    </w:p>
+    <w:p>
+      <w:pPr>
+        <w:spacing w:before="0" w:after="0"/>
+      </w:pPr>
+    </w:p>
+    <w:p>
+      <w:pPr>
+        <w:spacing w:before="0" w:after="0"/>
+      </w:pPr>
+    </w:p>
+    <w:p>
+      <w:pPr>
+        <w:spacing w:before="0" w:after="0"/>
+      </w:pPr>
+    </w:p>
+    <w:p>
+      <w:pPr>
+        <w:spacing w:before="0" w:after="0"/>
+      </w:pPr>
     </w:p>
     <w:p>
       <w:pPr>
@@ -21277,6 +22122,46 @@
     </w:p>
     <w:p>
       <w:pPr>
+        <w:spacing w:before="0" w:after="0"/>
+      </w:pPr>
+    </w:p>
+    <w:p>
+      <w:pPr>
+        <w:spacing w:before="0" w:after="0"/>
+      </w:pPr>
+    </w:p>
+    <w:p>
+      <w:pPr>
+        <w:spacing w:before="0" w:after="0"/>
+      </w:pPr>
+    </w:p>
+    <w:p>
+      <w:pPr>
+        <w:spacing w:before="0" w:after="0"/>
+      </w:pPr>
+    </w:p>
+    <w:p>
+      <w:pPr>
+        <w:spacing w:before="0" w:after="0"/>
+      </w:pPr>
+    </w:p>
+    <w:p>
+      <w:pPr>
+        <w:spacing w:before="0" w:after="0"/>
+      </w:pPr>
+    </w:p>
+    <w:p>
+      <w:pPr>
+        <w:spacing w:before="0" w:after="0"/>
+      </w:pPr>
+    </w:p>
+    <w:p>
+      <w:pPr>
+        <w:spacing w:before="0" w:after="0"/>
+      </w:pPr>
+    </w:p>
+    <w:p>
+      <w:pPr>
         <w:spacing w:before="160" w:after="80"/>
       </w:pPr>
       <w:r>
@@ -22284,6 +23169,46 @@
         </w:rPr>
         <w:t xml:space="preserve">。</w:t>
       </w:r>
+    </w:p>
+    <w:p>
+      <w:pPr>
+        <w:spacing w:before="0" w:after="0"/>
+      </w:pPr>
+    </w:p>
+    <w:p>
+      <w:pPr>
+        <w:spacing w:before="0" w:after="0"/>
+      </w:pPr>
+    </w:p>
+    <w:p>
+      <w:pPr>
+        <w:spacing w:before="0" w:after="0"/>
+      </w:pPr>
+    </w:p>
+    <w:p>
+      <w:pPr>
+        <w:spacing w:before="0" w:after="0"/>
+      </w:pPr>
+    </w:p>
+    <w:p>
+      <w:pPr>
+        <w:spacing w:before="0" w:after="0"/>
+      </w:pPr>
+    </w:p>
+    <w:p>
+      <w:pPr>
+        <w:spacing w:before="0" w:after="0"/>
+      </w:pPr>
+    </w:p>
+    <w:p>
+      <w:pPr>
+        <w:spacing w:before="0" w:after="0"/>
+      </w:pPr>
+    </w:p>
+    <w:p>
+      <w:pPr>
+        <w:spacing w:before="0" w:after="0"/>
+      </w:pPr>
     </w:p>
     <w:p>
       <w:pPr>
@@ -22979,6 +23904,31 @@
         </w:rPr>
         <w:t xml:space="preserve">）</w:t>
       </w:r>
+    </w:p>
+    <w:p>
+      <w:pPr>
+        <w:spacing w:before="0" w:after="0"/>
+      </w:pPr>
+    </w:p>
+    <w:p>
+      <w:pPr>
+        <w:spacing w:before="0" w:after="0"/>
+      </w:pPr>
+    </w:p>
+    <w:p>
+      <w:pPr>
+        <w:spacing w:before="0" w:after="0"/>
+      </w:pPr>
+    </w:p>
+    <w:p>
+      <w:pPr>
+        <w:spacing w:before="0" w:after="0"/>
+      </w:pPr>
+    </w:p>
+    <w:p>
+      <w:pPr>
+        <w:spacing w:before="0" w:after="0"/>
+      </w:pPr>
     </w:p>
     <w:p>
       <w:pPr>
@@ -24544,6 +25494,31 @@
     </w:p>
     <w:p>
       <w:pPr>
+        <w:spacing w:before="0" w:after="0"/>
+      </w:pPr>
+    </w:p>
+    <w:p>
+      <w:pPr>
+        <w:spacing w:before="0" w:after="0"/>
+      </w:pPr>
+    </w:p>
+    <w:p>
+      <w:pPr>
+        <w:spacing w:before="0" w:after="0"/>
+      </w:pPr>
+    </w:p>
+    <w:p>
+      <w:pPr>
+        <w:spacing w:before="0" w:after="0"/>
+      </w:pPr>
+    </w:p>
+    <w:p>
+      <w:pPr>
+        <w:spacing w:before="0" w:after="0"/>
+      </w:pPr>
+    </w:p>
+    <w:p>
+      <w:pPr>
         <w:spacing w:before="160" w:after="80"/>
       </w:pPr>
       <w:r>
@@ -25680,6 +26655,46 @@
     </w:p>
     <w:p>
       <w:pPr>
+        <w:spacing w:before="0" w:after="0"/>
+      </w:pPr>
+    </w:p>
+    <w:p>
+      <w:pPr>
+        <w:spacing w:before="0" w:after="0"/>
+      </w:pPr>
+    </w:p>
+    <w:p>
+      <w:pPr>
+        <w:spacing w:before="0" w:after="0"/>
+      </w:pPr>
+    </w:p>
+    <w:p>
+      <w:pPr>
+        <w:spacing w:before="0" w:after="0"/>
+      </w:pPr>
+    </w:p>
+    <w:p>
+      <w:pPr>
+        <w:spacing w:before="0" w:after="0"/>
+      </w:pPr>
+    </w:p>
+    <w:p>
+      <w:pPr>
+        <w:spacing w:before="0" w:after="0"/>
+      </w:pPr>
+    </w:p>
+    <w:p>
+      <w:pPr>
+        <w:spacing w:before="0" w:after="0"/>
+      </w:pPr>
+    </w:p>
+    <w:p>
+      <w:pPr>
+        <w:spacing w:before="0" w:after="0"/>
+      </w:pPr>
+    </w:p>
+    <w:p>
+      <w:pPr>
         <w:spacing w:before="160" w:after="80"/>
       </w:pPr>
       <w:r>
@@ -26283,6 +27298,31 @@
         </w:rPr>
         <w:t xml:space="preserve"> pH。</w:t>
       </w:r>
+    </w:p>
+    <w:p>
+      <w:pPr>
+        <w:spacing w:before="0" w:after="0"/>
+      </w:pPr>
+    </w:p>
+    <w:p>
+      <w:pPr>
+        <w:spacing w:before="0" w:after="0"/>
+      </w:pPr>
+    </w:p>
+    <w:p>
+      <w:pPr>
+        <w:spacing w:before="0" w:after="0"/>
+      </w:pPr>
+    </w:p>
+    <w:p>
+      <w:pPr>
+        <w:spacing w:before="0" w:after="0"/>
+      </w:pPr>
+    </w:p>
+    <w:p>
+      <w:pPr>
+        <w:spacing w:before="0" w:after="0"/>
+      </w:pPr>
     </w:p>
     <w:p>
       <w:pPr>
@@ -27994,6 +29034,46 @@
         </w:rPr>
         <w:t>。</w:t>
       </w:r>
+    </w:p>
+    <w:p>
+      <w:pPr>
+        <w:spacing w:before="0" w:after="0"/>
+      </w:pPr>
+    </w:p>
+    <w:p>
+      <w:pPr>
+        <w:spacing w:before="0" w:after="0"/>
+      </w:pPr>
+    </w:p>
+    <w:p>
+      <w:pPr>
+        <w:spacing w:before="0" w:after="0"/>
+      </w:pPr>
+    </w:p>
+    <w:p>
+      <w:pPr>
+        <w:spacing w:before="0" w:after="0"/>
+      </w:pPr>
+    </w:p>
+    <w:p>
+      <w:pPr>
+        <w:spacing w:before="0" w:after="0"/>
+      </w:pPr>
+    </w:p>
+    <w:p>
+      <w:pPr>
+        <w:spacing w:before="0" w:after="0"/>
+      </w:pPr>
+    </w:p>
+    <w:p>
+      <w:pPr>
+        <w:spacing w:before="0" w:after="0"/>
+      </w:pPr>
+    </w:p>
+    <w:p>
+      <w:pPr>
+        <w:spacing w:before="0" w:after="0"/>
+      </w:pPr>
     </w:p>
     <w:p>
       <w:pPr>

--- a/00-首页/题组Word/第一轮·竞赛教材版/第一轮原理·7-沉淀溶解平衡（学生版）.docx
+++ b/00-首页/题组Word/第一轮·竞赛教材版/第一轮原理·7-沉淀溶解平衡（学生版）.docx
@@ -250,8 +250,8 @@
     <w:p>
       <w:pPr>
         <w:pStyle w:val="Compact"/>
+        <w:spacing w:before="0" w:after="0"/>
         <w:ind w:left="480" w:hanging="480"/>
-        <w:spacing w:after="0"/>
       </w:pPr>
       <w:r>
         <w:rPr>
@@ -263,34 +263,34 @@
     <w:p>
       <w:pPr>
         <w:pStyle w:val="Compact"/>
+        <w:spacing w:before="0" w:after="0"/>
         <w:ind w:left="480" w:hanging="480"/>
+      </w:pPr>
+      <w:r>
+        <w:rPr>
+          <w:rFonts w:ascii="Times New Roman" w:hAnsi="Times New Roman" w:eastAsia="Times New Roman" w:cs="Times New Roman"/>
+        </w:rPr>
+        <w:t xml:space="preserve">B. 0.21 g　　</w:t>
+      </w:r>
+    </w:p>
+    <w:p>
+      <w:pPr>
+        <w:pStyle w:val="Compact"/>
         <w:spacing w:before="0" w:after="0"/>
-      </w:pPr>
-      <w:r>
-        <w:rPr>
-          <w:rFonts w:ascii="Times New Roman" w:hAnsi="Times New Roman" w:eastAsia="Times New Roman" w:cs="Times New Roman"/>
-        </w:rPr>
-        <w:t xml:space="preserve">B. 0.21 g　　</w:t>
+        <w:ind w:left="480" w:hanging="480"/>
+      </w:pPr>
+      <w:r>
+        <w:rPr>
+          <w:rFonts w:ascii="Times New Roman" w:hAnsi="Times New Roman" w:eastAsia="Times New Roman" w:cs="Times New Roman"/>
+        </w:rPr>
+        <w:t xml:space="preserve">C. 0.021 g　　</w:t>
       </w:r>
     </w:p>
     <w:p>
       <w:pPr>
         <w:pStyle w:val="Compact"/>
+        <w:spacing w:before="0" w:after="0"/>
         <w:ind w:left="480" w:hanging="480"/>
-        <w:spacing w:before="0" w:after="0"/>
-      </w:pPr>
-      <w:r>
-        <w:rPr>
-          <w:rFonts w:ascii="Times New Roman" w:hAnsi="Times New Roman" w:eastAsia="Times New Roman" w:cs="Times New Roman"/>
-        </w:rPr>
-        <w:t xml:space="preserve">C. 0.021 g　　</w:t>
-      </w:r>
-    </w:p>
-    <w:p>
-      <w:pPr>
-        <w:pStyle w:val="Compact"/>
-        <w:ind w:left="480" w:hanging="480"/>
-        <w:spacing w:before="0" w:after="36"/>
       </w:pPr>
       <w:r>
         <w:rPr>
@@ -371,8 +371,8 @@
     <w:p>
       <w:pPr>
         <w:pStyle w:val="Compact"/>
+        <w:spacing w:before="0" w:after="0"/>
         <w:ind w:left="480" w:hanging="480"/>
-        <w:spacing w:after="0"/>
       </w:pPr>
       <w:r>
         <w:rPr>
@@ -384,14 +384,53 @@
     <w:p>
       <w:pPr>
         <w:pStyle w:val="Compact"/>
+        <w:spacing w:before="0" w:after="0"/>
         <w:ind w:left="480" w:hanging="480"/>
+      </w:pPr>
+      <w:r>
+        <w:rPr>
+          <w:rFonts w:ascii="Times New Roman" w:hAnsi="Times New Roman" w:eastAsia="Times New Roman" w:cs="Times New Roman"/>
+        </w:rPr>
+        <w:t>B. Ag</w:t>
+      </w:r>
+      <w:r>
+        <w:rPr>
+          <w:rFonts w:ascii="Times New Roman" w:hAnsi="Times New Roman" w:eastAsia="Times New Roman" w:cs="Times New Roman"/>
+          <w:vertAlign w:val="subscript"/>
+        </w:rPr>
+        <w:t>2</w:t>
+      </w:r>
+      <w:r>
+        <w:rPr>
+          <w:rFonts w:ascii="Times New Roman" w:hAnsi="Times New Roman" w:eastAsia="Times New Roman" w:cs="Times New Roman"/>
+        </w:rPr>
+        <w:t>CrO</w:t>
+      </w:r>
+      <w:r>
+        <w:rPr>
+          <w:rFonts w:ascii="Times New Roman" w:hAnsi="Times New Roman" w:eastAsia="Times New Roman" w:cs="Times New Roman"/>
+          <w:vertAlign w:val="subscript"/>
+        </w:rPr>
+        <w:t>4</w:t>
+      </w:r>
+      <w:r>
+        <w:rPr>
+          <w:rFonts w:ascii="Times New Roman" w:hAnsi="Times New Roman" w:eastAsia="Times New Roman" w:cs="Times New Roman"/>
+        </w:rPr>
+        <w:t xml:space="preserve">　　</w:t>
+      </w:r>
+    </w:p>
+    <w:p>
+      <w:pPr>
+        <w:pStyle w:val="Compact"/>
         <w:spacing w:before="0" w:after="0"/>
-      </w:pPr>
-      <w:r>
-        <w:rPr>
-          <w:rFonts w:ascii="Times New Roman" w:hAnsi="Times New Roman" w:eastAsia="Times New Roman" w:cs="Times New Roman"/>
-        </w:rPr>
-        <w:t>B. Ag</w:t>
+        <w:ind w:left="480" w:hanging="480"/>
+      </w:pPr>
+      <w:r>
+        <w:rPr>
+          <w:rFonts w:ascii="Times New Roman" w:hAnsi="Times New Roman" w:eastAsia="Times New Roman" w:cs="Times New Roman"/>
+        </w:rPr>
+        <w:t xml:space="preserve">C. HgCl</w:t>
       </w:r>
       <w:r>
         <w:rPr>
@@ -404,53 +443,14 @@
         <w:rPr>
           <w:rFonts w:ascii="Times New Roman" w:hAnsi="Times New Roman" w:eastAsia="Times New Roman" w:cs="Times New Roman"/>
         </w:rPr>
-        <w:t>CrO</w:t>
-      </w:r>
-      <w:r>
-        <w:rPr>
-          <w:rFonts w:ascii="Times New Roman" w:hAnsi="Times New Roman" w:eastAsia="Times New Roman" w:cs="Times New Roman"/>
-          <w:vertAlign w:val="subscript"/>
-        </w:rPr>
-        <w:t>4</w:t>
-      </w:r>
-      <w:r>
-        <w:rPr>
-          <w:rFonts w:ascii="Times New Roman" w:hAnsi="Times New Roman" w:eastAsia="Times New Roman" w:cs="Times New Roman"/>
-        </w:rPr>
         <w:t xml:space="preserve">　　</w:t>
       </w:r>
     </w:p>
     <w:p>
       <w:pPr>
         <w:pStyle w:val="Compact"/>
+        <w:spacing w:before="0" w:after="0"/>
         <w:ind w:left="480" w:hanging="480"/>
-        <w:spacing w:before="0" w:after="0"/>
-      </w:pPr>
-      <w:r>
-        <w:rPr>
-          <w:rFonts w:ascii="Times New Roman" w:hAnsi="Times New Roman" w:eastAsia="Times New Roman" w:cs="Times New Roman"/>
-        </w:rPr>
-        <w:t xml:space="preserve">C. HgCl</w:t>
-      </w:r>
-      <w:r>
-        <w:rPr>
-          <w:rFonts w:ascii="Times New Roman" w:hAnsi="Times New Roman" w:eastAsia="Times New Roman" w:cs="Times New Roman"/>
-          <w:vertAlign w:val="subscript"/>
-        </w:rPr>
-        <w:t>2</w:t>
-      </w:r>
-      <w:r>
-        <w:rPr>
-          <w:rFonts w:ascii="Times New Roman" w:hAnsi="Times New Roman" w:eastAsia="Times New Roman" w:cs="Times New Roman"/>
-        </w:rPr>
-        <w:t xml:space="preserve">　　</w:t>
-      </w:r>
-    </w:p>
-    <w:p>
-      <w:pPr>
-        <w:pStyle w:val="Compact"/>
-        <w:ind w:left="480" w:hanging="480"/>
-        <w:spacing w:before="0" w:after="36"/>
       </w:pPr>
       <w:r>
         <w:rPr>
@@ -973,6 +973,7 @@
     <w:p>
       <w:pPr>
         <w:pStyle w:val="Compact"/>
+        <w:spacing w:before="0" w:after="0"/>
       </w:pPr>
       <w:r>
         <w:rPr>
@@ -1052,6 +1053,7 @@
     <w:p>
       <w:pPr>
         <w:pStyle w:val="Compact"/>
+        <w:spacing w:before="0" w:after="0"/>
       </w:pPr>
       <w:r>
         <w:rPr>
@@ -1125,6 +1127,7 @@
     <w:p>
       <w:pPr>
         <w:pStyle w:val="Compact"/>
+        <w:spacing w:before="0" w:after="0"/>
       </w:pPr>
       <w:r>
         <w:rPr>
@@ -1240,6 +1243,7 @@
     <w:p>
       <w:pPr>
         <w:pStyle w:val="Compact"/>
+        <w:spacing w:before="0" w:after="0"/>
       </w:pPr>
       <w:r>
         <w:rPr>
@@ -2310,6 +2314,7 @@
     <w:p>
       <w:pPr>
         <w:pStyle w:val="BodyText"/>
+        <w:spacing w:before="0" w:after="0"/>
       </w:pPr>
       <w:r>
         <w:rPr>
@@ -2409,6 +2414,7 @@
     <w:p>
       <w:pPr>
         <w:pStyle w:val="BodyText"/>
+        <w:spacing w:before="0" w:after="0"/>
       </w:pPr>
       <w:r>
         <w:rPr>
@@ -2450,6 +2456,7 @@
     <w:p>
       <w:pPr>
         <w:pStyle w:val="BodyText"/>
+        <w:spacing w:before="0" w:after="0"/>
       </w:pPr>
       <w:r>
         <w:rPr>
@@ -2508,6 +2515,7 @@
     <w:p>
       <w:pPr>
         <w:pStyle w:val="BodyText"/>
+        <w:spacing w:before="0" w:after="0"/>
       </w:pPr>
       <w:r>
         <w:rPr>
@@ -3184,6 +3192,7 @@
     <w:p>
       <w:pPr>
         <w:pStyle w:val="BodyText"/>
+        <w:spacing w:before="0" w:after="0"/>
       </w:pPr>
       <w:r>
         <w:rPr>
@@ -3346,6 +3355,7 @@
     <w:p>
       <w:pPr>
         <w:pStyle w:val="BodyText"/>
+        <w:spacing w:before="0" w:after="0"/>
       </w:pPr>
       <w:r>
         <w:rPr>
@@ -3457,6 +3467,7 @@
     <w:p>
       <w:pPr>
         <w:pStyle w:val="BodyText"/>
+        <w:spacing w:before="0" w:after="0"/>
       </w:pPr>
       <w:r>
         <w:rPr>
@@ -3498,6 +3509,7 @@
     <w:p>
       <w:pPr>
         <w:pStyle w:val="BodyText"/>
+        <w:spacing w:before="0" w:after="0"/>
       </w:pPr>
       <w:r>
         <w:rPr>
@@ -6494,8 +6506,8 @@
     <w:p>
       <w:pPr>
         <w:pStyle w:val="Compact"/>
+        <w:spacing w:before="0" w:after="0"/>
         <w:ind w:left="480" w:hanging="480"/>
-        <w:spacing w:after="0"/>
       </w:pPr>
       <w:r>
         <w:rPr>
@@ -6533,8 +6545,8 @@
     <w:p>
       <w:pPr>
         <w:pStyle w:val="Compact"/>
+        <w:spacing w:before="0" w:after="0"/>
         <w:ind w:left="480" w:hanging="480"/>
-        <w:spacing w:before="0" w:after="36"/>
       </w:pPr>
       <w:r>
         <w:rPr>
@@ -6566,8 +6578,8 @@
     <w:p>
       <w:pPr>
         <w:pStyle w:val="Compact"/>
+        <w:spacing w:before="0" w:after="0"/>
         <w:ind w:left="480" w:hanging="480"/>
-        <w:spacing w:after="0"/>
       </w:pPr>
       <w:r>
         <w:rPr>
@@ -6605,8 +6617,8 @@
     <w:p>
       <w:pPr>
         <w:pStyle w:val="Compact"/>
+        <w:spacing w:before="0" w:after="0"/>
         <w:ind w:left="480" w:hanging="480"/>
-        <w:spacing w:before="0" w:after="36"/>
       </w:pPr>
       <w:r>
         <w:rPr>
@@ -10705,6 +10717,14 @@
       <w:tblPr>
         <w:tblStyle w:val="Table"/>
         <w:tblW w:type="auto" w:w="0"/>
+        <w:tblBorders>
+          <w:top w:val="single" w:sz="12" w:space="0" w:color="000000"/>
+          <w:left w:val="none" w:sz="0" w:space="0" w:color="auto"/>
+          <w:bottom w:val="single" w:sz="12" w:space="0" w:color="000000"/>
+          <w:right w:val="none" w:sz="0" w:space="0" w:color="auto"/>
+          <w:insideH w:val="none" w:sz="0" w:space="0" w:color="auto"/>
+          <w:insideV w:val="none" w:sz="0" w:space="0" w:color="auto"/>
+        </w:tblBorders>
         <w:tblLook w:firstRow="1" w:lastRow="0" w:firstColumn="0" w:lastColumn="0" w:noHBand="0" w:noVBand="0" w:val="0020"/>
       </w:tblPr>
       <w:tblGrid>
@@ -10718,7 +10738,11 @@
           <w:tblHeader w:val="on"/>
         </w:trPr>
         <w:tc>
-          <w:tcPr/>
+          <w:tcPr>
+            <w:tcBorders>
+              <w:bottom w:val="single" w:sz="8" w:space="0" w:color="000000"/>
+            </w:tcBorders>
+          </w:tcPr>
           <w:p>
             <w:pPr>
               <w:pStyle w:val="Compact"/>
@@ -10734,7 +10758,11 @@
           </w:p>
         </w:tc>
         <w:tc>
-          <w:tcPr/>
+          <w:tcPr>
+            <w:tcBorders>
+              <w:bottom w:val="single" w:sz="8" w:space="0" w:color="000000"/>
+            </w:tcBorders>
+          </w:tcPr>
           <w:p>
             <w:pPr>
               <w:pStyle w:val="Compact"/>
@@ -10750,7 +10778,11 @@
           </w:p>
         </w:tc>
         <w:tc>
-          <w:tcPr/>
+          <w:tcPr>
+            <w:tcBorders>
+              <w:bottom w:val="single" w:sz="8" w:space="0" w:color="000000"/>
+            </w:tcBorders>
+          </w:tcPr>
           <w:p>
             <w:pPr>
               <w:pStyle w:val="Compact"/>
@@ -10766,7 +10798,11 @@
           </w:p>
         </w:tc>
         <w:tc>
-          <w:tcPr/>
+          <w:tcPr>
+            <w:tcBorders>
+              <w:bottom w:val="single" w:sz="8" w:space="0" w:color="000000"/>
+            </w:tcBorders>
+          </w:tcPr>
           <w:p>
             <w:pPr>
               <w:pStyle w:val="Compact"/>
@@ -11808,6 +11844,14 @@
       <w:tblPr>
         <w:tblStyle w:val="Table"/>
         <w:tblW w:type="auto" w:w="0"/>
+        <w:tblBorders>
+          <w:top w:val="single" w:sz="12" w:space="0" w:color="000000"/>
+          <w:left w:val="none" w:sz="0" w:space="0" w:color="auto"/>
+          <w:bottom w:val="single" w:sz="12" w:space="0" w:color="000000"/>
+          <w:right w:val="none" w:sz="0" w:space="0" w:color="auto"/>
+          <w:insideH w:val="none" w:sz="0" w:space="0" w:color="auto"/>
+          <w:insideV w:val="none" w:sz="0" w:space="0" w:color="auto"/>
+        </w:tblBorders>
         <w:tblLook w:firstRow="1" w:lastRow="0" w:firstColumn="0" w:lastColumn="0" w:noHBand="0" w:noVBand="0" w:val="0020"/>
       </w:tblPr>
       <w:tblGrid>
@@ -11821,7 +11865,11 @@
           <w:tblHeader w:val="on"/>
         </w:trPr>
         <w:tc>
-          <w:tcPr/>
+          <w:tcPr>
+            <w:tcBorders>
+              <w:bottom w:val="single" w:sz="8" w:space="0" w:color="000000"/>
+            </w:tcBorders>
+          </w:tcPr>
           <w:p>
             <w:pPr>
               <w:pStyle w:val="Compact"/>
@@ -11837,7 +11885,11 @@
           </w:p>
         </w:tc>
         <w:tc>
-          <w:tcPr/>
+          <w:tcPr>
+            <w:tcBorders>
+              <w:bottom w:val="single" w:sz="8" w:space="0" w:color="000000"/>
+            </w:tcBorders>
+          </w:tcPr>
           <w:p>
             <w:pPr>
               <w:pStyle w:val="Compact"/>
@@ -11861,7 +11913,11 @@
           </w:p>
         </w:tc>
         <w:tc>
-          <w:tcPr/>
+          <w:tcPr>
+            <w:tcBorders>
+              <w:bottom w:val="single" w:sz="8" w:space="0" w:color="000000"/>
+            </w:tcBorders>
+          </w:tcPr>
           <w:p>
             <w:pPr>
               <w:pStyle w:val="Compact"/>
@@ -11885,7 +11941,11 @@
           </w:p>
         </w:tc>
         <w:tc>
-          <w:tcPr/>
+          <w:tcPr>
+            <w:tcBorders>
+              <w:bottom w:val="single" w:sz="8" w:space="0" w:color="000000"/>
+            </w:tcBorders>
+          </w:tcPr>
           <w:p>
             <w:pPr>
               <w:pStyle w:val="Compact"/>
@@ -14854,6 +14914,14 @@
       <w:tblPr>
         <w:tblStyle w:val="Table"/>
         <w:tblW w:type="auto" w:w="0"/>
+        <w:tblBorders>
+          <w:top w:val="single" w:sz="12" w:space="0" w:color="000000"/>
+          <w:left w:val="none" w:sz="0" w:space="0" w:color="auto"/>
+          <w:bottom w:val="single" w:sz="12" w:space="0" w:color="000000"/>
+          <w:right w:val="none" w:sz="0" w:space="0" w:color="auto"/>
+          <w:insideH w:val="none" w:sz="0" w:space="0" w:color="auto"/>
+          <w:insideV w:val="none" w:sz="0" w:space="0" w:color="auto"/>
+        </w:tblBorders>
         <w:tblLook w:firstRow="1" w:lastRow="0" w:firstColumn="0" w:lastColumn="0" w:noHBand="0" w:noVBand="0" w:val="0020"/>
       </w:tblPr>
       <w:tblGrid>
@@ -14867,7 +14935,11 @@
           <w:tblHeader w:val="on"/>
         </w:trPr>
         <w:tc>
-          <w:tcPr/>
+          <w:tcPr>
+            <w:tcBorders>
+              <w:bottom w:val="single" w:sz="8" w:space="0" w:color="000000"/>
+            </w:tcBorders>
+          </w:tcPr>
           <w:p>
             <w:pPr>
               <w:pStyle w:val="Compact"/>
@@ -14883,7 +14955,11 @@
           </w:p>
         </w:tc>
         <w:tc>
-          <w:tcPr/>
+          <w:tcPr>
+            <w:tcBorders>
+              <w:bottom w:val="single" w:sz="8" w:space="0" w:color="000000"/>
+            </w:tcBorders>
+          </w:tcPr>
           <w:p>
             <w:pPr>
               <w:pStyle w:val="Compact"/>
@@ -14907,7 +14983,11 @@
           </w:p>
         </w:tc>
         <w:tc>
-          <w:tcPr/>
+          <w:tcPr>
+            <w:tcBorders>
+              <w:bottom w:val="single" w:sz="8" w:space="0" w:color="000000"/>
+            </w:tcBorders>
+          </w:tcPr>
           <w:p>
             <w:pPr>
               <w:pStyle w:val="Compact"/>
@@ -14931,7 +15011,11 @@
           </w:p>
         </w:tc>
         <w:tc>
-          <w:tcPr/>
+          <w:tcPr>
+            <w:tcBorders>
+              <w:bottom w:val="single" w:sz="8" w:space="0" w:color="000000"/>
+            </w:tcBorders>
+          </w:tcPr>
           <w:p>
             <w:pPr>
               <w:pStyle w:val="Compact"/>
@@ -18831,6 +18915,7 @@
     <w:p>
       <w:pPr>
         <w:pStyle w:val="BodyText"/>
+        <w:spacing w:before="0" w:after="0"/>
       </w:pPr>
       <w:r>
         <w:rPr>
@@ -18976,6 +19061,7 @@
     <w:p>
       <w:pPr>
         <w:pStyle w:val="BodyText"/>
+        <w:spacing w:before="0" w:after="0"/>
       </w:pPr>
       <w:r>
         <w:rPr>
@@ -19138,6 +19224,7 @@
     <w:p>
       <w:pPr>
         <w:pStyle w:val="BodyText"/>
+        <w:spacing w:before="0" w:after="0"/>
       </w:pPr>
       <w:r>
         <w:rPr>
@@ -19353,6 +19440,7 @@
     <w:p>
       <w:pPr>
         <w:pStyle w:val="BodyText"/>
+        <w:spacing w:before="0" w:after="0"/>
       </w:pPr>
       <w:r>
         <w:rPr>
@@ -20390,6 +20478,14 @@
       <w:tblPr>
         <w:tblStyle w:val="Table"/>
         <w:tblW w:type="auto" w:w="0"/>
+        <w:tblBorders>
+          <w:top w:val="single" w:sz="12" w:space="0" w:color="000000"/>
+          <w:left w:val="none" w:sz="0" w:space="0" w:color="auto"/>
+          <w:bottom w:val="single" w:sz="12" w:space="0" w:color="000000"/>
+          <w:right w:val="none" w:sz="0" w:space="0" w:color="auto"/>
+          <w:insideH w:val="none" w:sz="0" w:space="0" w:color="auto"/>
+          <w:insideV w:val="none" w:sz="0" w:space="0" w:color="auto"/>
+        </w:tblBorders>
         <w:tblLook w:firstRow="1" w:lastRow="0" w:firstColumn="0" w:lastColumn="0" w:noHBand="0" w:noVBand="0" w:val="0020"/>
       </w:tblPr>
       <w:tblGrid>
@@ -20403,7 +20499,11 @@
           <w:tblHeader w:val="on"/>
         </w:trPr>
         <w:tc>
-          <w:tcPr/>
+          <w:tcPr>
+            <w:tcBorders>
+              <w:bottom w:val="single" w:sz="8" w:space="0" w:color="000000"/>
+            </w:tcBorders>
+          </w:tcPr>
           <w:p>
             <w:pPr>
               <w:pStyle w:val="Compact"/>
@@ -20426,7 +20526,11 @@
           </w:p>
         </w:tc>
         <w:tc>
-          <w:tcPr/>
+          <w:tcPr>
+            <w:tcBorders>
+              <w:bottom w:val="single" w:sz="8" w:space="0" w:color="000000"/>
+            </w:tcBorders>
+          </w:tcPr>
           <w:p>
             <w:pPr>
               <w:pStyle w:val="Compact"/>
@@ -20449,7 +20553,11 @@
           </w:p>
         </w:tc>
         <w:tc>
-          <w:tcPr/>
+          <w:tcPr>
+            <w:tcBorders>
+              <w:bottom w:val="single" w:sz="8" w:space="0" w:color="000000"/>
+            </w:tcBorders>
+          </w:tcPr>
           <w:p>
             <w:pPr>
               <w:pStyle w:val="Compact"/>
@@ -20472,7 +20580,11 @@
           </w:p>
         </w:tc>
         <w:tc>
-          <w:tcPr/>
+          <w:tcPr>
+            <w:tcBorders>
+              <w:bottom w:val="single" w:sz="8" w:space="0" w:color="000000"/>
+            </w:tcBorders>
+          </w:tcPr>
           <w:p>
             <w:pPr>
               <w:pStyle w:val="Compact"/>
@@ -28775,6 +28887,14 @@
       <w:tblPr>
         <w:tblStyle w:val="Table"/>
         <w:tblW w:type="auto" w:w="0"/>
+        <w:tblBorders>
+          <w:top w:val="single" w:sz="12" w:space="0" w:color="000000"/>
+          <w:left w:val="none" w:sz="0" w:space="0" w:color="auto"/>
+          <w:bottom w:val="single" w:sz="12" w:space="0" w:color="000000"/>
+          <w:right w:val="none" w:sz="0" w:space="0" w:color="auto"/>
+          <w:insideH w:val="none" w:sz="0" w:space="0" w:color="auto"/>
+          <w:insideV w:val="none" w:sz="0" w:space="0" w:color="auto"/>
+        </w:tblBorders>
         <w:tblLook w:firstRow="1" w:lastRow="0" w:firstColumn="0" w:lastColumn="0" w:noHBand="0" w:noVBand="0" w:val="0020"/>
       </w:tblPr>
       <w:tblGrid>
@@ -28788,7 +28908,11 @@
           <w:tblHeader w:val="on"/>
         </w:trPr>
         <w:tc>
-          <w:tcPr/>
+          <w:tcPr>
+            <w:tcBorders>
+              <w:bottom w:val="single" w:sz="8" w:space="0" w:color="000000"/>
+            </w:tcBorders>
+          </w:tcPr>
           <w:p>
             <w:pPr>
               <w:pStyle w:val="Compact"/>
@@ -28804,7 +28928,11 @@
           </w:p>
         </w:tc>
         <w:tc>
-          <w:tcPr/>
+          <w:tcPr>
+            <w:tcBorders>
+              <w:bottom w:val="single" w:sz="8" w:space="0" w:color="000000"/>
+            </w:tcBorders>
+          </w:tcPr>
           <w:p>
             <w:pPr>
               <w:pStyle w:val="Compact"/>
@@ -28827,7 +28955,11 @@
           </w:p>
         </w:tc>
         <w:tc>
-          <w:tcPr/>
+          <w:tcPr>
+            <w:tcBorders>
+              <w:bottom w:val="single" w:sz="8" w:space="0" w:color="000000"/>
+            </w:tcBorders>
+          </w:tcPr>
           <w:p>
             <w:pPr>
               <w:pStyle w:val="Compact"/>
@@ -28836,7 +28968,11 @@
           </w:p>
         </w:tc>
         <w:tc>
-          <w:tcPr/>
+          <w:tcPr>
+            <w:tcBorders>
+              <w:bottom w:val="single" w:sz="8" w:space="0" w:color="000000"/>
+            </w:tcBorders>
+          </w:tcPr>
           <w:p>
             <w:pPr>
               <w:pStyle w:val="Compact"/>
@@ -29992,7 +30128,7 @@
     <ns0:rPr>
       <ns0:rFonts ns0:ascii="Times New Roman" ns0:cs="Times New Roman" ns0:eastAsia="SimHei" ns0:hAnsi="Times New Roman"/>
       <ns0:b/>
-      <ns0:color ns0:val="17324D"/>
+      <ns0:color ns0:val="000000"/>
       <ns0:sz ns0:val="44"/>
       <ns0:szCs ns0:val="56"/>
     </ns0:rPr>
@@ -30134,7 +30270,7 @@
     <ns0:rPr>
       <ns0:rFonts ns0:ascii="Times New Roman" ns0:cs="Times New Roman" ns0:eastAsia="SimHei" ns0:hAnsi="Times New Roman"/>
       <ns0:b/>
-      <ns0:color ns0:val="17324D"/>
+      <ns0:color ns0:val="000000"/>
       <ns0:sz ns0:val="32"/>
       <ns0:szCs ns0:val="40"/>
     </ns0:rPr>
@@ -30158,7 +30294,7 @@
     <ns0:rPr>
       <ns0:rFonts ns0:ascii="Times New Roman" ns0:cs="Times New Roman" ns0:eastAsia="SimHei" ns0:hAnsi="Times New Roman"/>
       <ns0:b/>
-      <ns0:color ns0:val="17324D"/>
+      <ns0:color ns0:val="000000"/>
       <ns0:sz ns0:val="28"/>
       <ns0:szCs ns0:val="32"/>
     </ns0:rPr>
@@ -30182,7 +30318,7 @@
     <ns0:rPr>
       <ns0:rFonts ns0:ascii="Times New Roman" ns0:cs="Times New Roman" ns0:eastAsia="SimHei" ns0:hAnsi="Times New Roman"/>
       <ns0:b/>
-      <ns0:color ns0:val="17324D"/>
+      <ns0:color ns0:val="000000"/>
       <ns0:sz ns0:val="25"/>
       <ns0:szCs ns0:val="28"/>
     </ns0:rPr>

--- a/00-首页/题组Word/第一轮·竞赛教材版/第一轮原理·7-沉淀溶解平衡（学生版）.docx
+++ b/00-首页/题组Word/第一轮·竞赛教材版/第一轮原理·7-沉淀溶解平衡（学生版）.docx
@@ -42,6 +42,60 @@
     </w:p>
     <w:p>
       <w:pPr>
+        <w:pStyle w:val="BlockText"/>
+        <w:ind w:firstLine="420"/>
+      </w:pPr>
+      <w:r>
+        <w:rPr>
+          <w:rFonts w:hint="eastAsia" w:ascii="Times New Roman" w:hAnsi="Times New Roman" w:eastAsia="FangSong" w:cs="Times New Roman"/>
+        </w:rPr>
+        <w:t xml:space="preserve">共</w:t>
+      </w:r>
+      <w:r>
+        <w:rPr>
+          <w:rFonts w:ascii="Times New Roman" w:hAnsi="Times New Roman" w:eastAsia="Times New Roman" w:cs="Times New Roman"/>
+        </w:rPr>
+        <w:t xml:space="preserve"> 37 </w:t>
+      </w:r>
+      <w:r>
+        <w:rPr>
+          <w:rFonts w:hint="eastAsia" w:ascii="Times New Roman" w:hAnsi="Times New Roman" w:eastAsia="FangSong" w:cs="Times New Roman"/>
+        </w:rPr>
+        <w:t>题</w:t>
+      </w:r>
+      <w:r>
+        <w:rPr>
+          <w:rFonts w:hint="eastAsia" w:ascii="Times New Roman" w:hAnsi="Times New Roman" w:eastAsia="Times New Roman" w:cs="Times New Roman"/>
+        </w:rPr>
+        <w:t>。</w:t>
+      </w:r>
+      <w:r>
+        <w:rPr>
+          <w:rFonts w:hint="eastAsia" w:ascii="Times New Roman" w:hAnsi="Times New Roman" w:eastAsia="FangSong" w:cs="Times New Roman"/>
+        </w:rPr>
+        <w:t>建议先独立完成</w:t>
+      </w:r>
+      <w:r>
+        <w:rPr>
+          <w:rFonts w:hint="eastAsia" w:ascii="Times New Roman" w:hAnsi="Times New Roman" w:eastAsia="Times New Roman" w:cs="Times New Roman"/>
+        </w:rPr>
+        <w:t>，</w:t>
+      </w:r>
+      <w:r>
+        <w:rPr>
+          <w:rFonts w:hint="eastAsia" w:ascii="Times New Roman" w:hAnsi="Times New Roman" w:eastAsia="FangSong" w:cs="Times New Roman"/>
+        </w:rPr>
+        <w:t>再核对答案</w:t>
+      </w:r>
+      <w:r>
+        <w:rPr>
+          <w:rFonts w:hint="eastAsia" w:ascii="Times New Roman" w:hAnsi="Times New Roman" w:eastAsia="Times New Roman" w:cs="Times New Roman"/>
+        </w:rPr>
+        <w:t>。</w:t>
+      </w:r>
+    </w:p>
+    <w:p>
+      <w:pPr>
         <w:spacing w:before="160" w:after="80"/>
       </w:pPr>
       <w:r>
@@ -91,6 +145,7 @@
     <w:p>
       <w:pPr>
         <w:pStyle w:val="FirstParagraph"/>
+        <w:ind w:firstLine="420"/>
       </w:pPr>
       <w:r>
         <w:rPr>
@@ -250,47 +305,55 @@
     <w:p>
       <w:pPr>
         <w:pStyle w:val="Compact"/>
-        <w:spacing w:before="0" w:after="0"/>
-        <w:ind w:left="480" w:hanging="480"/>
-      </w:pPr>
-      <w:r>
-        <w:rPr>
-          <w:rFonts w:ascii="Times New Roman" w:hAnsi="Times New Roman" w:eastAsia="Times New Roman" w:cs="Times New Roman"/>
-        </w:rPr>
-        <w:t xml:space="preserve">A. 2.1 g　　</w:t>
+        <w:numPr>
+          <w:ilvl w:val="0"/>
+          <w:numId w:val="1001"/>
+        </w:numPr>
+      </w:pPr>
+      <w:r>
+        <w:rPr>
+          <w:rFonts w:ascii="Times New Roman" w:hAnsi="Times New Roman" w:eastAsia="Times New Roman" w:cs="Times New Roman"/>
+        </w:rPr>
+        <w:t xml:space="preserve">A. 2.1 g</w:t>
       </w:r>
     </w:p>
     <w:p>
       <w:pPr>
         <w:pStyle w:val="Compact"/>
-        <w:spacing w:before="0" w:after="0"/>
-        <w:ind w:left="480" w:hanging="480"/>
-      </w:pPr>
-      <w:r>
-        <w:rPr>
-          <w:rFonts w:ascii="Times New Roman" w:hAnsi="Times New Roman" w:eastAsia="Times New Roman" w:cs="Times New Roman"/>
-        </w:rPr>
-        <w:t xml:space="preserve">B. 0.21 g　　</w:t>
+        <w:numPr>
+          <w:ilvl w:val="0"/>
+          <w:numId w:val="1001"/>
+        </w:numPr>
+      </w:pPr>
+      <w:r>
+        <w:rPr>
+          <w:rFonts w:ascii="Times New Roman" w:hAnsi="Times New Roman" w:eastAsia="Times New Roman" w:cs="Times New Roman"/>
+        </w:rPr>
+        <w:t xml:space="preserve">B. 0.21 g</w:t>
       </w:r>
     </w:p>
     <w:p>
       <w:pPr>
         <w:pStyle w:val="Compact"/>
-        <w:spacing w:before="0" w:after="0"/>
-        <w:ind w:left="480" w:hanging="480"/>
-      </w:pPr>
-      <w:r>
-        <w:rPr>
-          <w:rFonts w:ascii="Times New Roman" w:hAnsi="Times New Roman" w:eastAsia="Times New Roman" w:cs="Times New Roman"/>
-        </w:rPr>
-        <w:t xml:space="preserve">C. 0.021 g　　</w:t>
+        <w:numPr>
+          <w:ilvl w:val="0"/>
+          <w:numId w:val="1001"/>
+        </w:numPr>
+      </w:pPr>
+      <w:r>
+        <w:rPr>
+          <w:rFonts w:ascii="Times New Roman" w:hAnsi="Times New Roman" w:eastAsia="Times New Roman" w:cs="Times New Roman"/>
+        </w:rPr>
+        <w:t xml:space="preserve">C. 0.021 g</w:t>
       </w:r>
     </w:p>
     <w:p>
       <w:pPr>
         <w:pStyle w:val="Compact"/>
-        <w:spacing w:before="0" w:after="0"/>
-        <w:ind w:left="480" w:hanging="480"/>
+        <w:numPr>
+          <w:ilvl w:val="0"/>
+          <w:numId w:val="1001"/>
+        </w:numPr>
       </w:pPr>
       <w:r>
         <w:rPr>
@@ -301,13 +364,13 @@
     </w:p>
     <w:p>
       <w:pPr>
-        <w:spacing w:before="0" w:after="0"/>
-      </w:pPr>
-    </w:p>
-    <w:p>
-      <w:pPr>
-        <w:spacing w:before="0" w:after="0"/>
-      </w:pPr>
+        <w:spacing w:before="160" w:after="80"/>
+      </w:pPr>
+      <w:r>
+        <w:pict>
+          <v:rect style="width:0;height:1.5pt" o:hralign="center" o:hrstd="t" o:hr="t"/>
+        </w:pict>
+      </w:r>
     </w:p>
     <w:p>
       <w:pPr>
@@ -348,6 +411,7 @@
     <w:p>
       <w:pPr>
         <w:pStyle w:val="FirstParagraph"/>
+        <w:ind w:firstLine="420"/>
       </w:pPr>
       <w:r>
         <w:rPr>
@@ -371,21 +435,25 @@
     <w:p>
       <w:pPr>
         <w:pStyle w:val="Compact"/>
-        <w:spacing w:before="0" w:after="0"/>
-        <w:ind w:left="480" w:hanging="480"/>
-      </w:pPr>
-      <w:r>
-        <w:rPr>
-          <w:rFonts w:ascii="Times New Roman" w:hAnsi="Times New Roman" w:eastAsia="Times New Roman" w:cs="Times New Roman"/>
-        </w:rPr>
-        <w:t>A. AgCl　　</w:t>
+        <w:numPr>
+          <w:ilvl w:val="0"/>
+          <w:numId w:val="1002"/>
+        </w:numPr>
+      </w:pPr>
+      <w:r>
+        <w:rPr>
+          <w:rFonts w:ascii="Times New Roman" w:hAnsi="Times New Roman" w:eastAsia="Times New Roman" w:cs="Times New Roman"/>
+        </w:rPr>
+        <w:t xml:space="preserve">A. AgCl</w:t>
       </w:r>
     </w:p>
     <w:p>
       <w:pPr>
         <w:pStyle w:val="Compact"/>
-        <w:spacing w:before="0" w:after="0"/>
-        <w:ind w:left="480" w:hanging="480"/>
+        <w:numPr>
+          <w:ilvl w:val="0"/>
+          <w:numId w:val="1002"/>
+        </w:numPr>
       </w:pPr>
       <w:r>
         <w:rPr>
@@ -412,25 +480,21 @@
           <w:vertAlign w:val="subscript"/>
         </w:rPr>
         <w:t>4</w:t>
-      </w:r>
-      <w:r>
-        <w:rPr>
-          <w:rFonts w:ascii="Times New Roman" w:hAnsi="Times New Roman" w:eastAsia="Times New Roman" w:cs="Times New Roman"/>
-        </w:rPr>
-        <w:t xml:space="preserve">　　</w:t>
       </w:r>
     </w:p>
     <w:p>
       <w:pPr>
         <w:pStyle w:val="Compact"/>
-        <w:spacing w:before="0" w:after="0"/>
-        <w:ind w:left="480" w:hanging="480"/>
-      </w:pPr>
-      <w:r>
-        <w:rPr>
-          <w:rFonts w:ascii="Times New Roman" w:hAnsi="Times New Roman" w:eastAsia="Times New Roman" w:cs="Times New Roman"/>
-        </w:rPr>
-        <w:t xml:space="preserve">C. HgCl</w:t>
+        <w:numPr>
+          <w:ilvl w:val="0"/>
+          <w:numId w:val="1002"/>
+        </w:numPr>
+      </w:pPr>
+      <w:r>
+        <w:rPr>
+          <w:rFonts w:ascii="Times New Roman" w:hAnsi="Times New Roman" w:eastAsia="Times New Roman" w:cs="Times New Roman"/>
+        </w:rPr>
+        <w:t>C. HgCl</w:t>
       </w:r>
       <w:r>
         <w:rPr>
@@ -438,19 +502,15 @@
           <w:vertAlign w:val="subscript"/>
         </w:rPr>
         <w:t>2</w:t>
-      </w:r>
-      <w:r>
-        <w:rPr>
-          <w:rFonts w:ascii="Times New Roman" w:hAnsi="Times New Roman" w:eastAsia="Times New Roman" w:cs="Times New Roman"/>
-        </w:rPr>
-        <w:t xml:space="preserve">　　</w:t>
       </w:r>
     </w:p>
     <w:p>
       <w:pPr>
         <w:pStyle w:val="Compact"/>
-        <w:spacing w:before="0" w:after="0"/>
-        <w:ind w:left="480" w:hanging="480"/>
+        <w:numPr>
+          <w:ilvl w:val="0"/>
+          <w:numId w:val="1002"/>
+        </w:numPr>
       </w:pPr>
       <w:r>
         <w:rPr>
@@ -461,13 +521,13 @@
     </w:p>
     <w:p>
       <w:pPr>
-        <w:spacing w:before="0" w:after="0"/>
-      </w:pPr>
-    </w:p>
-    <w:p>
-      <w:pPr>
-        <w:spacing w:before="0" w:after="0"/>
-      </w:pPr>
+        <w:spacing w:before="160" w:after="80"/>
+      </w:pPr>
+      <w:r>
+        <w:pict>
+          <v:rect style="width:0;height:1.5pt" o:hralign="center" o:hrstd="t" o:hr="t"/>
+        </w:pict>
+      </w:r>
     </w:p>
     <w:p>
       <w:pPr>
@@ -508,6 +568,7 @@
     <w:p>
       <w:pPr>
         <w:pStyle w:val="FirstParagraph"/>
+        <w:ind w:firstLine="420"/>
       </w:pPr>
       <w:r>
         <w:rPr>
@@ -652,28 +713,13 @@
     </w:p>
     <w:p>
       <w:pPr>
-        <w:spacing w:before="0" w:after="0"/>
-      </w:pPr>
-    </w:p>
-    <w:p>
-      <w:pPr>
-        <w:spacing w:before="0" w:after="0"/>
-      </w:pPr>
-    </w:p>
-    <w:p>
-      <w:pPr>
-        <w:spacing w:before="0" w:after="0"/>
-      </w:pPr>
-    </w:p>
-    <w:p>
-      <w:pPr>
-        <w:spacing w:before="0" w:after="0"/>
-      </w:pPr>
-    </w:p>
-    <w:p>
-      <w:pPr>
-        <w:spacing w:before="0" w:after="0"/>
-      </w:pPr>
+        <w:spacing w:before="160" w:after="80"/>
+      </w:pPr>
+      <w:r>
+        <w:pict>
+          <v:rect style="width:0;height:1.5pt" o:hralign="center" o:hrstd="t" o:hr="t"/>
+        </w:pict>
+      </w:r>
     </w:p>
     <w:p>
       <w:pPr>
@@ -714,6 +760,7 @@
     <w:p>
       <w:pPr>
         <w:pStyle w:val="FirstParagraph"/>
+        <w:ind w:firstLine="420"/>
       </w:pPr>
       <w:r>
         <w:rPr>
@@ -930,7 +977,7 @@
         </w:rPr>
         <w:drawing>
           <wp:inline>
-            <wp:extent cx="3600000" cy="2174322"/>
+            <wp:extent cx="3600000" cy="2143012"/>
             <wp:effectExtent b="0" l="0" r="0" t="0"/>
             <wp:docPr descr="" title="" id="13" name="Picture"/>
             <a:graphic>
@@ -951,7 +998,7 @@
                   <pic:spPr bwMode="auto">
                     <a:xfrm>
                       <a:off x="0" y="0"/>
-                      <a:ext cx="3600000" cy="2174322"/>
+                      <a:ext cx="3600000" cy="2143012"/>
                     </a:xfrm>
                     <a:prstGeom prst="rect">
                       <a:avLst/>
@@ -973,7 +1020,11 @@
     <w:p>
       <w:pPr>
         <w:pStyle w:val="Compact"/>
-        <w:spacing w:before="0" w:after="0"/>
+        <w:numPr>
+          <w:ilvl w:val="0"/>
+          <w:numId w:val="1003"/>
+        </w:numPr>
+        <w:ind w:firstLine="420"/>
       </w:pPr>
       <w:r>
         <w:rPr>
@@ -1053,7 +1104,11 @@
     <w:p>
       <w:pPr>
         <w:pStyle w:val="Compact"/>
-        <w:spacing w:before="0" w:after="0"/>
+        <w:numPr>
+          <w:ilvl w:val="0"/>
+          <w:numId w:val="1003"/>
+        </w:numPr>
+        <w:ind w:firstLine="420"/>
       </w:pPr>
       <w:r>
         <w:rPr>
@@ -1127,7 +1182,11 @@
     <w:p>
       <w:pPr>
         <w:pStyle w:val="Compact"/>
-        <w:spacing w:before="0" w:after="0"/>
+        <w:numPr>
+          <w:ilvl w:val="0"/>
+          <w:numId w:val="1003"/>
+        </w:numPr>
+        <w:ind w:firstLine="420"/>
       </w:pPr>
       <w:r>
         <w:rPr>
@@ -1243,7 +1302,11 @@
     <w:p>
       <w:pPr>
         <w:pStyle w:val="Compact"/>
-        <w:spacing w:before="0" w:after="0"/>
+        <w:numPr>
+          <w:ilvl w:val="0"/>
+          <w:numId w:val="1003"/>
+        </w:numPr>
+        <w:ind w:firstLine="420"/>
       </w:pPr>
       <w:r>
         <w:rPr>
@@ -1352,13 +1415,13 @@
     </w:p>
     <w:p>
       <w:pPr>
-        <w:spacing w:before="0" w:after="0"/>
-      </w:pPr>
-    </w:p>
-    <w:p>
-      <w:pPr>
-        <w:spacing w:before="0" w:after="0"/>
-      </w:pPr>
+        <w:spacing w:before="160" w:after="80"/>
+      </w:pPr>
+      <w:r>
+        <w:pict>
+          <v:rect style="width:0;height:1.5pt" o:hralign="center" o:hrstd="t" o:hr="t"/>
+        </w:pict>
+      </w:r>
     </w:p>
     <w:p>
       <w:pPr>
@@ -1399,6 +1462,7 @@
     <w:p>
       <w:pPr>
         <w:pStyle w:val="FirstParagraph"/>
+        <w:ind w:firstLine="420"/>
       </w:pPr>
       <w:r>
         <w:rPr>
@@ -1480,18 +1544,13 @@
     </w:p>
     <w:p>
       <w:pPr>
-        <w:spacing w:before="0" w:after="0"/>
-      </w:pPr>
-    </w:p>
-    <w:p>
-      <w:pPr>
-        <w:spacing w:before="0" w:after="0"/>
-      </w:pPr>
-    </w:p>
-    <w:p>
-      <w:pPr>
-        <w:spacing w:before="0" w:after="0"/>
-      </w:pPr>
+        <w:spacing w:before="160" w:after="80"/>
+      </w:pPr>
+      <w:r>
+        <w:pict>
+          <v:rect style="width:0;height:1.5pt" o:hralign="center" o:hrstd="t" o:hr="t"/>
+        </w:pict>
+      </w:r>
     </w:p>
     <w:p>
       <w:pPr>
@@ -1532,6 +1591,7 @@
     <w:p>
       <w:pPr>
         <w:pStyle w:val="FirstParagraph"/>
+        <w:ind w:firstLine="420"/>
       </w:pPr>
       <w:r>
         <w:rPr>
@@ -1866,18 +1926,13 @@
     </w:p>
     <w:p>
       <w:pPr>
-        <w:spacing w:before="0" w:after="0"/>
-      </w:pPr>
-    </w:p>
-    <w:p>
-      <w:pPr>
-        <w:spacing w:before="0" w:after="0"/>
-      </w:pPr>
-    </w:p>
-    <w:p>
-      <w:pPr>
-        <w:spacing w:before="0" w:after="0"/>
-      </w:pPr>
+        <w:spacing w:before="160" w:after="80"/>
+      </w:pPr>
+      <w:r>
+        <w:pict>
+          <v:rect style="width:0;height:1.5pt" o:hralign="center" o:hrstd="t" o:hr="t"/>
+        </w:pict>
+      </w:r>
     </w:p>
     <w:p>
       <w:pPr>
@@ -1918,6 +1973,7 @@
     <w:p>
       <w:pPr>
         <w:pStyle w:val="FirstParagraph"/>
+        <w:ind w:firstLine="420"/>
       </w:pPr>
       <w:r>
         <w:rPr>
@@ -1982,6 +2038,7 @@
     <w:p>
       <w:pPr>
         <w:pStyle w:val="BodyText"/>
+        <w:ind w:firstLine="420"/>
       </w:pPr>
       <w:r>
         <w:rPr>
@@ -2314,7 +2371,7 @@
     <w:p>
       <w:pPr>
         <w:pStyle w:val="BodyText"/>
-        <w:spacing w:before="0" w:after="0"/>
+        <w:ind w:firstLine="420"/>
       </w:pPr>
       <w:r>
         <w:rPr>
@@ -2414,7 +2471,7 @@
     <w:p>
       <w:pPr>
         <w:pStyle w:val="BodyText"/>
-        <w:spacing w:before="0" w:after="0"/>
+        <w:ind w:firstLine="420"/>
       </w:pPr>
       <w:r>
         <w:rPr>
@@ -2456,7 +2513,7 @@
     <w:p>
       <w:pPr>
         <w:pStyle w:val="BodyText"/>
-        <w:spacing w:before="0" w:after="0"/>
+        <w:ind w:firstLine="420"/>
       </w:pPr>
       <w:r>
         <w:rPr>
@@ -2515,7 +2572,7 @@
     <w:p>
       <w:pPr>
         <w:pStyle w:val="BodyText"/>
-        <w:spacing w:before="0" w:after="0"/>
+        <w:ind w:firstLine="420"/>
       </w:pPr>
       <w:r>
         <w:rPr>
@@ -2612,7 +2669,7 @@
         </w:rPr>
         <w:drawing>
           <wp:inline>
-            <wp:extent cx="3240000" cy="2924338"/>
+            <wp:extent cx="3240000" cy="2972476"/>
             <wp:effectExtent b="0" l="0" r="0" t="0"/>
             <wp:docPr descr="" title="" id="19" name="Picture"/>
             <a:graphic>
@@ -2633,7 +2690,7 @@
                   <pic:spPr bwMode="auto">
                     <a:xfrm>
                       <a:off x="0" y="0"/>
-                      <a:ext cx="3240000" cy="2924338"/>
+                      <a:ext cx="3240000" cy="2972476"/>
                     </a:xfrm>
                     <a:prstGeom prst="rect">
                       <a:avLst/>
@@ -2654,13 +2711,13 @@
     </w:p>
     <w:p>
       <w:pPr>
-        <w:spacing w:before="0" w:after="0"/>
-      </w:pPr>
-    </w:p>
-    <w:p>
-      <w:pPr>
-        <w:spacing w:before="0" w:after="0"/>
-      </w:pPr>
+        <w:spacing w:before="160" w:after="80"/>
+      </w:pPr>
+      <w:r>
+        <w:pict>
+          <v:rect style="width:0;height:1.5pt" o:hralign="center" o:hrstd="t" o:hr="t"/>
+        </w:pict>
+      </w:r>
     </w:p>
     <w:p>
       <w:pPr>
@@ -2701,6 +2758,7 @@
     <w:p>
       <w:pPr>
         <w:pStyle w:val="FirstParagraph"/>
+        <w:ind w:firstLine="420"/>
       </w:pPr>
       <w:r>
         <w:rPr>
@@ -2978,18 +3036,13 @@
     </w:p>
     <w:p>
       <w:pPr>
-        <w:spacing w:before="0" w:after="0"/>
-      </w:pPr>
-    </w:p>
-    <w:p>
-      <w:pPr>
-        <w:spacing w:before="0" w:after="0"/>
-      </w:pPr>
-    </w:p>
-    <w:p>
-      <w:pPr>
-        <w:spacing w:before="0" w:after="0"/>
-      </w:pPr>
+        <w:spacing w:before="160" w:after="80"/>
+      </w:pPr>
+      <w:r>
+        <w:pict>
+          <v:rect style="width:0;height:1.5pt" o:hralign="center" o:hrstd="t" o:hr="t"/>
+        </w:pict>
+      </w:r>
     </w:p>
     <w:p>
       <w:pPr>
@@ -3030,6 +3083,7 @@
     <w:p>
       <w:pPr>
         <w:pStyle w:val="FirstParagraph"/>
+        <w:ind w:firstLine="420"/>
       </w:pPr>
       <w:r>
         <w:rPr>
@@ -3149,7 +3203,7 @@
         </w:rPr>
         <w:drawing>
           <wp:inline>
-            <wp:extent cx="3594116" cy="2405881"/>
+            <wp:extent cx="3600000" cy="2405881"/>
             <wp:effectExtent b="0" l="0" r="0" t="0"/>
             <wp:docPr descr="" title="" id="24" name="Picture"/>
             <a:graphic>
@@ -3170,7 +3224,7 @@
                   <pic:spPr bwMode="auto">
                     <a:xfrm>
                       <a:off x="0" y="0"/>
-                      <a:ext cx="3594116" cy="2405881"/>
+                      <a:ext cx="3600000" cy="2405881"/>
                     </a:xfrm>
                     <a:prstGeom prst="rect">
                       <a:avLst/>
@@ -3192,7 +3246,7 @@
     <w:p>
       <w:pPr>
         <w:pStyle w:val="BodyText"/>
-        <w:spacing w:before="0" w:after="0"/>
+        <w:ind w:firstLine="420"/>
       </w:pPr>
       <w:r>
         <w:rPr>
@@ -3355,7 +3409,7 @@
     <w:p>
       <w:pPr>
         <w:pStyle w:val="BodyText"/>
-        <w:spacing w:before="0" w:after="0"/>
+        <w:ind w:firstLine="420"/>
       </w:pPr>
       <w:r>
         <w:rPr>
@@ -3467,7 +3521,7 @@
     <w:p>
       <w:pPr>
         <w:pStyle w:val="BodyText"/>
-        <w:spacing w:before="0" w:after="0"/>
+        <w:ind w:firstLine="420"/>
       </w:pPr>
       <w:r>
         <w:rPr>
@@ -3509,7 +3563,7 @@
     <w:p>
       <w:pPr>
         <w:pStyle w:val="BodyText"/>
-        <w:spacing w:before="0" w:after="0"/>
+        <w:ind w:firstLine="420"/>
       </w:pPr>
       <w:r>
         <w:rPr>
@@ -3579,13 +3633,13 @@
     </w:p>
     <w:p>
       <w:pPr>
-        <w:spacing w:before="0" w:after="0"/>
-      </w:pPr>
-    </w:p>
-    <w:p>
-      <w:pPr>
-        <w:spacing w:before="0" w:after="0"/>
-      </w:pPr>
+        <w:spacing w:before="160" w:after="80"/>
+      </w:pPr>
+      <w:r>
+        <w:pict>
+          <v:rect style="width:0;height:1.5pt" o:hralign="center" o:hrstd="t" o:hr="t"/>
+        </w:pict>
+      </w:r>
     </w:p>
     <w:p>
       <w:pPr>
@@ -3626,6 +3680,7 @@
     <w:p>
       <w:pPr>
         <w:pStyle w:val="FirstParagraph"/>
+        <w:ind w:firstLine="420"/>
       </w:pPr>
       <w:r>
         <w:rPr>
@@ -3863,6 +3918,7 @@
           <w:ilvl w:val="0"/>
           <w:numId w:val="1004"/>
         </w:numPr>
+        <w:ind w:firstLine="420"/>
       </w:pPr>
       <w:r>
         <w:rPr>
@@ -3883,6 +3939,7 @@
           <w:ilvl w:val="0"/>
           <w:numId w:val="1004"/>
         </w:numPr>
+        <w:ind w:firstLine="420"/>
       </w:pPr>
       <w:r>
         <w:rPr>
@@ -3900,6 +3957,7 @@
     <w:p>
       <w:pPr>
         <w:pStyle w:val="FirstParagraph"/>
+        <w:ind w:firstLine="420"/>
       </w:pPr>
       <w:r>
         <w:rPr>
@@ -3947,6 +4005,7 @@
     <w:p>
       <w:pPr>
         <w:pStyle w:val="BodyText"/>
+        <w:ind w:firstLine="420"/>
       </w:pPr>
       <w:r>
         <w:rPr>
@@ -3981,43 +4040,13 @@
     </w:p>
     <w:p>
       <w:pPr>
-        <w:spacing w:before="0" w:after="0"/>
-      </w:pPr>
-    </w:p>
-    <w:p>
-      <w:pPr>
-        <w:spacing w:before="0" w:after="0"/>
-      </w:pPr>
-    </w:p>
-    <w:p>
-      <w:pPr>
-        <w:spacing w:before="0" w:after="0"/>
-      </w:pPr>
-    </w:p>
-    <w:p>
-      <w:pPr>
-        <w:spacing w:before="0" w:after="0"/>
-      </w:pPr>
-    </w:p>
-    <w:p>
-      <w:pPr>
-        <w:spacing w:before="0" w:after="0"/>
-      </w:pPr>
-    </w:p>
-    <w:p>
-      <w:pPr>
-        <w:spacing w:before="0" w:after="0"/>
-      </w:pPr>
-    </w:p>
-    <w:p>
-      <w:pPr>
-        <w:spacing w:before="0" w:after="0"/>
-      </w:pPr>
-    </w:p>
-    <w:p>
-      <w:pPr>
-        <w:spacing w:before="0" w:after="0"/>
-      </w:pPr>
+        <w:spacing w:before="160" w:after="80"/>
+      </w:pPr>
+      <w:r>
+        <w:pict>
+          <v:rect style="width:0;height:1.5pt" o:hralign="center" o:hrstd="t" o:hr="t"/>
+        </w:pict>
+      </w:r>
     </w:p>
     <w:p>
       <w:pPr>
@@ -4058,6 +4087,7 @@
     <w:p>
       <w:pPr>
         <w:pStyle w:val="FirstParagraph"/>
+        <w:ind w:firstLine="420"/>
       </w:pPr>
       <w:r>
         <w:rPr>
@@ -4075,6 +4105,7 @@
     <w:p>
       <w:pPr>
         <w:pStyle w:val="BodyText"/>
+        <w:ind w:firstLine="420"/>
       </w:pPr>
       <w:r>
         <w:rPr>
@@ -4493,6 +4524,7 @@
     <w:p>
       <w:pPr>
         <w:pStyle w:val="BodyText"/>
+        <w:ind w:firstLine="420"/>
       </w:pPr>
       <w:r>
         <w:rPr>
@@ -4725,28 +4757,13 @@
     </w:p>
     <w:p>
       <w:pPr>
-        <w:spacing w:before="0" w:after="0"/>
-      </w:pPr>
-    </w:p>
-    <w:p>
-      <w:pPr>
-        <w:spacing w:before="0" w:after="0"/>
-      </w:pPr>
-    </w:p>
-    <w:p>
-      <w:pPr>
-        <w:spacing w:before="0" w:after="0"/>
-      </w:pPr>
-    </w:p>
-    <w:p>
-      <w:pPr>
-        <w:spacing w:before="0" w:after="0"/>
-      </w:pPr>
-    </w:p>
-    <w:p>
-      <w:pPr>
-        <w:spacing w:before="0" w:after="0"/>
-      </w:pPr>
+        <w:spacing w:before="160" w:after="80"/>
+      </w:pPr>
+      <w:r>
+        <w:pict>
+          <v:rect style="width:0;height:1.5pt" o:hralign="center" o:hrstd="t" o:hr="t"/>
+        </w:pict>
+      </w:r>
     </w:p>
     <w:p>
       <w:pPr>
@@ -4787,6 +4804,7 @@
     <w:p>
       <w:pPr>
         <w:pStyle w:val="FirstParagraph"/>
+        <w:ind w:firstLine="420"/>
       </w:pPr>
       <w:r>
         <w:rPr>
@@ -5404,6 +5422,7 @@
     <w:p>
       <w:pPr>
         <w:pStyle w:val="BodyText"/>
+        <w:ind w:firstLine="420"/>
       </w:pPr>
       <w:r>
         <w:rPr>
@@ -5616,6 +5635,7 @@
     <w:p>
       <w:pPr>
         <w:pStyle w:val="BodyText"/>
+        <w:ind w:firstLine="420"/>
       </w:pPr>
       <w:r>
         <w:rPr>
@@ -5879,6 +5899,7 @@
     <w:p>
       <w:pPr>
         <w:pStyle w:val="BodyText"/>
+        <w:ind w:firstLine="420"/>
       </w:pPr>
       <w:r>
         <w:rPr>
@@ -6023,6 +6044,7 @@
     <w:p>
       <w:pPr>
         <w:pStyle w:val="BodyText"/>
+        <w:ind w:firstLine="420"/>
       </w:pPr>
       <w:r>
         <w:rPr>
@@ -6129,43 +6151,13 @@
     </w:p>
     <w:p>
       <w:pPr>
-        <w:spacing w:before="0" w:after="0"/>
-      </w:pPr>
-    </w:p>
-    <w:p>
-      <w:pPr>
-        <w:spacing w:before="0" w:after="0"/>
-      </w:pPr>
-    </w:p>
-    <w:p>
-      <w:pPr>
-        <w:spacing w:before="0" w:after="0"/>
-      </w:pPr>
-    </w:p>
-    <w:p>
-      <w:pPr>
-        <w:spacing w:before="0" w:after="0"/>
-      </w:pPr>
-    </w:p>
-    <w:p>
-      <w:pPr>
-        <w:spacing w:before="0" w:after="0"/>
-      </w:pPr>
-    </w:p>
-    <w:p>
-      <w:pPr>
-        <w:spacing w:before="0" w:after="0"/>
-      </w:pPr>
-    </w:p>
-    <w:p>
-      <w:pPr>
-        <w:spacing w:before="0" w:after="0"/>
-      </w:pPr>
-    </w:p>
-    <w:p>
-      <w:pPr>
-        <w:spacing w:before="0" w:after="0"/>
-      </w:pPr>
+        <w:spacing w:before="160" w:after="80"/>
+      </w:pPr>
+      <w:r>
+        <w:pict>
+          <v:rect style="width:0;height:1.5pt" o:hralign="center" o:hrstd="t" o:hr="t"/>
+        </w:pict>
+      </w:r>
     </w:p>
     <w:p>
       <w:pPr>
@@ -6206,6 +6198,7 @@
     <w:p>
       <w:pPr>
         <w:pStyle w:val="FirstParagraph"/>
+        <w:ind w:firstLine="420"/>
       </w:pPr>
       <w:r>
         <w:rPr>
@@ -6506,8 +6499,10 @@
     <w:p>
       <w:pPr>
         <w:pStyle w:val="Compact"/>
-        <w:spacing w:before="0" w:after="0"/>
-        <w:ind w:left="480" w:hanging="480"/>
+        <w:numPr>
+          <w:ilvl w:val="0"/>
+          <w:numId w:val="1005"/>
+        </w:numPr>
       </w:pPr>
       <w:r>
         <w:rPr>
@@ -6539,27 +6534,75 @@
         <w:rPr>
           <w:rFonts w:ascii="Times New Roman" w:hAnsi="Times New Roman" w:eastAsia="Times New Roman" w:cs="Times New Roman"/>
         </w:rPr>
-        <w:t xml:space="preserve">　　</w:t>
+        <w:t xml:space="preserve">　　B. 5.06×10</w:t>
+      </w:r>
+      <w:r>
+        <w:rPr>
+          <w:rFonts w:ascii="Times New Roman" w:hAnsi="Times New Roman" w:eastAsia="Times New Roman" w:cs="Times New Roman"/>
+          <w:vertAlign w:val="superscript"/>
+        </w:rPr>
+        <w:t>-10</w:t>
+      </w:r>
+      <w:r>
+        <w:rPr>
+          <w:rFonts w:ascii="Times New Roman" w:hAnsi="Times New Roman" w:eastAsia="Times New Roman" w:cs="Times New Roman"/>
+        </w:rPr>
+        <w:t xml:space="preserve"> mol L</w:t>
+      </w:r>
+      <w:r>
+        <w:rPr>
+          <w:rFonts w:ascii="Times New Roman" w:hAnsi="Times New Roman" w:eastAsia="Times New Roman" w:cs="Times New Roman"/>
+          <w:vertAlign w:val="superscript"/>
+        </w:rPr>
+        <w:t>-1</w:t>
       </w:r>
     </w:p>
     <w:p>
       <w:pPr>
         <w:pStyle w:val="Compact"/>
-        <w:spacing w:before="0" w:after="0"/>
-        <w:ind w:left="480" w:hanging="480"/>
-      </w:pPr>
-      <w:r>
-        <w:rPr>
-          <w:rFonts w:ascii="Times New Roman" w:hAnsi="Times New Roman" w:eastAsia="Times New Roman" w:cs="Times New Roman"/>
-        </w:rPr>
-        <w:t xml:space="preserve">B. 5.06×10</w:t>
+        <w:numPr>
+          <w:ilvl w:val="0"/>
+          <w:numId w:val="1005"/>
+        </w:numPr>
+      </w:pPr>
+      <w:r>
+        <w:rPr>
+          <w:rFonts w:ascii="Times New Roman" w:hAnsi="Times New Roman" w:eastAsia="Times New Roman" w:cs="Times New Roman"/>
+        </w:rPr>
+        <w:t>C. 7.79×10</w:t>
       </w:r>
       <w:r>
         <w:rPr>
           <w:rFonts w:ascii="Times New Roman" w:hAnsi="Times New Roman" w:eastAsia="Times New Roman" w:cs="Times New Roman"/>
           <w:vertAlign w:val="superscript"/>
         </w:rPr>
-        <w:t>-10</w:t>
+        <w:t>-14</w:t>
+      </w:r>
+      <w:r>
+        <w:rPr>
+          <w:rFonts w:ascii="Times New Roman" w:hAnsi="Times New Roman" w:eastAsia="Times New Roman" w:cs="Times New Roman"/>
+        </w:rPr>
+        <w:t xml:space="preserve"> mol L</w:t>
+      </w:r>
+      <w:r>
+        <w:rPr>
+          <w:rFonts w:ascii="Times New Roman" w:hAnsi="Times New Roman" w:eastAsia="Times New Roman" w:cs="Times New Roman"/>
+          <w:vertAlign w:val="superscript"/>
+        </w:rPr>
+        <w:t>-1</w:t>
+      </w:r>
+      <w:r>
+        <w:rPr>
+          <w:rFonts w:ascii="Times New Roman" w:hAnsi="Times New Roman" w:eastAsia="Times New Roman" w:cs="Times New Roman"/>
+        </w:rPr>
+        <w:t xml:space="preserve">　　D. 3.29×10</w:t>
+      </w:r>
+      <w:r>
+        <w:rPr>
+          <w:rFonts w:ascii="Times New Roman" w:hAnsi="Times New Roman" w:eastAsia="Times New Roman" w:cs="Times New Roman"/>
+          <w:vertAlign w:val="superscript"/>
+        </w:rPr>
+        <w:t>-18</w:t>
       </w:r>
       <w:r>
         <w:rPr>
@@ -6577,85 +6620,13 @@
     </w:p>
     <w:p>
       <w:pPr>
-        <w:pStyle w:val="Compact"/>
-        <w:spacing w:before="0" w:after="0"/>
-        <w:ind w:left="480" w:hanging="480"/>
-      </w:pPr>
-      <w:r>
-        <w:rPr>
-          <w:rFonts w:ascii="Times New Roman" w:hAnsi="Times New Roman" w:eastAsia="Times New Roman" w:cs="Times New Roman"/>
-        </w:rPr>
-        <w:t>C. 7.79×10</w:t>
-      </w:r>
-      <w:r>
-        <w:rPr>
-          <w:rFonts w:ascii="Times New Roman" w:hAnsi="Times New Roman" w:eastAsia="Times New Roman" w:cs="Times New Roman"/>
-          <w:vertAlign w:val="superscript"/>
-        </w:rPr>
-        <w:t>-14</w:t>
-      </w:r>
-      <w:r>
-        <w:rPr>
-          <w:rFonts w:ascii="Times New Roman" w:hAnsi="Times New Roman" w:eastAsia="Times New Roman" w:cs="Times New Roman"/>
-        </w:rPr>
-        <w:t xml:space="preserve"> mol L</w:t>
-      </w:r>
-      <w:r>
-        <w:rPr>
-          <w:rFonts w:ascii="Times New Roman" w:hAnsi="Times New Roman" w:eastAsia="Times New Roman" w:cs="Times New Roman"/>
-          <w:vertAlign w:val="superscript"/>
-        </w:rPr>
-        <w:t>-1</w:t>
-      </w:r>
-      <w:r>
-        <w:rPr>
-          <w:rFonts w:ascii="Times New Roman" w:hAnsi="Times New Roman" w:eastAsia="Times New Roman" w:cs="Times New Roman"/>
-        </w:rPr>
-        <w:t xml:space="preserve">　　</w:t>
-      </w:r>
-    </w:p>
-    <w:p>
-      <w:pPr>
-        <w:pStyle w:val="Compact"/>
-        <w:spacing w:before="0" w:after="0"/>
-        <w:ind w:left="480" w:hanging="480"/>
-      </w:pPr>
-      <w:r>
-        <w:rPr>
-          <w:rFonts w:ascii="Times New Roman" w:hAnsi="Times New Roman" w:eastAsia="Times New Roman" w:cs="Times New Roman"/>
-        </w:rPr>
-        <w:t xml:space="preserve">D. 3.29×10</w:t>
-      </w:r>
-      <w:r>
-        <w:rPr>
-          <w:rFonts w:ascii="Times New Roman" w:hAnsi="Times New Roman" w:eastAsia="Times New Roman" w:cs="Times New Roman"/>
-          <w:vertAlign w:val="superscript"/>
-        </w:rPr>
-        <w:t>-18</w:t>
-      </w:r>
-      <w:r>
-        <w:rPr>
-          <w:rFonts w:ascii="Times New Roman" w:hAnsi="Times New Roman" w:eastAsia="Times New Roman" w:cs="Times New Roman"/>
-        </w:rPr>
-        <w:t xml:space="preserve"> mol L</w:t>
-      </w:r>
-      <w:r>
-        <w:rPr>
-          <w:rFonts w:ascii="Times New Roman" w:hAnsi="Times New Roman" w:eastAsia="Times New Roman" w:cs="Times New Roman"/>
-          <w:vertAlign w:val="superscript"/>
-        </w:rPr>
-        <w:t>-1</w:t>
-      </w:r>
-    </w:p>
-    <w:p>
-      <w:pPr>
-        <w:spacing w:before="0" w:after="0"/>
-      </w:pPr>
-    </w:p>
-    <w:p>
-      <w:pPr>
-        <w:spacing w:before="0" w:after="0"/>
-      </w:pPr>
+        <w:spacing w:before="160" w:after="80"/>
+      </w:pPr>
+      <w:r>
+        <w:pict>
+          <v:rect style="width:0;height:1.5pt" o:hralign="center" o:hrstd="t" o:hr="t"/>
+        </w:pict>
+      </w:r>
     </w:p>
     <w:p>
       <w:pPr>
@@ -6696,6 +6667,7 @@
     <w:p>
       <w:pPr>
         <w:pStyle w:val="FirstParagraph"/>
+        <w:ind w:firstLine="420"/>
       </w:pPr>
       <w:r>
         <w:rPr>
@@ -6749,12 +6721,13 @@
     <w:p>
       <w:pPr>
         <w:pStyle w:val="BodyText"/>
-      </w:pPr>
-      <w:r>
-        <w:rPr>
-          <w:rFonts w:hint="eastAsia" w:ascii="Times New Roman" w:hAnsi="Times New Roman" w:eastAsia="Times New Roman" w:cs="Times New Roman"/>
-        </w:rPr>
-        <w:t>5-1、</w:t>
+        <w:ind w:firstLine="420"/>
+      </w:pPr>
+      <w:r>
+        <w:rPr>
+          <w:rFonts w:hint="eastAsia" w:ascii="Times New Roman" w:hAnsi="Times New Roman" w:eastAsia="Times New Roman" w:cs="Times New Roman"/>
+        </w:rPr>
+        <w:t>(2)、</w:t>
       </w:r>
       <w:r>
         <w:rPr>
@@ -7326,12 +7299,13 @@
     <w:p>
       <w:pPr>
         <w:pStyle w:val="BodyText"/>
-      </w:pPr>
-      <w:r>
-        <w:rPr>
-          <w:rFonts w:hint="eastAsia" w:ascii="Times New Roman" w:hAnsi="Times New Roman" w:eastAsia="Times New Roman" w:cs="Times New Roman"/>
-        </w:rPr>
-        <w:t>5-2-1、</w:t>
+        <w:ind w:firstLine="420"/>
+      </w:pPr>
+      <w:r>
+        <w:rPr>
+          <w:rFonts w:hint="eastAsia" w:ascii="Times New Roman" w:hAnsi="Times New Roman" w:eastAsia="Times New Roman" w:cs="Times New Roman"/>
+        </w:rPr>
+        <w:t>(3)①、</w:t>
       </w:r>
       <w:r>
         <w:rPr>
@@ -7385,12 +7359,13 @@
     <w:p>
       <w:pPr>
         <w:pStyle w:val="BodyText"/>
-      </w:pPr>
-      <w:r>
-        <w:rPr>
-          <w:rFonts w:hint="eastAsia" w:ascii="Times New Roman" w:hAnsi="Times New Roman" w:eastAsia="Times New Roman" w:cs="Times New Roman"/>
-        </w:rPr>
-        <w:t>5-2-2、</w:t>
+        <w:ind w:firstLine="420"/>
+      </w:pPr>
+      <w:r>
+        <w:rPr>
+          <w:rFonts w:hint="eastAsia" w:ascii="Times New Roman" w:hAnsi="Times New Roman" w:eastAsia="Times New Roman" w:cs="Times New Roman"/>
+        </w:rPr>
+        <w:t>(3)②、</w:t>
       </w:r>
       <w:r>
         <w:rPr>
@@ -7555,43 +7530,13 @@
     </w:p>
     <w:p>
       <w:pPr>
-        <w:spacing w:before="0" w:after="0"/>
-      </w:pPr>
-    </w:p>
-    <w:p>
-      <w:pPr>
-        <w:spacing w:before="0" w:after="0"/>
-      </w:pPr>
-    </w:p>
-    <w:p>
-      <w:pPr>
-        <w:spacing w:before="0" w:after="0"/>
-      </w:pPr>
-    </w:p>
-    <w:p>
-      <w:pPr>
-        <w:spacing w:before="0" w:after="0"/>
-      </w:pPr>
-    </w:p>
-    <w:p>
-      <w:pPr>
-        <w:spacing w:before="0" w:after="0"/>
-      </w:pPr>
-    </w:p>
-    <w:p>
-      <w:pPr>
-        <w:spacing w:before="0" w:after="0"/>
-      </w:pPr>
-    </w:p>
-    <w:p>
-      <w:pPr>
-        <w:spacing w:before="0" w:after="0"/>
-      </w:pPr>
-    </w:p>
-    <w:p>
-      <w:pPr>
-        <w:spacing w:before="0" w:after="0"/>
-      </w:pPr>
+        <w:spacing w:before="160" w:after="80"/>
+      </w:pPr>
+      <w:r>
+        <w:pict>
+          <v:rect style="width:0;height:1.5pt" o:hralign="center" o:hrstd="t" o:hr="t"/>
+        </w:pict>
+      </w:r>
     </w:p>
     <w:p>
       <w:pPr>
@@ -7632,6 +7577,7 @@
     <w:p>
       <w:pPr>
         <w:pStyle w:val="FirstParagraph"/>
+        <w:ind w:firstLine="420"/>
       </w:pPr>
       <w:r>
         <w:rPr>
@@ -7899,6 +7845,7 @@
     <w:p>
       <w:pPr>
         <w:pStyle w:val="BodyText"/>
+        <w:ind w:firstLine="420"/>
       </w:pPr>
       <w:r>
         <w:rPr>
@@ -7906,7 +7853,7 @@
           <w:b/>
           <w:bCs/>
         </w:rPr>
-        <w:t xml:space="preserve">2-1</w:t>
+        <w:t xml:space="preserve">(1)</w:t>
       </w:r>
       <w:r>
         <w:rPr>
@@ -8005,43 +7952,13 @@
     </w:p>
     <w:p>
       <w:pPr>
-        <w:spacing w:before="0" w:after="0"/>
-      </w:pPr>
-    </w:p>
-    <w:p>
-      <w:pPr>
-        <w:spacing w:before="0" w:after="0"/>
-      </w:pPr>
-    </w:p>
-    <w:p>
-      <w:pPr>
-        <w:spacing w:before="0" w:after="0"/>
-      </w:pPr>
-    </w:p>
-    <w:p>
-      <w:pPr>
-        <w:spacing w:before="0" w:after="0"/>
-      </w:pPr>
-    </w:p>
-    <w:p>
-      <w:pPr>
-        <w:spacing w:before="0" w:after="0"/>
-      </w:pPr>
-    </w:p>
-    <w:p>
-      <w:pPr>
-        <w:spacing w:before="0" w:after="0"/>
-      </w:pPr>
-    </w:p>
-    <w:p>
-      <w:pPr>
-        <w:spacing w:before="0" w:after="0"/>
-      </w:pPr>
-    </w:p>
-    <w:p>
-      <w:pPr>
-        <w:spacing w:before="0" w:after="0"/>
-      </w:pPr>
+        <w:spacing w:before="160" w:after="80"/>
+      </w:pPr>
+      <w:r>
+        <w:pict>
+          <v:rect style="width:0;height:1.5pt" o:hralign="center" o:hrstd="t" o:hr="t"/>
+        </w:pict>
+      </w:r>
     </w:p>
     <w:p>
       <w:pPr>
@@ -8082,6 +7999,7 @@
     <w:p>
       <w:pPr>
         <w:pStyle w:val="FirstParagraph"/>
+        <w:ind w:firstLine="420"/>
       </w:pPr>
       <w:r>
         <w:rPr>
@@ -8314,6 +8232,7 @@
     <w:p>
       <w:pPr>
         <w:pStyle w:val="BodyText"/>
+        <w:ind w:firstLine="420"/>
       </w:pPr>
       <w:r>
         <w:rPr>
@@ -8321,7 +8240,7 @@
           <w:b/>
           <w:bCs/>
         </w:rPr>
-        <w:t xml:space="preserve">8-1</w:t>
+        <w:t xml:space="preserve">(1)</w:t>
       </w:r>
       <w:r>
         <w:rPr>
@@ -8383,6 +8302,7 @@
     <w:p>
       <w:pPr>
         <w:pStyle w:val="BodyText"/>
+        <w:ind w:firstLine="420"/>
       </w:pPr>
       <w:r>
         <w:rPr>
@@ -8390,7 +8310,7 @@
           <w:b/>
           <w:bCs/>
         </w:rPr>
-        <w:t xml:space="preserve">8-2</w:t>
+        <w:t xml:space="preserve">(2)</w:t>
       </w:r>
       <w:r>
         <w:rPr>
@@ -8477,6 +8397,7 @@
     <w:p>
       <w:pPr>
         <w:pStyle w:val="BodyText"/>
+        <w:ind w:firstLine="420"/>
       </w:pPr>
       <w:r>
         <w:rPr>
@@ -8484,7 +8405,7 @@
           <w:b/>
           <w:bCs/>
         </w:rPr>
-        <w:t xml:space="preserve">8-3</w:t>
+        <w:t xml:space="preserve">(3)</w:t>
       </w:r>
       <w:r>
         <w:rPr>
@@ -8545,6 +8466,7 @@
     <w:p>
       <w:pPr>
         <w:pStyle w:val="BodyText"/>
+        <w:ind w:firstLine="420"/>
       </w:pPr>
       <w:r>
         <w:rPr>
@@ -8552,7 +8474,7 @@
           <w:b/>
           <w:bCs/>
         </w:rPr>
-        <w:t xml:space="preserve">8-4</w:t>
+        <w:t xml:space="preserve">(4)</w:t>
       </w:r>
       <w:r>
         <w:rPr>
@@ -8605,43 +8527,13 @@
     </w:p>
     <w:p>
       <w:pPr>
-        <w:spacing w:before="0" w:after="0"/>
-      </w:pPr>
-    </w:p>
-    <w:p>
-      <w:pPr>
-        <w:spacing w:before="0" w:after="0"/>
-      </w:pPr>
-    </w:p>
-    <w:p>
-      <w:pPr>
-        <w:spacing w:before="0" w:after="0"/>
-      </w:pPr>
-    </w:p>
-    <w:p>
-      <w:pPr>
-        <w:spacing w:before="0" w:after="0"/>
-      </w:pPr>
-    </w:p>
-    <w:p>
-      <w:pPr>
-        <w:spacing w:before="0" w:after="0"/>
-      </w:pPr>
-    </w:p>
-    <w:p>
-      <w:pPr>
-        <w:spacing w:before="0" w:after="0"/>
-      </w:pPr>
-    </w:p>
-    <w:p>
-      <w:pPr>
-        <w:spacing w:before="0" w:after="0"/>
-      </w:pPr>
-    </w:p>
-    <w:p>
-      <w:pPr>
-        <w:spacing w:before="0" w:after="0"/>
-      </w:pPr>
+        <w:spacing w:before="160" w:after="80"/>
+      </w:pPr>
+      <w:r>
+        <w:pict>
+          <v:rect style="width:0;height:1.5pt" o:hralign="center" o:hrstd="t" o:hr="t"/>
+        </w:pict>
+      </w:r>
     </w:p>
     <w:p>
       <w:pPr>
@@ -8682,6 +8574,7 @@
     <w:p>
       <w:pPr>
         <w:pStyle w:val="FirstParagraph"/>
+        <w:ind w:firstLine="420"/>
       </w:pPr>
       <w:r>
         <w:rPr>
@@ -8854,6 +8747,7 @@
     <w:p>
       <w:pPr>
         <w:pStyle w:val="BodyText"/>
+        <w:ind w:firstLine="420"/>
       </w:pPr>
       <w:r>
         <w:rPr>
@@ -8861,7 +8755,7 @@
           <w:b/>
           <w:bCs/>
         </w:rPr>
-        <w:t xml:space="preserve">10-1</w:t>
+        <w:t xml:space="preserve">(1)</w:t>
       </w:r>
       <w:r>
         <w:rPr>
@@ -8910,6 +8804,7 @@
     <w:p>
       <w:pPr>
         <w:pStyle w:val="BodyText"/>
+        <w:ind w:firstLine="420"/>
       </w:pPr>
       <w:r>
         <w:rPr>
@@ -8917,7 +8812,7 @@
           <w:b/>
           <w:bCs/>
         </w:rPr>
-        <w:t xml:space="preserve">10-2</w:t>
+        <w:t xml:space="preserve">(2)</w:t>
       </w:r>
       <w:r>
         <w:rPr>
@@ -8941,6 +8836,7 @@
     <w:p>
       <w:pPr>
         <w:pStyle w:val="BodyText"/>
+        <w:ind w:firstLine="420"/>
       </w:pPr>
       <w:r>
         <w:rPr>
@@ -8948,7 +8844,7 @@
           <w:b/>
           <w:bCs/>
         </w:rPr>
-        <w:t xml:space="preserve">10-3</w:t>
+        <w:t xml:space="preserve">(3)</w:t>
       </w:r>
       <w:r>
         <w:rPr>
@@ -9095,6 +8991,7 @@
     <w:p>
       <w:pPr>
         <w:pStyle w:val="BodyText"/>
+        <w:ind w:firstLine="420"/>
       </w:pPr>
       <w:r>
         <w:rPr>
@@ -9102,7 +8999,7 @@
           <w:b/>
           <w:bCs/>
         </w:rPr>
-        <w:t xml:space="preserve">10-4</w:t>
+        <w:t xml:space="preserve">(4)</w:t>
       </w:r>
       <w:r>
         <w:rPr>
@@ -9188,6 +9085,7 @@
     <w:p>
       <w:pPr>
         <w:pStyle w:val="BodyText"/>
+        <w:ind w:firstLine="420"/>
       </w:pPr>
       <w:r>
         <w:rPr>
@@ -9195,7 +9093,7 @@
           <w:b/>
           <w:bCs/>
         </w:rPr>
-        <w:t xml:space="preserve">10-5</w:t>
+        <w:t xml:space="preserve">(5)</w:t>
       </w:r>
       <w:r>
         <w:rPr>
@@ -9269,6 +9167,7 @@
     <w:p>
       <w:pPr>
         <w:pStyle w:val="BodyText"/>
+        <w:ind w:firstLine="420"/>
       </w:pPr>
       <w:r>
         <w:rPr>
@@ -9276,7 +9175,7 @@
           <w:b/>
           <w:bCs/>
         </w:rPr>
-        <w:t xml:space="preserve">10-6</w:t>
+        <w:t xml:space="preserve">(6)</w:t>
       </w:r>
       <w:r>
         <w:rPr>
@@ -9355,43 +9254,13 @@
     </w:p>
     <w:p>
       <w:pPr>
-        <w:spacing w:before="0" w:after="0"/>
-      </w:pPr>
-    </w:p>
-    <w:p>
-      <w:pPr>
-        <w:spacing w:before="0" w:after="0"/>
-      </w:pPr>
-    </w:p>
-    <w:p>
-      <w:pPr>
-        <w:spacing w:before="0" w:after="0"/>
-      </w:pPr>
-    </w:p>
-    <w:p>
-      <w:pPr>
-        <w:spacing w:before="0" w:after="0"/>
-      </w:pPr>
-    </w:p>
-    <w:p>
-      <w:pPr>
-        <w:spacing w:before="0" w:after="0"/>
-      </w:pPr>
-    </w:p>
-    <w:p>
-      <w:pPr>
-        <w:spacing w:before="0" w:after="0"/>
-      </w:pPr>
-    </w:p>
-    <w:p>
-      <w:pPr>
-        <w:spacing w:before="0" w:after="0"/>
-      </w:pPr>
-    </w:p>
-    <w:p>
-      <w:pPr>
-        <w:spacing w:before="0" w:after="0"/>
-      </w:pPr>
+        <w:spacing w:before="160" w:after="80"/>
+      </w:pPr>
+      <w:r>
+        <w:pict>
+          <v:rect style="width:0;height:1.5pt" o:hralign="center" o:hrstd="t" o:hr="t"/>
+        </w:pict>
+      </w:r>
     </w:p>
     <w:p>
       <w:pPr>
@@ -9432,6 +9301,7 @@
     <w:p>
       <w:pPr>
         <w:pStyle w:val="FirstParagraph"/>
+        <w:ind w:firstLine="420"/>
       </w:pPr>
       <w:r>
         <w:rPr>
@@ -9719,6 +9589,7 @@
     <w:p>
       <w:pPr>
         <w:pStyle w:val="BodyText"/>
+        <w:ind w:firstLine="420"/>
       </w:pPr>
       <w:r>
         <w:rPr>
@@ -9726,7 +9597,7 @@
           <w:b/>
           <w:bCs/>
         </w:rPr>
-        <w:t xml:space="preserve">8-1</w:t>
+        <w:t xml:space="preserve">(1)</w:t>
       </w:r>
       <w:r>
         <w:rPr>
@@ -9801,6 +9672,7 @@
     <w:p>
       <w:pPr>
         <w:pStyle w:val="BodyText"/>
+        <w:ind w:firstLine="420"/>
       </w:pPr>
       <w:r>
         <w:rPr>
@@ -9808,7 +9680,7 @@
           <w:b/>
           <w:bCs/>
         </w:rPr>
-        <w:t xml:space="preserve">8-2</w:t>
+        <w:t xml:space="preserve">(2)</w:t>
       </w:r>
       <w:r>
         <w:rPr>
@@ -9915,6 +9787,7 @@
     <w:p>
       <w:pPr>
         <w:pStyle w:val="BodyText"/>
+        <w:ind w:firstLine="420"/>
       </w:pPr>
       <w:r>
         <w:rPr>
@@ -9922,7 +9795,7 @@
           <w:b/>
           <w:bCs/>
         </w:rPr>
-        <w:t xml:space="preserve">8-3</w:t>
+        <w:t xml:space="preserve">(3)</w:t>
       </w:r>
       <w:r>
         <w:rPr>
@@ -9958,6 +9831,7 @@
     <w:p>
       <w:pPr>
         <w:pStyle w:val="BodyText"/>
+        <w:ind w:firstLine="420"/>
       </w:pPr>
       <w:r>
         <w:rPr>
@@ -9965,7 +9839,7 @@
           <w:b/>
           <w:bCs/>
         </w:rPr>
-        <w:t xml:space="preserve">8-4</w:t>
+        <w:t xml:space="preserve">(4)</w:t>
       </w:r>
       <w:r>
         <w:rPr>
@@ -10013,6 +9887,7 @@
     <w:p>
       <w:pPr>
         <w:pStyle w:val="BodyText"/>
+        <w:ind w:firstLine="420"/>
       </w:pPr>
       <w:r>
         <w:rPr>
@@ -10020,7 +9895,7 @@
           <w:b/>
           <w:bCs/>
         </w:rPr>
-        <w:t xml:space="preserve">8-5</w:t>
+        <w:t xml:space="preserve">(5)</w:t>
       </w:r>
       <w:r>
         <w:rPr>
@@ -10202,12 +10077,13 @@
         <w:rPr>
           <w:rFonts w:ascii="Times New Roman" w:hAnsi="Times New Roman" w:eastAsia="Times New Roman" w:cs="Times New Roman"/>
         </w:rPr>
-        <w:t xml:space="preserve"> εθ。</w:t>
+        <w:t xml:space="preserve"> ε°。</w:t>
       </w:r>
     </w:p>
     <w:p>
       <w:pPr>
         <w:pStyle w:val="BodyText"/>
+        <w:ind w:firstLine="420"/>
       </w:pPr>
       <w:r>
         <w:rPr>
@@ -10215,7 +10091,7 @@
           <w:b/>
           <w:bCs/>
         </w:rPr>
-        <w:t xml:space="preserve">8-6</w:t>
+        <w:t xml:space="preserve">(6)</w:t>
       </w:r>
       <w:r>
         <w:rPr>
@@ -10275,43 +10151,13 @@
     </w:p>
     <w:p>
       <w:pPr>
-        <w:spacing w:before="0" w:after="0"/>
-      </w:pPr>
-    </w:p>
-    <w:p>
-      <w:pPr>
-        <w:spacing w:before="0" w:after="0"/>
-      </w:pPr>
-    </w:p>
-    <w:p>
-      <w:pPr>
-        <w:spacing w:before="0" w:after="0"/>
-      </w:pPr>
-    </w:p>
-    <w:p>
-      <w:pPr>
-        <w:spacing w:before="0" w:after="0"/>
-      </w:pPr>
-    </w:p>
-    <w:p>
-      <w:pPr>
-        <w:spacing w:before="0" w:after="0"/>
-      </w:pPr>
-    </w:p>
-    <w:p>
-      <w:pPr>
-        <w:spacing w:before="0" w:after="0"/>
-      </w:pPr>
-    </w:p>
-    <w:p>
-      <w:pPr>
-        <w:spacing w:before="0" w:after="0"/>
-      </w:pPr>
-    </w:p>
-    <w:p>
-      <w:pPr>
-        <w:spacing w:before="0" w:after="0"/>
-      </w:pPr>
+        <w:spacing w:before="160" w:after="80"/>
+      </w:pPr>
+      <w:r>
+        <w:pict>
+          <v:rect style="width:0;height:1.5pt" o:hralign="center" o:hrstd="t" o:hr="t"/>
+        </w:pict>
+      </w:r>
     </w:p>
     <w:p>
       <w:pPr>
@@ -10352,6 +10198,7 @@
     <w:p>
       <w:pPr>
         <w:pStyle w:val="FirstParagraph"/>
+        <w:ind w:firstLine="420"/>
       </w:pPr>
       <w:r>
         <w:rPr>
@@ -10416,18 +10263,13 @@
     </w:p>
     <w:p>
       <w:pPr>
-        <w:spacing w:before="0" w:after="0"/>
-      </w:pPr>
-    </w:p>
-    <w:p>
-      <w:pPr>
-        <w:spacing w:before="0" w:after="0"/>
-      </w:pPr>
-    </w:p>
-    <w:p>
-      <w:pPr>
-        <w:spacing w:before="0" w:after="0"/>
-      </w:pPr>
+        <w:spacing w:before="160" w:after="80"/>
+      </w:pPr>
+      <w:r>
+        <w:pict>
+          <v:rect style="width:0;height:1.5pt" o:hralign="center" o:hrstd="t" o:hr="t"/>
+        </w:pict>
+      </w:r>
     </w:p>
     <w:p>
       <w:pPr>
@@ -10469,6 +10311,7 @@
       <w:pPr>
         <w:pStyle w:val="FirstParagraph"/>
         <w:spacing w:after="80"/>
+        <w:ind w:firstLine="420"/>
       </w:pPr>
       <w:r>
         <w:rPr>
@@ -10717,15 +10560,16 @@
       <w:tblPr>
         <w:tblStyle w:val="Table"/>
         <w:tblW w:type="auto" w:w="0"/>
+        <w:tblLook w:firstRow="1" w:lastRow="0" w:firstColumn="0" w:lastColumn="0" w:noHBand="0" w:noVBand="0" w:val="0020"/>
+        <w:jc w:val="center"/>
         <w:tblBorders>
-          <w:top w:val="single" w:sz="12" w:space="0" w:color="000000"/>
-          <w:left w:val="none" w:sz="0" w:space="0" w:color="auto"/>
-          <w:bottom w:val="single" w:sz="12" w:space="0" w:color="000000"/>
-          <w:right w:val="none" w:sz="0" w:space="0" w:color="auto"/>
-          <w:insideH w:val="none" w:sz="0" w:space="0" w:color="auto"/>
-          <w:insideV w:val="none" w:sz="0" w:space="0" w:color="auto"/>
+          <w:top w:val="single" w:sz="12" w:space="0" w:color="333333"/>
+          <w:bottom w:val="single" w:sz="12" w:space="0" w:color="333333"/>
+          <w:left w:val="none"/>
+          <w:right w:val="none"/>
+          <w:insideH w:val="none"/>
+          <w:insideV w:val="none"/>
         </w:tblBorders>
-        <w:tblLook w:firstRow="1" w:lastRow="0" w:firstColumn="0" w:lastColumn="0" w:noHBand="0" w:noVBand="0" w:val="0020"/>
       </w:tblPr>
       <w:tblGrid>
         <w:gridCol w:w="1980"/>
@@ -10740,7 +10584,7 @@
         <w:tc>
           <w:tcPr>
             <w:tcBorders>
-              <w:bottom w:val="single" w:sz="8" w:space="0" w:color="000000"/>
+              <w:bottom w:val="single" w:sz="6" w:space="0" w:color="333333"/>
             </w:tcBorders>
           </w:tcPr>
           <w:p>
@@ -10760,7 +10604,7 @@
         <w:tc>
           <w:tcPr>
             <w:tcBorders>
-              <w:bottom w:val="single" w:sz="8" w:space="0" w:color="000000"/>
+              <w:bottom w:val="single" w:sz="6" w:space="0" w:color="333333"/>
             </w:tcBorders>
           </w:tcPr>
           <w:p>
@@ -10780,7 +10624,7 @@
         <w:tc>
           <w:tcPr>
             <w:tcBorders>
-              <w:bottom w:val="single" w:sz="8" w:space="0" w:color="000000"/>
+              <w:bottom w:val="single" w:sz="6" w:space="0" w:color="333333"/>
             </w:tcBorders>
           </w:tcPr>
           <w:p>
@@ -10800,7 +10644,7 @@
         <w:tc>
           <w:tcPr>
             <w:tcBorders>
-              <w:bottom w:val="single" w:sz="8" w:space="0" w:color="000000"/>
+              <w:bottom w:val="single" w:sz="6" w:space="0" w:color="333333"/>
             </w:tcBorders>
           </w:tcPr>
           <w:p>
@@ -11157,6 +11001,7 @@
           <w:numId w:val="1006"/>
         </w:numPr>
         <w:spacing w:before="120"/>
+        <w:ind w:firstLine="420"/>
       </w:pPr>
       <w:r>
         <w:rPr>
@@ -11340,6 +11185,7 @@
           <w:ilvl w:val="0"/>
           <w:numId w:val="1006"/>
         </w:numPr>
+        <w:ind w:firstLine="420"/>
       </w:pPr>
       <w:r>
         <w:rPr>
@@ -11416,43 +11262,13 @@
     </w:p>
     <w:p>
       <w:pPr>
-        <w:spacing w:before="0" w:after="0"/>
-      </w:pPr>
-    </w:p>
-    <w:p>
-      <w:pPr>
-        <w:spacing w:before="0" w:after="0"/>
-      </w:pPr>
-    </w:p>
-    <w:p>
-      <w:pPr>
-        <w:spacing w:before="0" w:after="0"/>
-      </w:pPr>
-    </w:p>
-    <w:p>
-      <w:pPr>
-        <w:spacing w:before="0" w:after="0"/>
-      </w:pPr>
-    </w:p>
-    <w:p>
-      <w:pPr>
-        <w:spacing w:before="0" w:after="0"/>
-      </w:pPr>
-    </w:p>
-    <w:p>
-      <w:pPr>
-        <w:spacing w:before="0" w:after="0"/>
-      </w:pPr>
-    </w:p>
-    <w:p>
-      <w:pPr>
-        <w:spacing w:before="0" w:after="0"/>
-      </w:pPr>
-    </w:p>
-    <w:p>
-      <w:pPr>
-        <w:spacing w:before="0" w:after="0"/>
-      </w:pPr>
+        <w:spacing w:before="160" w:after="80"/>
+      </w:pPr>
+      <w:r>
+        <w:pict>
+          <v:rect style="width:0;height:1.5pt" o:hralign="center" o:hrstd="t" o:hr="t"/>
+        </w:pict>
+      </w:r>
     </w:p>
     <w:p>
       <w:pPr>
@@ -11493,6 +11309,7 @@
     <w:p>
       <w:pPr>
         <w:pStyle w:val="FirstParagraph"/>
+        <w:ind w:firstLine="420"/>
       </w:pPr>
       <w:r>
         <w:rPr>
@@ -11820,6 +11637,7 @@
       <w:pPr>
         <w:pStyle w:val="BodyText"/>
         <w:spacing w:after="80"/>
+        <w:ind w:firstLine="420"/>
       </w:pPr>
       <w:r>
         <w:rPr>
@@ -11844,15 +11662,16 @@
       <w:tblPr>
         <w:tblStyle w:val="Table"/>
         <w:tblW w:type="auto" w:w="0"/>
+        <w:tblLook w:firstRow="1" w:lastRow="0" w:firstColumn="0" w:lastColumn="0" w:noHBand="0" w:noVBand="0" w:val="0020"/>
+        <w:jc w:val="center"/>
         <w:tblBorders>
-          <w:top w:val="single" w:sz="12" w:space="0" w:color="000000"/>
-          <w:left w:val="none" w:sz="0" w:space="0" w:color="auto"/>
-          <w:bottom w:val="single" w:sz="12" w:space="0" w:color="000000"/>
-          <w:right w:val="none" w:sz="0" w:space="0" w:color="auto"/>
-          <w:insideH w:val="none" w:sz="0" w:space="0" w:color="auto"/>
-          <w:insideV w:val="none" w:sz="0" w:space="0" w:color="auto"/>
+          <w:top w:val="single" w:sz="12" w:space="0" w:color="333333"/>
+          <w:bottom w:val="single" w:sz="12" w:space="0" w:color="333333"/>
+          <w:left w:val="none"/>
+          <w:right w:val="none"/>
+          <w:insideH w:val="none"/>
+          <w:insideV w:val="none"/>
         </w:tblBorders>
-        <w:tblLook w:firstRow="1" w:lastRow="0" w:firstColumn="0" w:lastColumn="0" w:noHBand="0" w:noVBand="0" w:val="0020"/>
       </w:tblPr>
       <w:tblGrid>
         <w:gridCol w:w="1980"/>
@@ -11867,7 +11686,7 @@
         <w:tc>
           <w:tcPr>
             <w:tcBorders>
-              <w:bottom w:val="single" w:sz="8" w:space="0" w:color="000000"/>
+              <w:bottom w:val="single" w:sz="6" w:space="0" w:color="333333"/>
             </w:tcBorders>
           </w:tcPr>
           <w:p>
@@ -11887,7 +11706,7 @@
         <w:tc>
           <w:tcPr>
             <w:tcBorders>
-              <w:bottom w:val="single" w:sz="8" w:space="0" w:color="000000"/>
+              <w:bottom w:val="single" w:sz="6" w:space="0" w:color="333333"/>
             </w:tcBorders>
           </w:tcPr>
           <w:p>
@@ -11915,7 +11734,7 @@
         <w:tc>
           <w:tcPr>
             <w:tcBorders>
-              <w:bottom w:val="single" w:sz="8" w:space="0" w:color="000000"/>
+              <w:bottom w:val="single" w:sz="6" w:space="0" w:color="333333"/>
             </w:tcBorders>
           </w:tcPr>
           <w:p>
@@ -11943,7 +11762,7 @@
         <w:tc>
           <w:tcPr>
             <w:tcBorders>
-              <w:bottom w:val="single" w:sz="8" w:space="0" w:color="000000"/>
+              <w:bottom w:val="single" w:sz="6" w:space="0" w:color="333333"/>
             </w:tcBorders>
           </w:tcPr>
           <w:p>
@@ -12036,6 +11855,7 @@
       <w:pPr>
         <w:pStyle w:val="BodyText"/>
         <w:spacing w:before="120"/>
+        <w:ind w:firstLine="420"/>
       </w:pPr>
       <w:r>
         <w:rPr>
@@ -12056,6 +11876,7 @@
           <w:ilvl w:val="0"/>
           <w:numId w:val="1007"/>
         </w:numPr>
+        <w:ind w:firstLine="420"/>
       </w:pPr>
       <w:r>
         <w:rPr>
@@ -12130,6 +11951,7 @@
           <w:ilvl w:val="0"/>
           <w:numId w:val="1007"/>
         </w:numPr>
+        <w:ind w:firstLine="420"/>
       </w:pPr>
       <w:r>
         <w:rPr>
@@ -12162,6 +11984,7 @@
           <w:ilvl w:val="0"/>
           <w:numId w:val="1007"/>
         </w:numPr>
+        <w:ind w:firstLine="420"/>
       </w:pPr>
       <w:r>
         <w:rPr>
@@ -12194,6 +12017,7 @@
           <w:ilvl w:val="0"/>
           <w:numId w:val="1007"/>
         </w:numPr>
+        <w:ind w:firstLine="420"/>
       </w:pPr>
       <m:oMath>
         <m:oMathPr>
@@ -12440,6 +12264,7 @@
     <w:p>
       <w:pPr>
         <w:pStyle w:val="FirstParagraph"/>
+        <w:ind w:firstLine="420"/>
       </w:pPr>
       <w:r>
         <w:rPr>
@@ -12533,6 +12358,7 @@
     <w:p>
       <w:pPr>
         <w:pStyle w:val="BodyText"/>
+        <w:ind w:firstLine="420"/>
       </w:pPr>
       <w:r>
         <w:rPr>
@@ -12702,6 +12528,7 @@
     <w:p>
       <w:pPr>
         <w:pStyle w:val="BodyText"/>
+        <w:ind w:firstLine="420"/>
       </w:pPr>
       <w:r>
         <w:rPr>
@@ -12883,43 +12710,13 @@
     </w:p>
     <w:p>
       <w:pPr>
-        <w:spacing w:before="0" w:after="0"/>
-      </w:pPr>
-    </w:p>
-    <w:p>
-      <w:pPr>
-        <w:spacing w:before="0" w:after="0"/>
-      </w:pPr>
-    </w:p>
-    <w:p>
-      <w:pPr>
-        <w:spacing w:before="0" w:after="0"/>
-      </w:pPr>
-    </w:p>
-    <w:p>
-      <w:pPr>
-        <w:spacing w:before="0" w:after="0"/>
-      </w:pPr>
-    </w:p>
-    <w:p>
-      <w:pPr>
-        <w:spacing w:before="0" w:after="0"/>
-      </w:pPr>
-    </w:p>
-    <w:p>
-      <w:pPr>
-        <w:spacing w:before="0" w:after="0"/>
-      </w:pPr>
-    </w:p>
-    <w:p>
-      <w:pPr>
-        <w:spacing w:before="0" w:after="0"/>
-      </w:pPr>
-    </w:p>
-    <w:p>
-      <w:pPr>
-        <w:spacing w:before="0" w:after="0"/>
-      </w:pPr>
+        <w:spacing w:before="160" w:after="80"/>
+      </w:pPr>
+      <w:r>
+        <w:pict>
+          <v:rect style="width:0;height:1.5pt" o:hralign="center" o:hrstd="t" o:hr="t"/>
+        </w:pict>
+      </w:r>
     </w:p>
     <w:p>
       <w:pPr>
@@ -12960,6 +12757,7 @@
     <w:p>
       <w:pPr>
         <w:pStyle w:val="FirstParagraph"/>
+        <w:ind w:firstLine="420"/>
       </w:pPr>
       <w:r>
         <w:rPr>
@@ -13603,18 +13401,13 @@
     </w:p>
     <w:p>
       <w:pPr>
-        <w:spacing w:before="0" w:after="0"/>
-      </w:pPr>
-    </w:p>
-    <w:p>
-      <w:pPr>
-        <w:spacing w:before="0" w:after="0"/>
-      </w:pPr>
-    </w:p>
-    <w:p>
-      <w:pPr>
-        <w:spacing w:before="0" w:after="0"/>
-      </w:pPr>
+        <w:spacing w:before="160" w:after="80"/>
+      </w:pPr>
+      <w:r>
+        <w:pict>
+          <v:rect style="width:0;height:1.5pt" o:hralign="center" o:hrstd="t" o:hr="t"/>
+        </w:pict>
+      </w:r>
     </w:p>
     <w:p>
       <w:pPr>
@@ -13655,6 +13448,7 @@
     <w:p>
       <w:pPr>
         <w:pStyle w:val="FirstParagraph"/>
+        <w:ind w:firstLine="420"/>
       </w:pPr>
       <w:r>
         <w:rPr>
@@ -13948,28 +13742,13 @@
     </w:p>
     <w:p>
       <w:pPr>
-        <w:spacing w:before="0" w:after="0"/>
-      </w:pPr>
-    </w:p>
-    <w:p>
-      <w:pPr>
-        <w:spacing w:before="0" w:after="0"/>
-      </w:pPr>
-    </w:p>
-    <w:p>
-      <w:pPr>
-        <w:spacing w:before="0" w:after="0"/>
-      </w:pPr>
-    </w:p>
-    <w:p>
-      <w:pPr>
-        <w:spacing w:before="0" w:after="0"/>
-      </w:pPr>
-    </w:p>
-    <w:p>
-      <w:pPr>
-        <w:spacing w:before="0" w:after="0"/>
-      </w:pPr>
+        <w:spacing w:before="160" w:after="80"/>
+      </w:pPr>
+      <w:r>
+        <w:pict>
+          <v:rect style="width:0;height:1.5pt" o:hralign="center" o:hrstd="t" o:hr="t"/>
+        </w:pict>
+      </w:r>
     </w:p>
     <w:p>
       <w:pPr>
@@ -14010,6 +13789,7 @@
     <w:p>
       <w:pPr>
         <w:pStyle w:val="FirstParagraph"/>
+        <w:ind w:firstLine="420"/>
       </w:pPr>
       <w:r>
         <w:rPr>
@@ -14687,28 +14467,13 @@
     </w:p>
     <w:p>
       <w:pPr>
-        <w:spacing w:before="0" w:after="0"/>
-      </w:pPr>
-    </w:p>
-    <w:p>
-      <w:pPr>
-        <w:spacing w:before="0" w:after="0"/>
-      </w:pPr>
-    </w:p>
-    <w:p>
-      <w:pPr>
-        <w:spacing w:before="0" w:after="0"/>
-      </w:pPr>
-    </w:p>
-    <w:p>
-      <w:pPr>
-        <w:spacing w:before="0" w:after="0"/>
-      </w:pPr>
-    </w:p>
-    <w:p>
-      <w:pPr>
-        <w:spacing w:before="0" w:after="0"/>
-      </w:pPr>
+        <w:spacing w:before="160" w:after="80"/>
+      </w:pPr>
+      <w:r>
+        <w:pict>
+          <v:rect style="width:0;height:1.5pt" o:hralign="center" o:hrstd="t" o:hr="t"/>
+        </w:pict>
+      </w:r>
     </w:p>
     <w:p>
       <w:pPr>
@@ -14749,6 +14514,7 @@
     <w:p>
       <w:pPr>
         <w:pStyle w:val="FirstParagraph"/>
+        <w:ind w:firstLine="420"/>
       </w:pPr>
       <w:r>
         <w:rPr>
@@ -14884,6 +14650,7 @@
       <w:pPr>
         <w:pStyle w:val="BodyText"/>
         <w:spacing w:after="80"/>
+        <w:ind w:firstLine="420"/>
       </w:pPr>
       <w:r>
         <w:rPr>
@@ -14914,15 +14681,16 @@
       <w:tblPr>
         <w:tblStyle w:val="Table"/>
         <w:tblW w:type="auto" w:w="0"/>
+        <w:tblLook w:firstRow="1" w:lastRow="0" w:firstColumn="0" w:lastColumn="0" w:noHBand="0" w:noVBand="0" w:val="0020"/>
+        <w:jc w:val="center"/>
         <w:tblBorders>
-          <w:top w:val="single" w:sz="12" w:space="0" w:color="000000"/>
-          <w:left w:val="none" w:sz="0" w:space="0" w:color="auto"/>
-          <w:bottom w:val="single" w:sz="12" w:space="0" w:color="000000"/>
-          <w:right w:val="none" w:sz="0" w:space="0" w:color="auto"/>
-          <w:insideH w:val="none" w:sz="0" w:space="0" w:color="auto"/>
-          <w:insideV w:val="none" w:sz="0" w:space="0" w:color="auto"/>
+          <w:top w:val="single" w:sz="12" w:space="0" w:color="333333"/>
+          <w:bottom w:val="single" w:sz="12" w:space="0" w:color="333333"/>
+          <w:left w:val="none"/>
+          <w:right w:val="none"/>
+          <w:insideH w:val="none"/>
+          <w:insideV w:val="none"/>
         </w:tblBorders>
-        <w:tblLook w:firstRow="1" w:lastRow="0" w:firstColumn="0" w:lastColumn="0" w:noHBand="0" w:noVBand="0" w:val="0020"/>
       </w:tblPr>
       <w:tblGrid>
         <w:gridCol w:w="1980"/>
@@ -14937,7 +14705,7 @@
         <w:tc>
           <w:tcPr>
             <w:tcBorders>
-              <w:bottom w:val="single" w:sz="8" w:space="0" w:color="000000"/>
+              <w:bottom w:val="single" w:sz="6" w:space="0" w:color="333333"/>
             </w:tcBorders>
           </w:tcPr>
           <w:p>
@@ -14957,7 +14725,7 @@
         <w:tc>
           <w:tcPr>
             <w:tcBorders>
-              <w:bottom w:val="single" w:sz="8" w:space="0" w:color="000000"/>
+              <w:bottom w:val="single" w:sz="6" w:space="0" w:color="333333"/>
             </w:tcBorders>
           </w:tcPr>
           <w:p>
@@ -14985,7 +14753,7 @@
         <w:tc>
           <w:tcPr>
             <w:tcBorders>
-              <w:bottom w:val="single" w:sz="8" w:space="0" w:color="000000"/>
+              <w:bottom w:val="single" w:sz="6" w:space="0" w:color="333333"/>
             </w:tcBorders>
           </w:tcPr>
           <w:p>
@@ -15013,7 +14781,7 @@
         <w:tc>
           <w:tcPr>
             <w:tcBorders>
-              <w:bottom w:val="single" w:sz="8" w:space="0" w:color="000000"/>
+              <w:bottom w:val="single" w:sz="6" w:space="0" w:color="333333"/>
             </w:tcBorders>
           </w:tcPr>
           <w:p>
@@ -15210,6 +14978,7 @@
           <w:numId w:val="1008"/>
         </w:numPr>
         <w:spacing w:before="120"/>
+        <w:ind w:firstLine="420"/>
       </w:pPr>
       <w:r>
         <w:rPr>
@@ -15254,6 +15023,7 @@
           <w:ilvl w:val="0"/>
           <w:numId w:val="1008"/>
         </w:numPr>
+        <w:ind w:firstLine="420"/>
       </w:pPr>
       <w:r>
         <w:rPr>
@@ -15298,6 +15068,7 @@
           <w:ilvl w:val="0"/>
           <w:numId w:val="1008"/>
         </w:numPr>
+        <w:ind w:firstLine="420"/>
       </w:pPr>
       <w:r>
         <w:rPr>
@@ -15330,6 +15101,7 @@
           <w:ilvl w:val="0"/>
           <w:numId w:val="1008"/>
         </w:numPr>
+        <w:ind w:firstLine="420"/>
       </w:pPr>
       <w:r>
         <w:rPr>
@@ -15545,43 +15317,13 @@
     </w:p>
     <w:p>
       <w:pPr>
-        <w:spacing w:before="0" w:after="0"/>
-      </w:pPr>
-    </w:p>
-    <w:p>
-      <w:pPr>
-        <w:spacing w:before="0" w:after="0"/>
-      </w:pPr>
-    </w:p>
-    <w:p>
-      <w:pPr>
-        <w:spacing w:before="0" w:after="0"/>
-      </w:pPr>
-    </w:p>
-    <w:p>
-      <w:pPr>
-        <w:spacing w:before="0" w:after="0"/>
-      </w:pPr>
-    </w:p>
-    <w:p>
-      <w:pPr>
-        <w:spacing w:before="0" w:after="0"/>
-      </w:pPr>
-    </w:p>
-    <w:p>
-      <w:pPr>
-        <w:spacing w:before="0" w:after="0"/>
-      </w:pPr>
-    </w:p>
-    <w:p>
-      <w:pPr>
-        <w:spacing w:before="0" w:after="0"/>
-      </w:pPr>
-    </w:p>
-    <w:p>
-      <w:pPr>
-        <w:spacing w:before="0" w:after="0"/>
-      </w:pPr>
+        <w:spacing w:before="160" w:after="80"/>
+      </w:pPr>
+      <w:r>
+        <w:pict>
+          <v:rect style="width:0;height:1.5pt" o:hralign="center" o:hrstd="t" o:hr="t"/>
+        </w:pict>
+      </w:r>
     </w:p>
     <w:p>
       <w:pPr>
@@ -15622,6 +15364,7 @@
     <w:p>
       <w:pPr>
         <w:pStyle w:val="FirstParagraph"/>
+        <w:ind w:firstLine="420"/>
       </w:pPr>
       <w:r>
         <w:rPr>
@@ -16128,6 +15871,7 @@
     <w:p>
       <w:pPr>
         <w:pStyle w:val="FirstParagraph"/>
+        <w:ind w:firstLine="420"/>
       </w:pPr>
       <w:r>
         <w:rPr>
@@ -16254,6 +15998,7 @@
           <w:ilvl w:val="0"/>
           <w:numId w:val="1009"/>
         </w:numPr>
+        <w:ind w:firstLine="420"/>
       </w:pPr>
       <w:r>
         <w:rPr>
@@ -16356,6 +16101,7 @@
           <w:ilvl w:val="0"/>
           <w:numId w:val="1009"/>
         </w:numPr>
+        <w:ind w:firstLine="420"/>
       </w:pPr>
       <m:oMath>
         <m:oMathPr>
@@ -16761,6 +16507,7 @@
           <w:ilvl w:val="0"/>
           <w:numId w:val="1009"/>
         </w:numPr>
+        <w:ind w:firstLine="420"/>
       </w:pPr>
       <w:r>
         <w:rPr>
@@ -16893,43 +16640,13 @@
     </w:p>
     <w:p>
       <w:pPr>
-        <w:spacing w:before="0" w:after="0"/>
-      </w:pPr>
-    </w:p>
-    <w:p>
-      <w:pPr>
-        <w:spacing w:before="0" w:after="0"/>
-      </w:pPr>
-    </w:p>
-    <w:p>
-      <w:pPr>
-        <w:spacing w:before="0" w:after="0"/>
-      </w:pPr>
-    </w:p>
-    <w:p>
-      <w:pPr>
-        <w:spacing w:before="0" w:after="0"/>
-      </w:pPr>
-    </w:p>
-    <w:p>
-      <w:pPr>
-        <w:spacing w:before="0" w:after="0"/>
-      </w:pPr>
-    </w:p>
-    <w:p>
-      <w:pPr>
-        <w:spacing w:before="0" w:after="0"/>
-      </w:pPr>
-    </w:p>
-    <w:p>
-      <w:pPr>
-        <w:spacing w:before="0" w:after="0"/>
-      </w:pPr>
-    </w:p>
-    <w:p>
-      <w:pPr>
-        <w:spacing w:before="0" w:after="0"/>
-      </w:pPr>
+        <w:spacing w:before="160" w:after="80"/>
+      </w:pPr>
+      <w:r>
+        <w:pict>
+          <v:rect style="width:0;height:1.5pt" o:hralign="center" o:hrstd="t" o:hr="t"/>
+        </w:pict>
+      </w:r>
     </w:p>
     <w:p>
       <w:pPr>
@@ -16970,6 +16687,7 @@
     <w:p>
       <w:pPr>
         <w:pStyle w:val="FirstParagraph"/>
+        <w:ind w:firstLine="420"/>
       </w:pPr>
       <w:r>
         <w:rPr>
@@ -17201,6 +16919,7 @@
           <w:ilvl w:val="0"/>
           <w:numId w:val="1010"/>
         </w:numPr>
+        <w:ind w:firstLine="420"/>
       </w:pPr>
       <m:oMath>
         <m:r>
@@ -17353,6 +17072,7 @@
           <w:ilvl w:val="0"/>
           <w:numId w:val="1010"/>
         </w:numPr>
+        <w:ind w:firstLine="420"/>
       </w:pPr>
       <w:r>
         <w:rPr>
@@ -17458,6 +17178,7 @@
     <w:p>
       <w:pPr>
         <w:pStyle w:val="FirstParagraph"/>
+        <w:ind w:firstLine="420"/>
       </w:pPr>
       <w:r>
         <w:rPr>
@@ -17778,28 +17499,13 @@
     </w:p>
     <w:p>
       <w:pPr>
-        <w:spacing w:before="0" w:after="0"/>
-      </w:pPr>
-    </w:p>
-    <w:p>
-      <w:pPr>
-        <w:spacing w:before="0" w:after="0"/>
-      </w:pPr>
-    </w:p>
-    <w:p>
-      <w:pPr>
-        <w:spacing w:before="0" w:after="0"/>
-      </w:pPr>
-    </w:p>
-    <w:p>
-      <w:pPr>
-        <w:spacing w:before="0" w:after="0"/>
-      </w:pPr>
-    </w:p>
-    <w:p>
-      <w:pPr>
-        <w:spacing w:before="0" w:after="0"/>
-      </w:pPr>
+        <w:spacing w:before="160" w:after="80"/>
+      </w:pPr>
+      <w:r>
+        <w:pict>
+          <v:rect style="width:0;height:1.5pt" o:hralign="center" o:hrstd="t" o:hr="t"/>
+        </w:pict>
+      </w:r>
     </w:p>
     <w:p>
       <w:pPr>
@@ -17840,6 +17546,7 @@
     <w:p>
       <w:pPr>
         <w:pStyle w:val="FirstParagraph"/>
+        <w:ind w:firstLine="420"/>
       </w:pPr>
       <w:r>
         <w:rPr>
@@ -18517,18 +18224,13 @@
     </w:p>
     <w:p>
       <w:pPr>
-        <w:spacing w:before="0" w:after="0"/>
-      </w:pPr>
-    </w:p>
-    <w:p>
-      <w:pPr>
-        <w:spacing w:before="0" w:after="0"/>
-      </w:pPr>
-    </w:p>
-    <w:p>
-      <w:pPr>
-        <w:spacing w:before="0" w:after="0"/>
-      </w:pPr>
+        <w:spacing w:before="160" w:after="80"/>
+      </w:pPr>
+      <w:r>
+        <w:pict>
+          <v:rect style="width:0;height:1.5pt" o:hralign="center" o:hrstd="t" o:hr="t"/>
+        </w:pict>
+      </w:r>
     </w:p>
     <w:p>
       <w:pPr>
@@ -18569,6 +18271,7 @@
     <w:p>
       <w:pPr>
         <w:pStyle w:val="FirstParagraph"/>
+        <w:ind w:firstLine="420"/>
       </w:pPr>
       <w:r>
         <w:rPr>
@@ -18915,7 +18618,7 @@
     <w:p>
       <w:pPr>
         <w:pStyle w:val="BodyText"/>
-        <w:spacing w:before="0" w:after="0"/>
+        <w:ind w:firstLine="420"/>
       </w:pPr>
       <w:r>
         <w:rPr>
@@ -19061,7 +18764,7 @@
     <w:p>
       <w:pPr>
         <w:pStyle w:val="BodyText"/>
-        <w:spacing w:before="0" w:after="0"/>
+        <w:ind w:firstLine="420"/>
       </w:pPr>
       <w:r>
         <w:rPr>
@@ -19224,7 +18927,7 @@
     <w:p>
       <w:pPr>
         <w:pStyle w:val="BodyText"/>
-        <w:spacing w:before="0" w:after="0"/>
+        <w:ind w:firstLine="420"/>
       </w:pPr>
       <w:r>
         <w:rPr>
@@ -19440,7 +19143,7 @@
     <w:p>
       <w:pPr>
         <w:pStyle w:val="BodyText"/>
-        <w:spacing w:before="0" w:after="0"/>
+        <w:ind w:firstLine="420"/>
       </w:pPr>
       <w:r>
         <w:rPr>
@@ -19554,7 +19257,7 @@
         </w:rPr>
         <w:drawing>
           <wp:inline>
-            <wp:extent cx="3600000" cy="2066087"/>
+            <wp:extent cx="3600000" cy="2068749"/>
             <wp:effectExtent b="0" l="0" r="0" t="0"/>
             <wp:docPr descr="" title="" id="56" name="Picture"/>
             <a:graphic>
@@ -19575,7 +19278,7 @@
                   <pic:spPr bwMode="auto">
                     <a:xfrm>
                       <a:off x="0" y="0"/>
-                      <a:ext cx="3600000" cy="2066087"/>
+                      <a:ext cx="3600000" cy="2068749"/>
                     </a:xfrm>
                     <a:prstGeom prst="rect">
                       <a:avLst/>
@@ -19596,13 +19299,13 @@
     </w:p>
     <w:p>
       <w:pPr>
-        <w:spacing w:before="0" w:after="0"/>
-      </w:pPr>
-    </w:p>
-    <w:p>
-      <w:pPr>
-        <w:spacing w:before="0" w:after="0"/>
-      </w:pPr>
+        <w:spacing w:before="160" w:after="80"/>
+      </w:pPr>
+      <w:r>
+        <w:pict>
+          <v:rect style="width:0;height:1.5pt" o:hralign="center" o:hrstd="t" o:hr="t"/>
+        </w:pict>
+      </w:r>
     </w:p>
     <w:p>
       <w:pPr>
@@ -19644,6 +19347,7 @@
       <w:pPr>
         <w:pStyle w:val="FirstParagraph"/>
         <w:spacing w:after="80"/>
+        <w:ind w:firstLine="420"/>
       </w:pPr>
       <w:r>
         <w:rPr>
@@ -20478,15 +20182,16 @@
       <w:tblPr>
         <w:tblStyle w:val="Table"/>
         <w:tblW w:type="auto" w:w="0"/>
+        <w:tblLook w:firstRow="1" w:lastRow="0" w:firstColumn="0" w:lastColumn="0" w:noHBand="0" w:noVBand="0" w:val="0020"/>
+        <w:jc w:val="center"/>
         <w:tblBorders>
-          <w:top w:val="single" w:sz="12" w:space="0" w:color="000000"/>
-          <w:left w:val="none" w:sz="0" w:space="0" w:color="auto"/>
-          <w:bottom w:val="single" w:sz="12" w:space="0" w:color="000000"/>
-          <w:right w:val="none" w:sz="0" w:space="0" w:color="auto"/>
-          <w:insideH w:val="none" w:sz="0" w:space="0" w:color="auto"/>
-          <w:insideV w:val="none" w:sz="0" w:space="0" w:color="auto"/>
+          <w:top w:val="single" w:sz="12" w:space="0" w:color="333333"/>
+          <w:bottom w:val="single" w:sz="12" w:space="0" w:color="333333"/>
+          <w:left w:val="none"/>
+          <w:right w:val="none"/>
+          <w:insideH w:val="none"/>
+          <w:insideV w:val="none"/>
         </w:tblBorders>
-        <w:tblLook w:firstRow="1" w:lastRow="0" w:firstColumn="0" w:lastColumn="0" w:noHBand="0" w:noVBand="0" w:val="0020"/>
       </w:tblPr>
       <w:tblGrid>
         <w:gridCol w:w="1980"/>
@@ -20501,7 +20206,7 @@
         <w:tc>
           <w:tcPr>
             <w:tcBorders>
-              <w:bottom w:val="single" w:sz="8" w:space="0" w:color="000000"/>
+              <w:bottom w:val="single" w:sz="6" w:space="0" w:color="333333"/>
             </w:tcBorders>
           </w:tcPr>
           <w:p>
@@ -20528,7 +20233,7 @@
         <w:tc>
           <w:tcPr>
             <w:tcBorders>
-              <w:bottom w:val="single" w:sz="8" w:space="0" w:color="000000"/>
+              <w:bottom w:val="single" w:sz="6" w:space="0" w:color="333333"/>
             </w:tcBorders>
           </w:tcPr>
           <w:p>
@@ -20555,7 +20260,7 @@
         <w:tc>
           <w:tcPr>
             <w:tcBorders>
-              <w:bottom w:val="single" w:sz="8" w:space="0" w:color="000000"/>
+              <w:bottom w:val="single" w:sz="6" w:space="0" w:color="333333"/>
             </w:tcBorders>
           </w:tcPr>
           <w:p>
@@ -20582,7 +20287,7 @@
         <w:tc>
           <w:tcPr>
             <w:tcBorders>
-              <w:bottom w:val="single" w:sz="8" w:space="0" w:color="000000"/>
+              <w:bottom w:val="single" w:sz="6" w:space="0" w:color="333333"/>
             </w:tcBorders>
           </w:tcPr>
           <w:p>
@@ -20797,6 +20502,7 @@
     <w:p>
       <w:pPr>
         <w:pStyle w:val="BodyText"/>
+        <w:ind w:firstLine="420"/>
       </w:pPr>
       <w:r>
         <w:rPr>
@@ -20835,7 +20541,7 @@
         </w:rPr>
         <w:drawing>
           <wp:inline>
-            <wp:extent cx="3231562" cy="2978437"/>
+            <wp:extent cx="3240000" cy="2978437"/>
             <wp:effectExtent b="0" l="0" r="0" t="0"/>
             <wp:docPr descr="" title="" id="63" name="Picture"/>
             <a:graphic>
@@ -20856,7 +20562,7 @@
                   <pic:spPr bwMode="auto">
                     <a:xfrm>
                       <a:off x="0" y="0"/>
-                      <a:ext cx="3231562" cy="2978437"/>
+                      <a:ext cx="3240000" cy="2978437"/>
                     </a:xfrm>
                     <a:prstGeom prst="rect">
                       <a:avLst/>
@@ -20878,6 +20584,7 @@
     <w:p>
       <w:pPr>
         <w:pStyle w:val="BodyText"/>
+        <w:ind w:firstLine="420"/>
       </w:pPr>
       <w:r>
         <w:rPr>
@@ -20916,7 +20623,7 @@
         </w:rPr>
         <w:drawing>
           <wp:inline>
-            <wp:extent cx="3240000" cy="2624062"/>
+            <wp:extent cx="3240000" cy="2649375"/>
             <wp:effectExtent b="0" l="0" r="0" t="0"/>
             <wp:docPr descr="" title="" id="66" name="Picture"/>
             <a:graphic>
@@ -20937,7 +20644,7 @@
                   <pic:spPr bwMode="auto">
                     <a:xfrm>
                       <a:off x="0" y="0"/>
-                      <a:ext cx="3240000" cy="2624062"/>
+                      <a:ext cx="3240000" cy="2649375"/>
                     </a:xfrm>
                     <a:prstGeom prst="rect">
                       <a:avLst/>
@@ -20959,6 +20666,7 @@
     <w:p>
       <w:pPr>
         <w:pStyle w:val="BodyText"/>
+        <w:ind w:firstLine="420"/>
       </w:pPr>
       <w:r>
         <w:rPr>
@@ -20997,7 +20705,7 @@
         </w:rPr>
         <w:drawing>
           <wp:inline>
-            <wp:extent cx="3240000" cy="2640938"/>
+            <wp:extent cx="3240000" cy="2657812"/>
             <wp:effectExtent b="0" l="0" r="0" t="0"/>
             <wp:docPr descr="" title="" id="69" name="Picture"/>
             <a:graphic>
@@ -21018,7 +20726,7 @@
                   <pic:spPr bwMode="auto">
                     <a:xfrm>
                       <a:off x="0" y="0"/>
-                      <a:ext cx="3240000" cy="2640938"/>
+                      <a:ext cx="3240000" cy="2657812"/>
                     </a:xfrm>
                     <a:prstGeom prst="rect">
                       <a:avLst/>
@@ -21040,6 +20748,7 @@
     <w:p>
       <w:pPr>
         <w:pStyle w:val="BodyText"/>
+        <w:ind w:firstLine="420"/>
       </w:pPr>
       <w:r>
         <w:rPr>
@@ -21068,43 +20777,13 @@
     </w:p>
     <w:p>
       <w:pPr>
-        <w:spacing w:before="0" w:after="0"/>
-      </w:pPr>
-    </w:p>
-    <w:p>
-      <w:pPr>
-        <w:spacing w:before="0" w:after="0"/>
-      </w:pPr>
-    </w:p>
-    <w:p>
-      <w:pPr>
-        <w:spacing w:before="0" w:after="0"/>
-      </w:pPr>
-    </w:p>
-    <w:p>
-      <w:pPr>
-        <w:spacing w:before="0" w:after="0"/>
-      </w:pPr>
-    </w:p>
-    <w:p>
-      <w:pPr>
-        <w:spacing w:before="0" w:after="0"/>
-      </w:pPr>
-    </w:p>
-    <w:p>
-      <w:pPr>
-        <w:spacing w:before="0" w:after="0"/>
-      </w:pPr>
-    </w:p>
-    <w:p>
-      <w:pPr>
-        <w:spacing w:before="0" w:after="0"/>
-      </w:pPr>
-    </w:p>
-    <w:p>
-      <w:pPr>
-        <w:spacing w:before="0" w:after="0"/>
-      </w:pPr>
+        <w:spacing w:before="160" w:after="80"/>
+      </w:pPr>
+      <w:r>
+        <w:pict>
+          <v:rect style="width:0;height:1.5pt" o:hralign="center" o:hrstd="t" o:hr="t"/>
+        </w:pict>
+      </w:r>
     </w:p>
     <w:p>
       <w:pPr>
@@ -21145,6 +20824,7 @@
     <w:p>
       <w:pPr>
         <w:pStyle w:val="FirstParagraph"/>
+        <w:ind w:firstLine="420"/>
       </w:pPr>
       <w:r>
         <w:rPr>
@@ -21937,6 +21617,7 @@
     <w:p>
       <w:pPr>
         <w:pStyle w:val="BodyText"/>
+        <w:ind w:firstLine="420"/>
       </w:pPr>
       <w:r>
         <w:rPr>
@@ -22157,6 +21838,7 @@
           <w:ilvl w:val="0"/>
           <w:numId w:val="1011"/>
         </w:numPr>
+        <w:ind w:firstLine="420"/>
       </w:pPr>
       <w:r>
         <w:rPr>
@@ -22177,6 +21859,7 @@
           <w:ilvl w:val="0"/>
           <w:numId w:val="1011"/>
         </w:numPr>
+        <w:ind w:firstLine="420"/>
       </w:pPr>
       <w:r>
         <w:rPr>
@@ -22234,43 +21917,13 @@
     </w:p>
     <w:p>
       <w:pPr>
-        <w:spacing w:before="0" w:after="0"/>
-      </w:pPr>
-    </w:p>
-    <w:p>
-      <w:pPr>
-        <w:spacing w:before="0" w:after="0"/>
-      </w:pPr>
-    </w:p>
-    <w:p>
-      <w:pPr>
-        <w:spacing w:before="0" w:after="0"/>
-      </w:pPr>
-    </w:p>
-    <w:p>
-      <w:pPr>
-        <w:spacing w:before="0" w:after="0"/>
-      </w:pPr>
-    </w:p>
-    <w:p>
-      <w:pPr>
-        <w:spacing w:before="0" w:after="0"/>
-      </w:pPr>
-    </w:p>
-    <w:p>
-      <w:pPr>
-        <w:spacing w:before="0" w:after="0"/>
-      </w:pPr>
-    </w:p>
-    <w:p>
-      <w:pPr>
-        <w:spacing w:before="0" w:after="0"/>
-      </w:pPr>
-    </w:p>
-    <w:p>
-      <w:pPr>
-        <w:spacing w:before="0" w:after="0"/>
-      </w:pPr>
+        <w:spacing w:before="160" w:after="80"/>
+      </w:pPr>
+      <w:r>
+        <w:pict>
+          <v:rect style="width:0;height:1.5pt" o:hralign="center" o:hrstd="t" o:hr="t"/>
+        </w:pict>
+      </w:r>
     </w:p>
     <w:p>
       <w:pPr>
@@ -22311,6 +21964,7 @@
     <w:p>
       <w:pPr>
         <w:pStyle w:val="FirstParagraph"/>
+        <w:ind w:firstLine="420"/>
       </w:pPr>
       <w:r>
         <w:rPr>
@@ -22878,6 +22532,7 @@
     <w:p>
       <w:pPr>
         <w:pStyle w:val="BodyText"/>
+        <w:ind w:firstLine="420"/>
       </w:pPr>
       <w:r>
         <w:rPr>
@@ -22898,6 +22553,7 @@
           <w:ilvl w:val="0"/>
           <w:numId w:val="1012"/>
         </w:numPr>
+        <w:ind w:firstLine="420"/>
       </w:pPr>
       <w:r>
         <w:rPr>
@@ -23060,6 +22716,7 @@
           <w:ilvl w:val="0"/>
           <w:numId w:val="1012"/>
         </w:numPr>
+        <w:ind w:firstLine="420"/>
       </w:pPr>
       <w:r>
         <w:rPr>
@@ -23128,6 +22785,7 @@
           <w:ilvl w:val="0"/>
           <w:numId w:val="1012"/>
         </w:numPr>
+        <w:ind w:firstLine="420"/>
       </w:pPr>
       <w:r>
         <w:rPr>
@@ -23230,6 +22888,7 @@
           <w:ilvl w:val="0"/>
           <w:numId w:val="1012"/>
         </w:numPr>
+        <w:ind w:firstLine="420"/>
       </w:pPr>
       <w:r>
         <w:rPr>
@@ -23284,43 +22943,13 @@
     </w:p>
     <w:p>
       <w:pPr>
-        <w:spacing w:before="0" w:after="0"/>
-      </w:pPr>
-    </w:p>
-    <w:p>
-      <w:pPr>
-        <w:spacing w:before="0" w:after="0"/>
-      </w:pPr>
-    </w:p>
-    <w:p>
-      <w:pPr>
-        <w:spacing w:before="0" w:after="0"/>
-      </w:pPr>
-    </w:p>
-    <w:p>
-      <w:pPr>
-        <w:spacing w:before="0" w:after="0"/>
-      </w:pPr>
-    </w:p>
-    <w:p>
-      <w:pPr>
-        <w:spacing w:before="0" w:after="0"/>
-      </w:pPr>
-    </w:p>
-    <w:p>
-      <w:pPr>
-        <w:spacing w:before="0" w:after="0"/>
-      </w:pPr>
-    </w:p>
-    <w:p>
-      <w:pPr>
-        <w:spacing w:before="0" w:after="0"/>
-      </w:pPr>
-    </w:p>
-    <w:p>
-      <w:pPr>
-        <w:spacing w:before="0" w:after="0"/>
-      </w:pPr>
+        <w:spacing w:before="160" w:after="80"/>
+      </w:pPr>
+      <w:r>
+        <w:pict>
+          <v:rect style="width:0;height:1.5pt" o:hralign="center" o:hrstd="t" o:hr="t"/>
+        </w:pict>
+      </w:r>
     </w:p>
     <w:p>
       <w:pPr>
@@ -23361,6 +22990,7 @@
     <w:p>
       <w:pPr>
         <w:pStyle w:val="FirstParagraph"/>
+        <w:ind w:firstLine="420"/>
       </w:pPr>
       <w:r>
         <w:rPr>
@@ -23717,6 +23347,7 @@
     <w:p>
       <w:pPr>
         <w:pStyle w:val="BodyText"/>
+        <w:ind w:firstLine="420"/>
       </w:pPr>
       <w:r>
         <w:rPr>
@@ -24019,28 +23650,13 @@
     </w:p>
     <w:p>
       <w:pPr>
-        <w:spacing w:before="0" w:after="0"/>
-      </w:pPr>
-    </w:p>
-    <w:p>
-      <w:pPr>
-        <w:spacing w:before="0" w:after="0"/>
-      </w:pPr>
-    </w:p>
-    <w:p>
-      <w:pPr>
-        <w:spacing w:before="0" w:after="0"/>
-      </w:pPr>
-    </w:p>
-    <w:p>
-      <w:pPr>
-        <w:spacing w:before="0" w:after="0"/>
-      </w:pPr>
-    </w:p>
-    <w:p>
-      <w:pPr>
-        <w:spacing w:before="0" w:after="0"/>
-      </w:pPr>
+        <w:spacing w:before="160" w:after="80"/>
+      </w:pPr>
+      <w:r>
+        <w:pict>
+          <v:rect style="width:0;height:1.5pt" o:hralign="center" o:hrstd="t" o:hr="t"/>
+        </w:pict>
+      </w:r>
     </w:p>
     <w:p>
       <w:pPr>
@@ -24081,6 +23697,7 @@
     <w:p>
       <w:pPr>
         <w:pStyle w:val="FirstParagraph"/>
+        <w:ind w:firstLine="420"/>
       </w:pPr>
       <w:r>
         <w:rPr>
@@ -24298,6 +23915,7 @@
     <w:p>
       <w:pPr>
         <w:pStyle w:val="FirstParagraph"/>
+        <w:ind w:firstLine="420"/>
       </w:pPr>
       <w:r>
         <w:rPr>
@@ -24729,6 +24347,7 @@
     <w:p>
       <w:pPr>
         <w:pStyle w:val="BodyText"/>
+        <w:ind w:firstLine="420"/>
       </w:pPr>
       <w:r>
         <w:rPr>
@@ -25076,6 +24695,7 @@
           <w:ilvl w:val="0"/>
           <w:numId w:val="1013"/>
         </w:numPr>
+        <w:ind w:firstLine="420"/>
       </w:pPr>
       <m:oMath>
         <m:sSup>
@@ -25194,6 +24814,7 @@
           <w:ilvl w:val="0"/>
           <w:numId w:val="1013"/>
         </w:numPr>
+        <w:ind w:firstLine="420"/>
       </w:pPr>
       <w:r>
         <w:rPr>
@@ -25606,28 +25227,13 @@
     </w:p>
     <w:p>
       <w:pPr>
-        <w:spacing w:before="0" w:after="0"/>
-      </w:pPr>
-    </w:p>
-    <w:p>
-      <w:pPr>
-        <w:spacing w:before="0" w:after="0"/>
-      </w:pPr>
-    </w:p>
-    <w:p>
-      <w:pPr>
-        <w:spacing w:before="0" w:after="0"/>
-      </w:pPr>
-    </w:p>
-    <w:p>
-      <w:pPr>
-        <w:spacing w:before="0" w:after="0"/>
-      </w:pPr>
-    </w:p>
-    <w:p>
-      <w:pPr>
-        <w:spacing w:before="0" w:after="0"/>
-      </w:pPr>
+        <w:spacing w:before="160" w:after="80"/>
+      </w:pPr>
+      <w:r>
+        <w:pict>
+          <v:rect style="width:0;height:1.5pt" o:hralign="center" o:hrstd="t" o:hr="t"/>
+        </w:pict>
+      </w:r>
     </w:p>
     <w:p>
       <w:pPr>
@@ -25668,6 +25274,7 @@
     <w:p>
       <w:pPr>
         <w:pStyle w:val="FirstParagraph"/>
+        <w:ind w:firstLine="420"/>
       </w:pPr>
       <w:r>
         <w:rPr>
@@ -26491,6 +26098,7 @@
           <w:ilvl w:val="0"/>
           <w:numId w:val="1014"/>
         </w:numPr>
+        <w:ind w:firstLine="420"/>
       </w:pPr>
       <w:r>
         <w:rPr>
@@ -26767,43 +26375,13 @@
     </w:p>
     <w:p>
       <w:pPr>
-        <w:spacing w:before="0" w:after="0"/>
-      </w:pPr>
-    </w:p>
-    <w:p>
-      <w:pPr>
-        <w:spacing w:before="0" w:after="0"/>
-      </w:pPr>
-    </w:p>
-    <w:p>
-      <w:pPr>
-        <w:spacing w:before="0" w:after="0"/>
-      </w:pPr>
-    </w:p>
-    <w:p>
-      <w:pPr>
-        <w:spacing w:before="0" w:after="0"/>
-      </w:pPr>
-    </w:p>
-    <w:p>
-      <w:pPr>
-        <w:spacing w:before="0" w:after="0"/>
-      </w:pPr>
-    </w:p>
-    <w:p>
-      <w:pPr>
-        <w:spacing w:before="0" w:after="0"/>
-      </w:pPr>
-    </w:p>
-    <w:p>
-      <w:pPr>
-        <w:spacing w:before="0" w:after="0"/>
-      </w:pPr>
-    </w:p>
-    <w:p>
-      <w:pPr>
-        <w:spacing w:before="0" w:after="0"/>
-      </w:pPr>
+        <w:spacing w:before="160" w:after="80"/>
+      </w:pPr>
+      <w:r>
+        <w:pict>
+          <v:rect style="width:0;height:1.5pt" o:hralign="center" o:hrstd="t" o:hr="t"/>
+        </w:pict>
+      </w:r>
     </w:p>
     <w:p>
       <w:pPr>
@@ -26844,6 +26422,7 @@
     <w:p>
       <w:pPr>
         <w:pStyle w:val="FirstParagraph"/>
+        <w:ind w:firstLine="420"/>
       </w:pPr>
       <w:r>
         <w:rPr>
@@ -26906,6 +26485,7 @@
           <w:ilvl w:val="0"/>
           <w:numId w:val="1015"/>
         </w:numPr>
+        <w:ind w:firstLine="420"/>
       </w:pPr>
       <w:r>
         <w:rPr>
@@ -27078,6 +26658,7 @@
           <w:ilvl w:val="0"/>
           <w:numId w:val="1015"/>
         </w:numPr>
+        <w:ind w:firstLine="420"/>
       </w:pPr>
       <w:r>
         <w:rPr>
@@ -27098,6 +26679,7 @@
           <w:ilvl w:val="0"/>
           <w:numId w:val="1015"/>
         </w:numPr>
+        <w:ind w:firstLine="420"/>
       </w:pPr>
       <w:r>
         <w:rPr>
@@ -27218,6 +26800,7 @@
           <w:ilvl w:val="0"/>
           <w:numId w:val="1015"/>
         </w:numPr>
+        <w:ind w:firstLine="420"/>
       </w:pPr>
       <w:r>
         <w:rPr>
@@ -27413,28 +26996,13 @@
     </w:p>
     <w:p>
       <w:pPr>
-        <w:spacing w:before="0" w:after="0"/>
-      </w:pPr>
-    </w:p>
-    <w:p>
-      <w:pPr>
-        <w:spacing w:before="0" w:after="0"/>
-      </w:pPr>
-    </w:p>
-    <w:p>
-      <w:pPr>
-        <w:spacing w:before="0" w:after="0"/>
-      </w:pPr>
-    </w:p>
-    <w:p>
-      <w:pPr>
-        <w:spacing w:before="0" w:after="0"/>
-      </w:pPr>
-    </w:p>
-    <w:p>
-      <w:pPr>
-        <w:spacing w:before="0" w:after="0"/>
-      </w:pPr>
+        <w:spacing w:before="160" w:after="80"/>
+      </w:pPr>
+      <w:r>
+        <w:pict>
+          <v:rect style="width:0;height:1.5pt" o:hralign="center" o:hrstd="t" o:hr="t"/>
+        </w:pict>
+      </w:r>
     </w:p>
     <w:p>
       <w:pPr>
@@ -27475,6 +27043,7 @@
     <w:p>
       <w:pPr>
         <w:pStyle w:val="FirstParagraph"/>
+        <w:ind w:firstLine="420"/>
       </w:pPr>
       <w:r>
         <w:rPr>
@@ -27526,6 +27095,7 @@
           <w:ilvl w:val="0"/>
           <w:numId w:val="1016"/>
         </w:numPr>
+        <w:ind w:firstLine="420"/>
       </w:pPr>
       <w:r>
         <w:rPr>
@@ -27846,6 +27416,7 @@
     <w:p>
       <w:pPr>
         <w:pStyle w:val="FirstParagraph"/>
+        <w:ind w:firstLine="420"/>
       </w:pPr>
       <w:r>
         <w:rPr>
@@ -27869,6 +27440,7 @@
     <w:p>
       <w:pPr>
         <w:pStyle w:val="BodyText"/>
+        <w:ind w:firstLine="420"/>
       </w:pPr>
       <w:r>
         <w:rPr>
@@ -27927,6 +27499,7 @@
     <w:p>
       <w:pPr>
         <w:pStyle w:val="BodyText"/>
+        <w:ind w:firstLine="420"/>
       </w:pPr>
       <w:r>
         <w:rPr>
@@ -28061,6 +27634,7 @@
           <w:ilvl w:val="0"/>
           <w:numId w:val="1017"/>
         </w:numPr>
+        <w:ind w:firstLine="420"/>
       </w:pPr>
       <w:r>
         <w:rPr>
@@ -28351,6 +27925,7 @@
     <w:p>
       <w:pPr>
         <w:pStyle w:val="FirstParagraph"/>
+        <w:ind w:firstLine="420"/>
       </w:pPr>
       <w:r>
         <w:rPr>
@@ -28636,6 +28211,7 @@
       <w:pPr>
         <w:pStyle w:val="BodyText"/>
         <w:spacing w:after="80"/>
+        <w:ind w:firstLine="420"/>
       </w:pPr>
       <w:r>
         <w:rPr>
@@ -28887,15 +28463,16 @@
       <w:tblPr>
         <w:tblStyle w:val="Table"/>
         <w:tblW w:type="auto" w:w="0"/>
+        <w:tblLook w:firstRow="1" w:lastRow="0" w:firstColumn="0" w:lastColumn="0" w:noHBand="0" w:noVBand="0" w:val="0020"/>
+        <w:jc w:val="center"/>
         <w:tblBorders>
-          <w:top w:val="single" w:sz="12" w:space="0" w:color="000000"/>
-          <w:left w:val="none" w:sz="0" w:space="0" w:color="auto"/>
-          <w:bottom w:val="single" w:sz="12" w:space="0" w:color="000000"/>
-          <w:right w:val="none" w:sz="0" w:space="0" w:color="auto"/>
-          <w:insideH w:val="none" w:sz="0" w:space="0" w:color="auto"/>
-          <w:insideV w:val="none" w:sz="0" w:space="0" w:color="auto"/>
+          <w:top w:val="single" w:sz="12" w:space="0" w:color="333333"/>
+          <w:bottom w:val="single" w:sz="12" w:space="0" w:color="333333"/>
+          <w:left w:val="none"/>
+          <w:right w:val="none"/>
+          <w:insideH w:val="none"/>
+          <w:insideV w:val="none"/>
         </w:tblBorders>
-        <w:tblLook w:firstRow="1" w:lastRow="0" w:firstColumn="0" w:lastColumn="0" w:noHBand="0" w:noVBand="0" w:val="0020"/>
       </w:tblPr>
       <w:tblGrid>
         <w:gridCol w:w="1980"/>
@@ -28910,7 +28487,7 @@
         <w:tc>
           <w:tcPr>
             <w:tcBorders>
-              <w:bottom w:val="single" w:sz="8" w:space="0" w:color="000000"/>
+              <w:bottom w:val="single" w:sz="6" w:space="0" w:color="333333"/>
             </w:tcBorders>
           </w:tcPr>
           <w:p>
@@ -28930,7 +28507,7 @@
         <w:tc>
           <w:tcPr>
             <w:tcBorders>
-              <w:bottom w:val="single" w:sz="8" w:space="0" w:color="000000"/>
+              <w:bottom w:val="single" w:sz="6" w:space="0" w:color="333333"/>
             </w:tcBorders>
           </w:tcPr>
           <w:p>
@@ -28957,7 +28534,7 @@
         <w:tc>
           <w:tcPr>
             <w:tcBorders>
-              <w:bottom w:val="single" w:sz="8" w:space="0" w:color="000000"/>
+              <w:bottom w:val="single" w:sz="6" w:space="0" w:color="333333"/>
             </w:tcBorders>
           </w:tcPr>
           <w:p>
@@ -28970,7 +28547,7 @@
         <w:tc>
           <w:tcPr>
             <w:tcBorders>
-              <w:bottom w:val="single" w:sz="8" w:space="0" w:color="000000"/>
+              <w:bottom w:val="single" w:sz="6" w:space="0" w:color="333333"/>
             </w:tcBorders>
           </w:tcPr>
           <w:p>
@@ -29122,6 +28699,7 @@
       <w:pPr>
         <w:pStyle w:val="BodyText"/>
         <w:spacing w:before="120"/>
+        <w:ind w:firstLine="420"/>
       </w:pPr>
       <w:r>
         <w:rPr>
@@ -29173,43 +28751,13 @@
     </w:p>
     <w:p>
       <w:pPr>
-        <w:spacing w:before="0" w:after="0"/>
-      </w:pPr>
-    </w:p>
-    <w:p>
-      <w:pPr>
-        <w:spacing w:before="0" w:after="0"/>
-      </w:pPr>
-    </w:p>
-    <w:p>
-      <w:pPr>
-        <w:spacing w:before="0" w:after="0"/>
-      </w:pPr>
-    </w:p>
-    <w:p>
-      <w:pPr>
-        <w:spacing w:before="0" w:after="0"/>
-      </w:pPr>
-    </w:p>
-    <w:p>
-      <w:pPr>
-        <w:spacing w:before="0" w:after="0"/>
-      </w:pPr>
-    </w:p>
-    <w:p>
-      <w:pPr>
-        <w:spacing w:before="0" w:after="0"/>
-      </w:pPr>
-    </w:p>
-    <w:p>
-      <w:pPr>
-        <w:spacing w:before="0" w:after="0"/>
-      </w:pPr>
-    </w:p>
-    <w:p>
-      <w:pPr>
-        <w:spacing w:before="0" w:after="0"/>
-      </w:pPr>
+        <w:spacing w:before="160" w:after="80"/>
+      </w:pPr>
+      <w:r>
+        <w:pict>
+          <v:rect style="width:0;height:1.5pt" o:hralign="center" o:hrstd="t" o:hr="t"/>
+        </w:pict>
+      </w:r>
     </w:p>
     <w:p>
       <w:pPr>
@@ -30128,7 +29676,7 @@
     <ns0:rPr>
       <ns0:rFonts ns0:ascii="Times New Roman" ns0:cs="Times New Roman" ns0:eastAsia="SimHei" ns0:hAnsi="Times New Roman"/>
       <ns0:b/>
-      <ns0:color ns0:val="000000"/>
+      <ns0:color ns0:val="17324D"/>
       <ns0:sz ns0:val="44"/>
       <ns0:szCs ns0:val="56"/>
     </ns0:rPr>
@@ -30270,7 +29818,7 @@
     <ns0:rPr>
       <ns0:rFonts ns0:ascii="Times New Roman" ns0:cs="Times New Roman" ns0:eastAsia="SimHei" ns0:hAnsi="Times New Roman"/>
       <ns0:b/>
-      <ns0:color ns0:val="000000"/>
+      <ns0:color ns0:val="17324D"/>
       <ns0:sz ns0:val="32"/>
       <ns0:szCs ns0:val="40"/>
     </ns0:rPr>
@@ -30294,7 +29842,7 @@
     <ns0:rPr>
       <ns0:rFonts ns0:ascii="Times New Roman" ns0:cs="Times New Roman" ns0:eastAsia="SimHei" ns0:hAnsi="Times New Roman"/>
       <ns0:b/>
-      <ns0:color ns0:val="000000"/>
+      <ns0:color ns0:val="17324D"/>
       <ns0:sz ns0:val="28"/>
       <ns0:szCs ns0:val="32"/>
     </ns0:rPr>
@@ -30318,7 +29866,7 @@
     <ns0:rPr>
       <ns0:rFonts ns0:ascii="Times New Roman" ns0:cs="Times New Roman" ns0:eastAsia="SimHei" ns0:hAnsi="Times New Roman"/>
       <ns0:b/>
-      <ns0:color ns0:val="000000"/>
+      <ns0:color ns0:val="17324D"/>
       <ns0:sz ns0:val="25"/>
       <ns0:szCs ns0:val="28"/>
     </ns0:rPr>
